--- a/assets/Lovnish_Verma_Resume.docx
+++ b/assets/Lovnish_Verma_Resume.docx
@@ -120,7 +120,7 @@
         <w:spacing w:after="20"/>
         <w:jc w:val="center"/>
       </w:pPr>
-      <w:hyperlink r:id="rId5" w:history="1">
+      <w:hyperlink r:id="rId7" w:history="1">
         <w:r>
           <w:rPr>
             <w:rFonts w:ascii="Arial" w:eastAsia="Arial" w:hAnsi="Arial" w:cs="Arial"/>
@@ -141,7 +141,7 @@
         </w:rPr>
         <w:t xml:space="preserve">  |  </w:t>
       </w:r>
-      <w:hyperlink r:id="rId6" w:history="1">
+      <w:hyperlink r:id="rId8" w:history="1">
         <w:r>
           <w:rPr>
             <w:rFonts w:ascii="Arial" w:eastAsia="Arial" w:hAnsi="Arial" w:cs="Arial"/>
@@ -162,7 +162,7 @@
         </w:rPr>
         <w:t xml:space="preserve">  |  </w:t>
       </w:r>
-      <w:hyperlink r:id="rId7" w:history="1">
+      <w:hyperlink r:id="rId9" w:history="1">
         <w:r>
           <w:rPr>
             <w:rFonts w:ascii="Arial" w:eastAsia="Arial" w:hAnsi="Arial" w:cs="Arial"/>
@@ -183,7 +183,7 @@
         </w:rPr>
         <w:t xml:space="preserve">  |  </w:t>
       </w:r>
-      <w:hyperlink r:id="rId8" w:history="1">
+      <w:hyperlink r:id="rId10" w:history="1">
         <w:proofErr w:type="spellStart"/>
         <w:r>
           <w:rPr>
@@ -206,7 +206,7 @@
         </w:rPr>
         <w:t xml:space="preserve">  |  </w:t>
       </w:r>
-      <w:hyperlink r:id="rId9" w:history="1">
+      <w:hyperlink r:id="rId11" w:history="1">
         <w:r>
           <w:rPr>
             <w:rFonts w:ascii="Arial" w:eastAsia="Arial" w:hAnsi="Arial" w:cs="Arial"/>
@@ -227,7 +227,7 @@
         </w:rPr>
         <w:t xml:space="preserve">  |  </w:t>
       </w:r>
-      <w:hyperlink r:id="rId10" w:history="1">
+      <w:hyperlink r:id="rId12" w:history="1">
         <w:r>
           <w:rPr>
             <w:rFonts w:ascii="Arial" w:eastAsia="Arial" w:hAnsi="Arial" w:cs="Arial"/>
@@ -396,16 +396,7 @@
           <w:sz w:val="19"/>
           <w:szCs w:val="19"/>
         </w:rPr>
-        <w:t>National Institute of Electronics and Information Technology</w:t>
-      </w:r>
-      <w:r>
-        <w:rPr>
-          <w:rFonts w:ascii="Arial" w:eastAsia="Arial" w:hAnsi="Arial" w:cs="Arial"/>
-          <w:color w:val="2E75B6"/>
-          <w:sz w:val="19"/>
-          <w:szCs w:val="19"/>
-        </w:rPr>
-        <w:t>, Ropar, Punjab</w:t>
+        <w:t>NIELIT, Ropar, Punjab</w:t>
       </w:r>
       <w:r>
         <w:rPr>
@@ -727,16 +718,7 @@
           <w:sz w:val="19"/>
           <w:szCs w:val="19"/>
         </w:rPr>
-        <w:t>National Institute of Electronics and Information Technology</w:t>
-      </w:r>
-      <w:r>
-        <w:rPr>
-          <w:rFonts w:ascii="Arial" w:eastAsia="Arial" w:hAnsi="Arial" w:cs="Arial"/>
-          <w:color w:val="2E75B6"/>
-          <w:sz w:val="19"/>
-          <w:szCs w:val="19"/>
-        </w:rPr>
-        <w:t>, Ropar, Punjab</w:t>
+        <w:t>NIELIT, Ropar, Punjab</w:t>
       </w:r>
       <w:r>
         <w:rPr>
@@ -1431,27 +1413,37 @@
           <w:sz w:val="19"/>
           <w:szCs w:val="19"/>
         </w:rPr>
-        <w:t xml:space="preserve">Evaluator – National Screening Round — Smart India Hackathon 2025 (Govt. of India &amp; </w:t>
-      </w:r>
-      <w:proofErr w:type="gramStart"/>
-      <w:r>
-        <w:rPr>
-          <w:rFonts w:ascii="Arial" w:eastAsia="Arial" w:hAnsi="Arial" w:cs="Arial"/>
-          <w:color w:val="000000"/>
-          <w:sz w:val="19"/>
-          <w:szCs w:val="19"/>
-        </w:rPr>
-        <w:t>AICTE)  |</w:t>
-      </w:r>
-      <w:proofErr w:type="gramEnd"/>
-      <w:r>
-        <w:rPr>
-          <w:rFonts w:ascii="Arial" w:eastAsia="Arial" w:hAnsi="Arial" w:cs="Arial"/>
-          <w:color w:val="000000"/>
-          <w:sz w:val="19"/>
-          <w:szCs w:val="19"/>
-        </w:rPr>
-        <w:t xml:space="preserve">  Dec 2025</w:t>
+        <w:t>Evaluator – National Screening Round — Smart India Hackathon 2025 (Govt. of India &amp; AICTE)  |  Dec 2025</w:t>
+      </w:r>
+      <w:r>
+        <w:rPr>
+          <w:rFonts w:ascii="Arial" w:eastAsia="Arial" w:hAnsi="Arial" w:cs="Arial"/>
+          <w:color w:val="595959"/>
+          <w:sz w:val="19"/>
+          <w:szCs w:val="19"/>
+        </w:rPr>
+        <w:t xml:space="preserve">  [</w:t>
+      </w:r>
+      <w:hyperlink r:id="rId13" w:history="1">
+        <w:r>
+          <w:rPr>
+            <w:rFonts w:ascii="Arial" w:eastAsia="Arial" w:hAnsi="Arial" w:cs="Arial"/>
+            <w:color w:val="2E75B6"/>
+            <w:sz w:val="19"/>
+            <w:szCs w:val="19"/>
+            <w:u w:val="single"/>
+          </w:rPr>
+          <w:t>Verify Credential</w:t>
+        </w:r>
+      </w:hyperlink>
+      <w:r>
+        <w:rPr>
+          <w:rFonts w:ascii="Arial" w:eastAsia="Arial" w:hAnsi="Arial" w:cs="Arial"/>
+          <w:color w:val="595959"/>
+          <w:sz w:val="19"/>
+          <w:szCs w:val="19"/>
+        </w:rPr>
+        <w:t>]</w:t>
       </w:r>
     </w:p>
     <w:p>
@@ -1522,7 +1514,58 @@
           <w:sz w:val="19"/>
           <w:szCs w:val="19"/>
         </w:rPr>
-        <w:t xml:space="preserve">  Nov 2025</w:t>
+        <w:t xml:space="preserve">  Nov </w:t>
+      </w:r>
+      <w:proofErr w:type="gramStart"/>
+      <w:r>
+        <w:rPr>
+          <w:rFonts w:ascii="Arial" w:eastAsia="Arial" w:hAnsi="Arial" w:cs="Arial"/>
+          <w:color w:val="000000"/>
+          <w:sz w:val="19"/>
+          <w:szCs w:val="19"/>
+        </w:rPr>
+        <w:t>2025</w:t>
+      </w:r>
+      <w:r>
+        <w:rPr>
+          <w:rFonts w:ascii="Arial" w:eastAsia="Arial" w:hAnsi="Arial" w:cs="Arial"/>
+          <w:color w:val="595959"/>
+          <w:sz w:val="19"/>
+          <w:szCs w:val="19"/>
+        </w:rPr>
+        <w:t xml:space="preserve">  [</w:t>
+      </w:r>
+      <w:proofErr w:type="gramEnd"/>
+      <w:r>
+        <w:fldChar w:fldCharType="begin"/>
+      </w:r>
+      <w:r>
+        <w:instrText>HYPERLINK "https://paranox.techxninjas.com/result"</w:instrText>
+      </w:r>
+      <w:r>
+        <w:fldChar w:fldCharType="separate"/>
+      </w:r>
+      <w:r>
+        <w:rPr>
+          <w:rFonts w:ascii="Arial" w:eastAsia="Arial" w:hAnsi="Arial" w:cs="Arial"/>
+          <w:color w:val="2E75B6"/>
+          <w:sz w:val="19"/>
+          <w:szCs w:val="19"/>
+          <w:u w:val="single"/>
+        </w:rPr>
+        <w:t>Verify Credential</w:t>
+      </w:r>
+      <w:r>
+        <w:fldChar w:fldCharType="end"/>
+      </w:r>
+      <w:r>
+        <w:rPr>
+          <w:rFonts w:ascii="Arial" w:eastAsia="Arial" w:hAnsi="Arial" w:cs="Arial"/>
+          <w:color w:val="595959"/>
+          <w:sz w:val="19"/>
+          <w:szCs w:val="19"/>
+        </w:rPr>
+        <w:t>]</w:t>
       </w:r>
     </w:p>
     <w:p>
@@ -1542,27 +1585,38 @@
           <w:sz w:val="19"/>
           <w:szCs w:val="19"/>
         </w:rPr>
-        <w:t xml:space="preserve">Certificate of Competency: AI on Jetson Nano — </w:t>
-      </w:r>
-      <w:proofErr w:type="gramStart"/>
-      <w:r>
-        <w:rPr>
-          <w:rFonts w:ascii="Arial" w:eastAsia="Arial" w:hAnsi="Arial" w:cs="Arial"/>
-          <w:color w:val="000000"/>
-          <w:sz w:val="19"/>
-          <w:szCs w:val="19"/>
-        </w:rPr>
-        <w:t>NVIDIA  |</w:t>
-      </w:r>
-      <w:proofErr w:type="gramEnd"/>
-      <w:r>
-        <w:rPr>
-          <w:rFonts w:ascii="Arial" w:eastAsia="Arial" w:hAnsi="Arial" w:cs="Arial"/>
-          <w:color w:val="000000"/>
-          <w:sz w:val="19"/>
-          <w:szCs w:val="19"/>
-        </w:rPr>
-        <w:t xml:space="preserve">  Nov 2025</w:t>
+        <w:lastRenderedPageBreak/>
+        <w:t>Certificate of Competency: AI on Jetson Nano — NVIDIA  |  Nov 2025</w:t>
+      </w:r>
+      <w:r>
+        <w:rPr>
+          <w:rFonts w:ascii="Arial" w:eastAsia="Arial" w:hAnsi="Arial" w:cs="Arial"/>
+          <w:color w:val="595959"/>
+          <w:sz w:val="19"/>
+          <w:szCs w:val="19"/>
+        </w:rPr>
+        <w:t xml:space="preserve">  [</w:t>
+      </w:r>
+      <w:hyperlink r:id="rId14" w:history="1">
+        <w:r>
+          <w:rPr>
+            <w:rFonts w:ascii="Arial" w:eastAsia="Arial" w:hAnsi="Arial" w:cs="Arial"/>
+            <w:color w:val="2E75B6"/>
+            <w:sz w:val="19"/>
+            <w:szCs w:val="19"/>
+            <w:u w:val="single"/>
+          </w:rPr>
+          <w:t>Verify Credential</w:t>
+        </w:r>
+      </w:hyperlink>
+      <w:r>
+        <w:rPr>
+          <w:rFonts w:ascii="Arial" w:eastAsia="Arial" w:hAnsi="Arial" w:cs="Arial"/>
+          <w:color w:val="595959"/>
+          <w:sz w:val="19"/>
+          <w:szCs w:val="19"/>
+        </w:rPr>
+        <w:t>]</w:t>
       </w:r>
     </w:p>
     <w:p>
@@ -1582,28 +1636,37 @@
           <w:sz w:val="19"/>
           <w:szCs w:val="19"/>
         </w:rPr>
-        <w:lastRenderedPageBreak/>
-        <w:t xml:space="preserve">Critical Thinking in the AI Era — HP LIFE &amp; HP </w:t>
-      </w:r>
-      <w:proofErr w:type="gramStart"/>
-      <w:r>
-        <w:rPr>
-          <w:rFonts w:ascii="Arial" w:eastAsia="Arial" w:hAnsi="Arial" w:cs="Arial"/>
-          <w:color w:val="000000"/>
-          <w:sz w:val="19"/>
-          <w:szCs w:val="19"/>
-        </w:rPr>
-        <w:t>Foundation  |</w:t>
-      </w:r>
-      <w:proofErr w:type="gramEnd"/>
-      <w:r>
-        <w:rPr>
-          <w:rFonts w:ascii="Arial" w:eastAsia="Arial" w:hAnsi="Arial" w:cs="Arial"/>
-          <w:color w:val="000000"/>
-          <w:sz w:val="19"/>
-          <w:szCs w:val="19"/>
-        </w:rPr>
-        <w:t xml:space="preserve">  Feb 2026</w:t>
+        <w:t>Critical Thinking in the AI Era — HP LIFE &amp; HP Foundation  |  Feb 2026</w:t>
+      </w:r>
+      <w:r>
+        <w:rPr>
+          <w:rFonts w:ascii="Arial" w:eastAsia="Arial" w:hAnsi="Arial" w:cs="Arial"/>
+          <w:color w:val="595959"/>
+          <w:sz w:val="19"/>
+          <w:szCs w:val="19"/>
+        </w:rPr>
+        <w:t xml:space="preserve">  [</w:t>
+      </w:r>
+      <w:hyperlink r:id="rId15" w:history="1">
+        <w:r>
+          <w:rPr>
+            <w:rFonts w:ascii="Arial" w:eastAsia="Arial" w:hAnsi="Arial" w:cs="Arial"/>
+            <w:color w:val="2E75B6"/>
+            <w:sz w:val="19"/>
+            <w:szCs w:val="19"/>
+            <w:u w:val="single"/>
+          </w:rPr>
+          <w:t>Verify Credential</w:t>
+        </w:r>
+      </w:hyperlink>
+      <w:r>
+        <w:rPr>
+          <w:rFonts w:ascii="Arial" w:eastAsia="Arial" w:hAnsi="Arial" w:cs="Arial"/>
+          <w:color w:val="595959"/>
+          <w:sz w:val="19"/>
+          <w:szCs w:val="19"/>
+        </w:rPr>
+        <w:t>]</w:t>
       </w:r>
     </w:p>
     <w:p>
@@ -1654,7 +1717,58 @@
           <w:sz w:val="19"/>
           <w:szCs w:val="19"/>
         </w:rPr>
-        <w:t xml:space="preserve">  Feb 2026</w:t>
+        <w:t xml:space="preserve">  Feb </w:t>
+      </w:r>
+      <w:proofErr w:type="gramStart"/>
+      <w:r>
+        <w:rPr>
+          <w:rFonts w:ascii="Arial" w:eastAsia="Arial" w:hAnsi="Arial" w:cs="Arial"/>
+          <w:color w:val="000000"/>
+          <w:sz w:val="19"/>
+          <w:szCs w:val="19"/>
+        </w:rPr>
+        <w:t>2026</w:t>
+      </w:r>
+      <w:r>
+        <w:rPr>
+          <w:rFonts w:ascii="Arial" w:eastAsia="Arial" w:hAnsi="Arial" w:cs="Arial"/>
+          <w:color w:val="595959"/>
+          <w:sz w:val="19"/>
+          <w:szCs w:val="19"/>
+        </w:rPr>
+        <w:t xml:space="preserve">  [</w:t>
+      </w:r>
+      <w:proofErr w:type="gramEnd"/>
+      <w:r>
+        <w:fldChar w:fldCharType="begin"/>
+      </w:r>
+      <w:r>
+        <w:instrText>HYPERLINK "https://www.freecodecamp.org/certification/lovnish/python-v9"</w:instrText>
+      </w:r>
+      <w:r>
+        <w:fldChar w:fldCharType="separate"/>
+      </w:r>
+      <w:r>
+        <w:rPr>
+          <w:rFonts w:ascii="Arial" w:eastAsia="Arial" w:hAnsi="Arial" w:cs="Arial"/>
+          <w:color w:val="2E75B6"/>
+          <w:sz w:val="19"/>
+          <w:szCs w:val="19"/>
+          <w:u w:val="single"/>
+        </w:rPr>
+        <w:t>Verify Credential</w:t>
+      </w:r>
+      <w:r>
+        <w:fldChar w:fldCharType="end"/>
+      </w:r>
+      <w:r>
+        <w:rPr>
+          <w:rFonts w:ascii="Arial" w:eastAsia="Arial" w:hAnsi="Arial" w:cs="Arial"/>
+          <w:color w:val="595959"/>
+          <w:sz w:val="19"/>
+          <w:szCs w:val="19"/>
+        </w:rPr>
+        <w:t>]</w:t>
       </w:r>
     </w:p>
     <w:p>
@@ -1674,27 +1788,37 @@
           <w:sz w:val="19"/>
           <w:szCs w:val="19"/>
         </w:rPr>
-        <w:t xml:space="preserve">CITI Program Certification: Human Research — MIT </w:t>
-      </w:r>
-      <w:proofErr w:type="gramStart"/>
-      <w:r>
-        <w:rPr>
-          <w:rFonts w:ascii="Arial" w:eastAsia="Arial" w:hAnsi="Arial" w:cs="Arial"/>
-          <w:color w:val="000000"/>
-          <w:sz w:val="19"/>
-          <w:szCs w:val="19"/>
-        </w:rPr>
-        <w:t>Affiliates  |</w:t>
-      </w:r>
-      <w:proofErr w:type="gramEnd"/>
-      <w:r>
-        <w:rPr>
-          <w:rFonts w:ascii="Arial" w:eastAsia="Arial" w:hAnsi="Arial" w:cs="Arial"/>
-          <w:color w:val="000000"/>
-          <w:sz w:val="19"/>
-          <w:szCs w:val="19"/>
-        </w:rPr>
-        <w:t xml:space="preserve">  Feb 2026</w:t>
+        <w:t>CITI Program Certification: Human Research — MIT Affiliates  |  Feb 2026</w:t>
+      </w:r>
+      <w:r>
+        <w:rPr>
+          <w:rFonts w:ascii="Arial" w:eastAsia="Arial" w:hAnsi="Arial" w:cs="Arial"/>
+          <w:color w:val="595959"/>
+          <w:sz w:val="19"/>
+          <w:szCs w:val="19"/>
+        </w:rPr>
+        <w:t xml:space="preserve">  [</w:t>
+      </w:r>
+      <w:hyperlink r:id="rId16" w:history="1">
+        <w:r>
+          <w:rPr>
+            <w:rFonts w:ascii="Arial" w:eastAsia="Arial" w:hAnsi="Arial" w:cs="Arial"/>
+            <w:color w:val="2E75B6"/>
+            <w:sz w:val="19"/>
+            <w:szCs w:val="19"/>
+            <w:u w:val="single"/>
+          </w:rPr>
+          <w:t>Verify Credential</w:t>
+        </w:r>
+      </w:hyperlink>
+      <w:r>
+        <w:rPr>
+          <w:rFonts w:ascii="Arial" w:eastAsia="Arial" w:hAnsi="Arial" w:cs="Arial"/>
+          <w:color w:val="595959"/>
+          <w:sz w:val="19"/>
+          <w:szCs w:val="19"/>
+        </w:rPr>
+        <w:t>]</w:t>
       </w:r>
     </w:p>
     <w:p>
@@ -1734,27 +1858,37 @@
           <w:sz w:val="19"/>
           <w:szCs w:val="19"/>
         </w:rPr>
-        <w:t xml:space="preserve"> Python </w:t>
-      </w:r>
-      <w:proofErr w:type="gramStart"/>
-      <w:r>
-        <w:rPr>
-          <w:rFonts w:ascii="Arial" w:eastAsia="Arial" w:hAnsi="Arial" w:cs="Arial"/>
-          <w:color w:val="000000"/>
-          <w:sz w:val="19"/>
-          <w:szCs w:val="19"/>
-        </w:rPr>
-        <w:t>Institute  |</w:t>
-      </w:r>
-      <w:proofErr w:type="gramEnd"/>
-      <w:r>
-        <w:rPr>
-          <w:rFonts w:ascii="Arial" w:eastAsia="Arial" w:hAnsi="Arial" w:cs="Arial"/>
-          <w:color w:val="000000"/>
-          <w:sz w:val="19"/>
-          <w:szCs w:val="19"/>
-        </w:rPr>
-        <w:t xml:space="preserve">  Jan 2026</w:t>
+        <w:t xml:space="preserve"> Python Institute  |  Jan 2026</w:t>
+      </w:r>
+      <w:r>
+        <w:rPr>
+          <w:rFonts w:ascii="Arial" w:eastAsia="Arial" w:hAnsi="Arial" w:cs="Arial"/>
+          <w:color w:val="595959"/>
+          <w:sz w:val="19"/>
+          <w:szCs w:val="19"/>
+        </w:rPr>
+        <w:t xml:space="preserve">  [</w:t>
+      </w:r>
+      <w:hyperlink r:id="rId17" w:history="1">
+        <w:r>
+          <w:rPr>
+            <w:rFonts w:ascii="Arial" w:eastAsia="Arial" w:hAnsi="Arial" w:cs="Arial"/>
+            <w:color w:val="2E75B6"/>
+            <w:sz w:val="19"/>
+            <w:szCs w:val="19"/>
+            <w:u w:val="single"/>
+          </w:rPr>
+          <w:t>Verify Credential</w:t>
+        </w:r>
+      </w:hyperlink>
+      <w:r>
+        <w:rPr>
+          <w:rFonts w:ascii="Arial" w:eastAsia="Arial" w:hAnsi="Arial" w:cs="Arial"/>
+          <w:color w:val="595959"/>
+          <w:sz w:val="19"/>
+          <w:szCs w:val="19"/>
+        </w:rPr>
+        <w:t>]</w:t>
       </w:r>
     </w:p>
     <w:p>
@@ -1785,7 +1919,58 @@
           <w:sz w:val="19"/>
           <w:szCs w:val="19"/>
         </w:rPr>
-        <w:t xml:space="preserve"> Fundamentals — Microsoft &amp; DSCI</w:t>
+        <w:t xml:space="preserve"> Fundamentals — Microsoft &amp; </w:t>
+      </w:r>
+      <w:proofErr w:type="gramStart"/>
+      <w:r>
+        <w:rPr>
+          <w:rFonts w:ascii="Arial" w:eastAsia="Arial" w:hAnsi="Arial" w:cs="Arial"/>
+          <w:color w:val="000000"/>
+          <w:sz w:val="19"/>
+          <w:szCs w:val="19"/>
+        </w:rPr>
+        <w:t>DSCI</w:t>
+      </w:r>
+      <w:r>
+        <w:rPr>
+          <w:rFonts w:ascii="Arial" w:eastAsia="Arial" w:hAnsi="Arial" w:cs="Arial"/>
+          <w:color w:val="595959"/>
+          <w:sz w:val="19"/>
+          <w:szCs w:val="19"/>
+        </w:rPr>
+        <w:t xml:space="preserve">  [</w:t>
+      </w:r>
+      <w:proofErr w:type="gramEnd"/>
+      <w:r>
+        <w:fldChar w:fldCharType="begin"/>
+      </w:r>
+      <w:r>
+        <w:instrText>HYPERLINK "https://www.linkedin.com/in/lovnishverma"</w:instrText>
+      </w:r>
+      <w:r>
+        <w:fldChar w:fldCharType="separate"/>
+      </w:r>
+      <w:r>
+        <w:rPr>
+          <w:rFonts w:ascii="Arial" w:eastAsia="Arial" w:hAnsi="Arial" w:cs="Arial"/>
+          <w:color w:val="2E75B6"/>
+          <w:sz w:val="19"/>
+          <w:szCs w:val="19"/>
+          <w:u w:val="single"/>
+        </w:rPr>
+        <w:t>Verify Credential</w:t>
+      </w:r>
+      <w:r>
+        <w:fldChar w:fldCharType="end"/>
+      </w:r>
+      <w:r>
+        <w:rPr>
+          <w:rFonts w:ascii="Arial" w:eastAsia="Arial" w:hAnsi="Arial" w:cs="Arial"/>
+          <w:color w:val="595959"/>
+          <w:sz w:val="19"/>
+          <w:szCs w:val="19"/>
+        </w:rPr>
+        <w:t>]</w:t>
       </w:r>
     </w:p>
     <w:p>
@@ -1807,6 +1992,36 @@
         </w:rPr>
         <w:t>The Complete 2022 Web Development Bootcamp — Udemy</w:t>
       </w:r>
+      <w:r>
+        <w:rPr>
+          <w:rFonts w:ascii="Arial" w:eastAsia="Arial" w:hAnsi="Arial" w:cs="Arial"/>
+          <w:color w:val="595959"/>
+          <w:sz w:val="19"/>
+          <w:szCs w:val="19"/>
+        </w:rPr>
+        <w:t xml:space="preserve">  [</w:t>
+      </w:r>
+      <w:hyperlink r:id="rId18" w:history="1">
+        <w:r>
+          <w:rPr>
+            <w:rFonts w:ascii="Arial" w:eastAsia="Arial" w:hAnsi="Arial" w:cs="Arial"/>
+            <w:color w:val="2E75B6"/>
+            <w:sz w:val="19"/>
+            <w:szCs w:val="19"/>
+            <w:u w:val="single"/>
+          </w:rPr>
+          <w:t>Verify Credential</w:t>
+        </w:r>
+      </w:hyperlink>
+      <w:r>
+        <w:rPr>
+          <w:rFonts w:ascii="Arial" w:eastAsia="Arial" w:hAnsi="Arial" w:cs="Arial"/>
+          <w:color w:val="595959"/>
+          <w:sz w:val="19"/>
+          <w:szCs w:val="19"/>
+        </w:rPr>
+        <w:t>]</w:t>
+      </w:r>
     </w:p>
     <w:p>
       <w:pPr>
@@ -2322,7 +2537,7 @@
         </w:rPr>
         <w:t xml:space="preserve">Live: </w:t>
       </w:r>
-      <w:hyperlink r:id="rId11" w:history="1">
+      <w:hyperlink r:id="rId19" w:history="1">
         <w:proofErr w:type="spellStart"/>
         <w:r>
           <w:rPr>
@@ -2457,7 +2672,7 @@
         </w:rPr>
         <w:t xml:space="preserve">Live: </w:t>
       </w:r>
-      <w:hyperlink r:id="rId12" w:history="1">
+      <w:hyperlink r:id="rId20" w:history="1">
         <w:proofErr w:type="spellStart"/>
         <w:r>
           <w:rPr>
@@ -2592,7 +2807,7 @@
         </w:rPr>
         <w:t xml:space="preserve">Live: </w:t>
       </w:r>
-      <w:hyperlink r:id="rId13" w:history="1">
+      <w:hyperlink r:id="rId21" w:history="1">
         <w:proofErr w:type="spellStart"/>
         <w:r>
           <w:rPr>
@@ -2735,7 +2950,7 @@
         </w:rPr>
         <w:t xml:space="preserve">Live: </w:t>
       </w:r>
-      <w:hyperlink r:id="rId14" w:history="1">
+      <w:hyperlink r:id="rId22" w:history="1">
         <w:proofErr w:type="spellStart"/>
         <w:r>
           <w:rPr>
@@ -2866,7 +3081,7 @@
         </w:rPr>
         <w:t xml:space="preserve">Live: </w:t>
       </w:r>
-      <w:hyperlink r:id="rId15" w:history="1">
+      <w:hyperlink r:id="rId23" w:history="1">
         <w:r>
           <w:rPr>
             <w:rFonts w:ascii="Arial" w:eastAsia="Arial" w:hAnsi="Arial" w:cs="Arial"/>
@@ -2987,7 +3202,7 @@
         </w:rPr>
         <w:t xml:space="preserve">Live: </w:t>
       </w:r>
-      <w:hyperlink r:id="rId16" w:history="1">
+      <w:hyperlink r:id="rId24" w:history="1">
         <w:proofErr w:type="spellStart"/>
         <w:r>
           <w:rPr>
@@ -3144,7 +3359,7 @@
         </w:rPr>
         <w:t xml:space="preserve">Live: </w:t>
       </w:r>
-      <w:hyperlink r:id="rId17" w:history="1">
+      <w:hyperlink r:id="rId25" w:history="1">
         <w:proofErr w:type="spellStart"/>
         <w:r>
           <w:rPr>
@@ -3265,6 +3480,7 @@
           <w:sz w:val="18"/>
           <w:szCs w:val="18"/>
         </w:rPr>
+        <w:lastRenderedPageBreak/>
         <w:t xml:space="preserve">Tech Stack: </w:t>
       </w:r>
       <w:r>
@@ -3295,7 +3511,7 @@
         </w:rPr>
         <w:t xml:space="preserve">Live: </w:t>
       </w:r>
-      <w:hyperlink r:id="rId18" w:history="1">
+      <w:hyperlink r:id="rId26" w:history="1">
         <w:r>
           <w:rPr>
             <w:rFonts w:ascii="Arial" w:eastAsia="Arial" w:hAnsi="Arial" w:cs="Arial"/>
@@ -3319,7 +3535,6 @@
           <w:bCs/>
           <w:color w:val="1F3864"/>
         </w:rPr>
-        <w:lastRenderedPageBreak/>
         <w:t>9. Face Recognition Attendance System (Edge AI)</w:t>
       </w:r>
     </w:p>
@@ -3417,7 +3632,7 @@
         </w:rPr>
         <w:t xml:space="preserve">Live: </w:t>
       </w:r>
-      <w:hyperlink r:id="rId19" w:history="1">
+      <w:hyperlink r:id="rId27" w:history="1">
         <w:r>
           <w:rPr>
             <w:rFonts w:ascii="Arial" w:eastAsia="Arial" w:hAnsi="Arial" w:cs="Arial"/>
@@ -3630,7 +3845,7 @@
         </w:rPr>
         <w:t xml:space="preserve">Live: </w:t>
       </w:r>
-      <w:hyperlink r:id="rId20" w:history="1">
+      <w:hyperlink r:id="rId28" w:history="1">
         <w:r>
           <w:rPr>
             <w:rFonts w:ascii="Arial" w:eastAsia="Arial" w:hAnsi="Arial" w:cs="Arial"/>
@@ -3853,7 +4068,7 @@
         </w:rPr>
         <w:t xml:space="preserve">Live: </w:t>
       </w:r>
-      <w:hyperlink r:id="rId21" w:history="1">
+      <w:hyperlink r:id="rId29" w:history="1">
         <w:r>
           <w:rPr>
             <w:rFonts w:ascii="Arial" w:eastAsia="Arial" w:hAnsi="Arial" w:cs="Arial"/>
@@ -3934,7 +4149,7 @@
           <w:sz w:val="19"/>
           <w:szCs w:val="19"/>
         </w:rPr>
-        <w:t>Blogging on Medium.com; YouTube Content Creator with 10K+ Subscribers</w:t>
+        <w:t>Blogging on Medium.com; Social Media Content Creator</w:t>
       </w:r>
     </w:p>
     <w:p>
@@ -3964,7 +4179,7 @@
           <w:sz w:val="19"/>
           <w:szCs w:val="19"/>
         </w:rPr>
-        <w:t>Small Social Media Influencer; LinkedIn Networking</w:t>
+        <w:t>LinkedIn Networking &amp; Community Building</w:t>
       </w:r>
     </w:p>
     <w:p>
@@ -3987,17 +4202,139 @@
         </w:rPr>
         <w:t xml:space="preserve">Analytics &amp; Data Science: </w:t>
       </w:r>
-      <w:r>
-        <w:rPr>
-          <w:rFonts w:ascii="Arial" w:eastAsia="Arial" w:hAnsi="Arial" w:cs="Arial"/>
-          <w:color w:val="000000"/>
-          <w:sz w:val="19"/>
-          <w:szCs w:val="19"/>
-        </w:rPr>
-        <w:t>Data Analysis, ML/DL experiments, SEO Experimentation</w:t>
-      </w:r>
+      <w:proofErr w:type="gramStart"/>
+      <w:r>
+        <w:rPr>
+          <w:rFonts w:ascii="Arial" w:eastAsia="Arial" w:hAnsi="Arial" w:cs="Arial"/>
+          <w:color w:val="000000"/>
+          <w:sz w:val="19"/>
+          <w:szCs w:val="19"/>
+        </w:rPr>
+        <w:t>Open Source</w:t>
+      </w:r>
+      <w:proofErr w:type="gramEnd"/>
+      <w:r>
+        <w:rPr>
+          <w:rFonts w:ascii="Arial" w:eastAsia="Arial" w:hAnsi="Arial" w:cs="Arial"/>
+          <w:color w:val="000000"/>
+          <w:sz w:val="19"/>
+          <w:szCs w:val="19"/>
+        </w:rPr>
+        <w:t xml:space="preserve"> Contributor, Data Analysis, ML/DL experiments, SEO Experimentation</w:t>
+      </w:r>
+    </w:p>
+    <w:p>
+      <w:pPr>
+        <w:spacing w:before="20" w:after="20"/>
+      </w:pPr>
+    </w:p>
+    <w:p>
+      <w:pPr>
+        <w:spacing w:before="20" w:after="20"/>
+      </w:pPr>
+    </w:p>
+    <w:p>
+      <w:pPr>
+        <w:spacing w:before="20" w:after="20"/>
+      </w:pPr>
+    </w:p>
+    <w:p>
+      <w:pPr>
+        <w:spacing w:before="20" w:after="20"/>
+        <w:jc w:val="center"/>
+        <w:rPr>
+          <w:rFonts w:ascii="Arial" w:eastAsia="Arial" w:hAnsi="Arial" w:cs="Arial"/>
+          <w:i/>
+          <w:iCs/>
+          <w:color w:val="000000"/>
+          <w:sz w:val="19"/>
+          <w:szCs w:val="19"/>
+        </w:rPr>
+      </w:pPr>
+      <w:r>
+        <w:rPr>
+          <w:noProof/>
+        </w:rPr>
+        <w:drawing>
+          <wp:inline distT="0" distB="0" distL="0" distR="0" wp14:anchorId="6FB06314" wp14:editId="5CD5FBDD">
+            <wp:extent cx="2002971" cy="2002971"/>
+            <wp:effectExtent l="0" t="0" r="0" b="0"/>
+            <wp:docPr id="1070144498" name="Picture 1"/>
+            <wp:cNvGraphicFramePr>
+              <a:graphicFrameLocks xmlns:a="http://schemas.openxmlformats.org/drawingml/2006/main" noChangeAspect="1"/>
+            </wp:cNvGraphicFramePr>
+            <a:graphic xmlns:a="http://schemas.openxmlformats.org/drawingml/2006/main">
+              <a:graphicData uri="http://schemas.openxmlformats.org/drawingml/2006/picture">
+                <pic:pic xmlns:pic="http://schemas.openxmlformats.org/drawingml/2006/picture">
+                  <pic:nvPicPr>
+                    <pic:cNvPr id="1070144498" name="Picture 1070144498"/>
+                    <pic:cNvPicPr/>
+                  </pic:nvPicPr>
+                  <pic:blipFill>
+                    <a:blip r:embed="rId30">
+                      <a:extLst>
+                        <a:ext uri="{28A0092B-C50C-407E-A947-70E740481C1C}">
+                          <a14:useLocalDpi xmlns:a14="http://schemas.microsoft.com/office/drawing/2010/main" val="0"/>
+                        </a:ext>
+                      </a:extLst>
+                    </a:blip>
+                    <a:stretch>
+                      <a:fillRect/>
+                    </a:stretch>
+                  </pic:blipFill>
+                  <pic:spPr>
+                    <a:xfrm>
+                      <a:off x="0" y="0"/>
+                      <a:ext cx="2004259" cy="2004259"/>
+                    </a:xfrm>
+                    <a:prstGeom prst="rect">
+                      <a:avLst/>
+                    </a:prstGeom>
+                  </pic:spPr>
+                </pic:pic>
+              </a:graphicData>
+            </a:graphic>
+          </wp:inline>
+        </w:drawing>
+      </w:r>
+    </w:p>
+    <w:p>
+      <w:pPr>
+        <w:spacing w:before="20" w:after="20"/>
+        <w:jc w:val="center"/>
+        <w:rPr>
+          <w:rFonts w:ascii="Arial" w:eastAsia="Arial" w:hAnsi="Arial" w:cs="Arial"/>
+          <w:b/>
+          <w:bCs/>
+          <w:i/>
+          <w:iCs/>
+          <w:color w:val="000000"/>
+          <w:sz w:val="16"/>
+          <w:szCs w:val="16"/>
+        </w:rPr>
+      </w:pPr>
+      <w:r>
+        <w:rPr>
+          <w:rFonts w:ascii="Arial" w:eastAsia="Arial" w:hAnsi="Arial" w:cs="Arial"/>
+          <w:b/>
+          <w:bCs/>
+          <w:i/>
+          <w:iCs/>
+          <w:color w:val="000000"/>
+          <w:sz w:val="16"/>
+          <w:szCs w:val="16"/>
+        </w:rPr>
+        <w:t>Scan To Download Resume PDF:</w:t>
+      </w:r>
+    </w:p>
+    <w:p>
+      <w:pPr>
+        <w:spacing w:before="20" w:after="20"/>
+        <w:jc w:val="center"/>
+      </w:pPr>
     </w:p>
     <w:sectPr>
+      <w:footerReference w:type="default" r:id="rId31"/>
       <w:pgSz w:w="12240" w:h="15840"/>
       <w:pgMar w:top="864" w:right="864" w:bottom="864" w:left="864" w:header="708" w:footer="708" w:gutter="0"/>
       <w:cols w:space="720"/>
@@ -4007,99 +4344,64 @@
 </w:document>
 </file>
 
+<file path=word/endnotes.xml><?xml version="1.0" encoding="utf-8"?>
+<w:endnotes xmlns:wpc="http://schemas.microsoft.com/office/word/2010/wordprocessingCanvas" xmlns:cx="http://schemas.microsoft.com/office/drawing/2014/chartex" xmlns:cx1="http://schemas.microsoft.com/office/drawing/2015/9/8/chartex" xmlns:cx2="http://schemas.microsoft.com/office/drawing/2015/10/21/chartex" xmlns:cx3="http://schemas.microsoft.com/office/drawing/2016/5/9/chartex" xmlns:cx4="http://schemas.microsoft.com/office/drawing/2016/5/10/chartex" xmlns:cx5="http://schemas.microsoft.com/office/drawing/2016/5/11/chartex" xmlns:cx6="http://schemas.microsoft.com/office/drawing/2016/5/12/chartex" xmlns:cx7="http://schemas.microsoft.com/office/drawing/2016/5/13/chartex" xmlns:cx8="http://schemas.microsoft.com/office/drawing/2016/5/14/chartex" xmlns:mc="http://schemas.openxmlformats.org/markup-compatibility/2006" xmlns:aink="http://schemas.microsoft.com/office/drawing/2016/ink" xmlns:am3d="http://schemas.microsoft.com/office/drawing/2017/model3d" xmlns:o="urn:schemas-microsoft-com:office:office" xmlns:oel="http://schemas.microsoft.com/office/2019/extlst" xmlns:r="http://schemas.openxmlformats.org/officeDocument/2006/relationships" xmlns:m="http://schemas.openxmlformats.org/officeDocument/2006/math" xmlns:v="urn:schemas-microsoft-com:vml" xmlns:wp14="http://schemas.microsoft.com/office/word/2010/wordprocessingDrawing" xmlns:wp="http://schemas.openxmlformats.org/drawingml/2006/wordprocessingDrawing" xmlns:w10="urn:schemas-microsoft-com:office:word" xmlns:w="http://schemas.openxmlformats.org/wordprocessingml/2006/main" xmlns:w14="http://schemas.microsoft.com/office/word/2010/wordml" xmlns:w15="http://schemas.microsoft.com/office/word/2012/wordml" xmlns:w16cex="http://schemas.microsoft.com/office/word/2018/wordml/cex" xmlns:w16cid="http://schemas.microsoft.com/office/word/2016/wordml/cid" xmlns:w16="http://schemas.microsoft.com/office/word/2018/wordml" xmlns:w16du="http://schemas.microsoft.com/office/word/2023/wordml/word16du" xmlns:w16sdtdh="http://schemas.microsoft.com/office/word/2020/wordml/sdtdatahash" xmlns:w16sdtfl="http://schemas.microsoft.com/office/word/2024/wordml/sdtformatlock" xmlns:w16se="http://schemas.microsoft.com/office/word/2015/wordml/symex" xmlns:wpg="http://schemas.microsoft.com/office/word/2010/wordprocessingGroup" xmlns:wpi="http://schemas.microsoft.com/office/word/2010/wordprocessingInk" xmlns:wne="http://schemas.microsoft.com/office/word/2006/wordml" xmlns:wps="http://schemas.microsoft.com/office/word/2010/wordprocessingShape" mc:Ignorable="w14 w15 w16se w16cid w16 w16cex w16sdtdh w16sdtfl w16du wp14">
+  <w:endnote w:type="separator" w:id="-1">
+    <w:p>
+      <w:r>
+        <w:separator/>
+      </w:r>
+    </w:p>
+  </w:endnote>
+  <w:endnote w:type="continuationSeparator" w:id="0">
+    <w:p>
+      <w:r>
+        <w:continuationSeparator/>
+      </w:r>
+    </w:p>
+  </w:endnote>
+</w:endnotes>
+</file>
+
+<file path=word/footer1.xml><?xml version="1.0" encoding="utf-8"?>
+<w:ftr xmlns:wpc="http://schemas.microsoft.com/office/word/2010/wordprocessingCanvas" xmlns:cx="http://schemas.microsoft.com/office/drawing/2014/chartex" xmlns:cx1="http://schemas.microsoft.com/office/drawing/2015/9/8/chartex" xmlns:cx2="http://schemas.microsoft.com/office/drawing/2015/10/21/chartex" xmlns:cx3="http://schemas.microsoft.com/office/drawing/2016/5/9/chartex" xmlns:cx4="http://schemas.microsoft.com/office/drawing/2016/5/10/chartex" xmlns:cx5="http://schemas.microsoft.com/office/drawing/2016/5/11/chartex" xmlns:cx6="http://schemas.microsoft.com/office/drawing/2016/5/12/chartex" xmlns:cx7="http://schemas.microsoft.com/office/drawing/2016/5/13/chartex" xmlns:cx8="http://schemas.microsoft.com/office/drawing/2016/5/14/chartex" xmlns:mc="http://schemas.openxmlformats.org/markup-compatibility/2006" xmlns:aink="http://schemas.microsoft.com/office/drawing/2016/ink" xmlns:am3d="http://schemas.microsoft.com/office/drawing/2017/model3d" xmlns:o="urn:schemas-microsoft-com:office:office" xmlns:oel="http://schemas.microsoft.com/office/2019/extlst" xmlns:r="http://schemas.openxmlformats.org/officeDocument/2006/relationships" xmlns:m="http://schemas.openxmlformats.org/officeDocument/2006/math" xmlns:v="urn:schemas-microsoft-com:vml" xmlns:wp14="http://schemas.microsoft.com/office/word/2010/wordprocessingDrawing" xmlns:wp="http://schemas.openxmlformats.org/drawingml/2006/wordprocessingDrawing" xmlns:w10="urn:schemas-microsoft-com:office:word" xmlns:w="http://schemas.openxmlformats.org/wordprocessingml/2006/main" xmlns:w14="http://schemas.microsoft.com/office/word/2010/wordml" xmlns:w15="http://schemas.microsoft.com/office/word/2012/wordml" xmlns:w16cex="http://schemas.microsoft.com/office/word/2018/wordml/cex" xmlns:w16cid="http://schemas.microsoft.com/office/word/2016/wordml/cid" xmlns:w16="http://schemas.microsoft.com/office/word/2018/wordml" xmlns:w16du="http://schemas.microsoft.com/office/word/2023/wordml/word16du" xmlns:w16sdtdh="http://schemas.microsoft.com/office/word/2020/wordml/sdtdatahash" xmlns:w16sdtfl="http://schemas.microsoft.com/office/word/2024/wordml/sdtformatlock" xmlns:w16se="http://schemas.microsoft.com/office/word/2015/wordml/symex" xmlns:wpg="http://schemas.microsoft.com/office/word/2010/wordprocessingGroup" xmlns:wpi="http://schemas.microsoft.com/office/word/2010/wordprocessingInk" xmlns:wne="http://schemas.microsoft.com/office/word/2006/wordml" xmlns:wps="http://schemas.microsoft.com/office/word/2010/wordprocessingShape" mc:Ignorable="w14 w15 w16se w16cid w16 w16cex w16sdtdh w16sdtfl w16du wp14">
+  <w:p>
+    <w:pPr>
+      <w:pStyle w:val="Footer"/>
+    </w:pPr>
+    <w:r>
+      <w:t>https://www.lovnishverma.in/</w:t>
+    </w:r>
+  </w:p>
+</w:ftr>
+</file>
+
+<file path=word/footnotes.xml><?xml version="1.0" encoding="utf-8"?>
+<w:footnotes xmlns:wpc="http://schemas.microsoft.com/office/word/2010/wordprocessingCanvas" xmlns:cx="http://schemas.microsoft.com/office/drawing/2014/chartex" xmlns:cx1="http://schemas.microsoft.com/office/drawing/2015/9/8/chartex" xmlns:cx2="http://schemas.microsoft.com/office/drawing/2015/10/21/chartex" xmlns:cx3="http://schemas.microsoft.com/office/drawing/2016/5/9/chartex" xmlns:cx4="http://schemas.microsoft.com/office/drawing/2016/5/10/chartex" xmlns:cx5="http://schemas.microsoft.com/office/drawing/2016/5/11/chartex" xmlns:cx6="http://schemas.microsoft.com/office/drawing/2016/5/12/chartex" xmlns:cx7="http://schemas.microsoft.com/office/drawing/2016/5/13/chartex" xmlns:cx8="http://schemas.microsoft.com/office/drawing/2016/5/14/chartex" xmlns:mc="http://schemas.openxmlformats.org/markup-compatibility/2006" xmlns:aink="http://schemas.microsoft.com/office/drawing/2016/ink" xmlns:am3d="http://schemas.microsoft.com/office/drawing/2017/model3d" xmlns:o="urn:schemas-microsoft-com:office:office" xmlns:oel="http://schemas.microsoft.com/office/2019/extlst" xmlns:r="http://schemas.openxmlformats.org/officeDocument/2006/relationships" xmlns:m="http://schemas.openxmlformats.org/officeDocument/2006/math" xmlns:v="urn:schemas-microsoft-com:vml" xmlns:wp14="http://schemas.microsoft.com/office/word/2010/wordprocessingDrawing" xmlns:wp="http://schemas.openxmlformats.org/drawingml/2006/wordprocessingDrawing" xmlns:w10="urn:schemas-microsoft-com:office:word" xmlns:w="http://schemas.openxmlformats.org/wordprocessingml/2006/main" xmlns:w14="http://schemas.microsoft.com/office/word/2010/wordml" xmlns:w15="http://schemas.microsoft.com/office/word/2012/wordml" xmlns:w16cex="http://schemas.microsoft.com/office/word/2018/wordml/cex" xmlns:w16cid="http://schemas.microsoft.com/office/word/2016/wordml/cid" xmlns:w16="http://schemas.microsoft.com/office/word/2018/wordml" xmlns:w16du="http://schemas.microsoft.com/office/word/2023/wordml/word16du" xmlns:w16sdtdh="http://schemas.microsoft.com/office/word/2020/wordml/sdtdatahash" xmlns:w16sdtfl="http://schemas.microsoft.com/office/word/2024/wordml/sdtformatlock" xmlns:w16se="http://schemas.microsoft.com/office/word/2015/wordml/symex" xmlns:wpg="http://schemas.microsoft.com/office/word/2010/wordprocessingGroup" xmlns:wpi="http://schemas.microsoft.com/office/word/2010/wordprocessingInk" xmlns:wne="http://schemas.microsoft.com/office/word/2006/wordml" xmlns:wps="http://schemas.microsoft.com/office/word/2010/wordprocessingShape" mc:Ignorable="w14 w15 w16se w16cid w16 w16cex w16sdtdh w16sdtfl w16du wp14">
+  <w:footnote w:type="separator" w:id="-1">
+    <w:p>
+      <w:r>
+        <w:separator/>
+      </w:r>
+    </w:p>
+  </w:footnote>
+  <w:footnote w:type="continuationSeparator" w:id="0">
+    <w:p>
+      <w:r>
+        <w:continuationSeparator/>
+      </w:r>
+    </w:p>
+  </w:footnote>
+</w:footnotes>
+</file>
+
 <file path=word/numbering.xml><?xml version="1.0" encoding="utf-8"?>
 <w:numbering xmlns:wpc="http://schemas.microsoft.com/office/word/2010/wordprocessingCanvas" xmlns:cx="http://schemas.microsoft.com/office/drawing/2014/chartex" xmlns:cx1="http://schemas.microsoft.com/office/drawing/2015/9/8/chartex" xmlns:cx2="http://schemas.microsoft.com/office/drawing/2015/10/21/chartex" xmlns:cx3="http://schemas.microsoft.com/office/drawing/2016/5/9/chartex" xmlns:cx4="http://schemas.microsoft.com/office/drawing/2016/5/10/chartex" xmlns:cx5="http://schemas.microsoft.com/office/drawing/2016/5/11/chartex" xmlns:cx6="http://schemas.microsoft.com/office/drawing/2016/5/12/chartex" xmlns:cx7="http://schemas.microsoft.com/office/drawing/2016/5/13/chartex" xmlns:cx8="http://schemas.microsoft.com/office/drawing/2016/5/14/chartex" xmlns:mc="http://schemas.openxmlformats.org/markup-compatibility/2006" xmlns:aink="http://schemas.microsoft.com/office/drawing/2016/ink" xmlns:am3d="http://schemas.microsoft.com/office/drawing/2017/model3d" xmlns:o="urn:schemas-microsoft-com:office:office" xmlns:oel="http://schemas.microsoft.com/office/2019/extlst" xmlns:r="http://schemas.openxmlformats.org/officeDocument/2006/relationships" xmlns:m="http://schemas.openxmlformats.org/officeDocument/2006/math" xmlns:v="urn:schemas-microsoft-com:vml" xmlns:wp14="http://schemas.microsoft.com/office/word/2010/wordprocessingDrawing" xmlns:wp="http://schemas.openxmlformats.org/drawingml/2006/wordprocessingDrawing" xmlns:w10="urn:schemas-microsoft-com:office:word" xmlns:w="http://schemas.openxmlformats.org/wordprocessingml/2006/main" xmlns:w14="http://schemas.microsoft.com/office/word/2010/wordml" xmlns:w15="http://schemas.microsoft.com/office/word/2012/wordml" xmlns:w16cex="http://schemas.microsoft.com/office/word/2018/wordml/cex" xmlns:w16cid="http://schemas.microsoft.com/office/word/2016/wordml/cid" xmlns:w16="http://schemas.microsoft.com/office/word/2018/wordml" xmlns:w16du="http://schemas.microsoft.com/office/word/2023/wordml/word16du" xmlns:w16sdtdh="http://schemas.microsoft.com/office/word/2020/wordml/sdtdatahash" xmlns:w16sdtfl="http://schemas.microsoft.com/office/word/2024/wordml/sdtformatlock" xmlns:w16se="http://schemas.microsoft.com/office/word/2015/wordml/symex" xmlns:wpg="http://schemas.microsoft.com/office/word/2010/wordprocessingGroup" xmlns:wpi="http://schemas.microsoft.com/office/word/2010/wordprocessingInk" xmlns:wne="http://schemas.microsoft.com/office/word/2006/wordml" xmlns:wps="http://schemas.microsoft.com/office/word/2010/wordprocessingShape" mc:Ignorable="w14 w15 w16se w16cid w16 w16cex w16sdtdh w16sdtfl w16du wp14">
   <w:abstractNum w:abstractNumId="0" w15:restartNumberingAfterBreak="0">
-    <w:nsid w:val="1FA06D3E"/>
+    <w:nsid w:val="4FC74E57"/>
     <w:multiLevelType w:val="hybridMultilevel"/>
-    <w:tmpl w:val="5FD255DC"/>
-    <w:lvl w:ilvl="0" w:tplc="599404C8">
-      <w:start w:val="1"/>
-      <w:numFmt w:val="bullet"/>
-      <w:lvlText w:val="●"/>
-      <w:lvlJc w:val="left"/>
-      <w:pPr>
-        <w:ind w:left="720" w:hanging="360"/>
-      </w:pPr>
-    </w:lvl>
-    <w:lvl w:ilvl="1" w:tplc="BE2067AC">
-      <w:start w:val="1"/>
-      <w:numFmt w:val="bullet"/>
-      <w:lvlText w:val="○"/>
-      <w:lvlJc w:val="left"/>
-      <w:pPr>
-        <w:ind w:left="1440" w:hanging="360"/>
-      </w:pPr>
-    </w:lvl>
-    <w:lvl w:ilvl="2" w:tplc="9AD2F4E6">
-      <w:start w:val="1"/>
-      <w:numFmt w:val="bullet"/>
-      <w:lvlText w:val="■"/>
-      <w:lvlJc w:val="left"/>
-      <w:pPr>
-        <w:ind w:left="2160" w:hanging="360"/>
-      </w:pPr>
-    </w:lvl>
-    <w:lvl w:ilvl="3" w:tplc="BBDC90A8">
-      <w:start w:val="1"/>
-      <w:numFmt w:val="bullet"/>
-      <w:lvlText w:val="●"/>
-      <w:lvlJc w:val="left"/>
-      <w:pPr>
-        <w:ind w:left="2880" w:hanging="360"/>
-      </w:pPr>
-    </w:lvl>
-    <w:lvl w:ilvl="4" w:tplc="1948571A">
-      <w:start w:val="1"/>
-      <w:numFmt w:val="bullet"/>
-      <w:lvlText w:val="○"/>
-      <w:lvlJc w:val="left"/>
-      <w:pPr>
-        <w:ind w:left="3600" w:hanging="360"/>
-      </w:pPr>
-    </w:lvl>
-    <w:lvl w:ilvl="5" w:tplc="D2C42F0C">
-      <w:start w:val="1"/>
-      <w:numFmt w:val="bullet"/>
-      <w:lvlText w:val="■"/>
-      <w:lvlJc w:val="left"/>
-      <w:pPr>
-        <w:ind w:left="4320" w:hanging="360"/>
-      </w:pPr>
-    </w:lvl>
-    <w:lvl w:ilvl="6" w:tplc="5A6A3072">
-      <w:start w:val="1"/>
-      <w:numFmt w:val="bullet"/>
-      <w:lvlText w:val="●"/>
-      <w:lvlJc w:val="left"/>
-      <w:pPr>
-        <w:ind w:left="5040" w:hanging="360"/>
-      </w:pPr>
-    </w:lvl>
-    <w:lvl w:ilvl="7" w:tplc="F9D4C56E">
-      <w:start w:val="1"/>
-      <w:numFmt w:val="bullet"/>
-      <w:lvlText w:val="●"/>
-      <w:lvlJc w:val="left"/>
-      <w:pPr>
-        <w:ind w:left="5760" w:hanging="360"/>
-      </w:pPr>
-    </w:lvl>
-    <w:lvl w:ilvl="8" w:tplc="92148988">
-      <w:start w:val="1"/>
-      <w:numFmt w:val="bullet"/>
-      <w:lvlText w:val="●"/>
-      <w:lvlJc w:val="left"/>
-      <w:pPr>
-        <w:ind w:left="6480" w:hanging="360"/>
-      </w:pPr>
-    </w:lvl>
-  </w:abstractNum>
-  <w:abstractNum w:abstractNumId="1" w15:restartNumberingAfterBreak="0">
-    <w:nsid w:val="31FA0181"/>
-    <w:multiLevelType w:val="hybridMultilevel"/>
-    <w:tmpl w:val="A648B0B2"/>
-    <w:lvl w:ilvl="0" w:tplc="18B8C75E">
+    <w:tmpl w:val="6D20ED04"/>
+    <w:lvl w:ilvl="0" w:tplc="4A2CFD6C">
       <w:start w:val="1"/>
       <w:numFmt w:val="bullet"/>
       <w:lvlText w:val="•"/>
@@ -4108,55 +4410,141 @@
         <w:ind w:left="480" w:hanging="240"/>
       </w:pPr>
     </w:lvl>
-    <w:lvl w:ilvl="1" w:tplc="D7CEA5FC">
+    <w:lvl w:ilvl="1" w:tplc="CFC41AAA">
       <w:numFmt w:val="decimal"/>
       <w:lvlText w:val=""/>
       <w:lvlJc w:val="left"/>
     </w:lvl>
-    <w:lvl w:ilvl="2" w:tplc="4566DF5A">
+    <w:lvl w:ilvl="2" w:tplc="60DC6E24">
       <w:numFmt w:val="decimal"/>
       <w:lvlText w:val=""/>
       <w:lvlJc w:val="left"/>
     </w:lvl>
-    <w:lvl w:ilvl="3" w:tplc="22B4DFAA">
+    <w:lvl w:ilvl="3" w:tplc="E95AA15C">
       <w:numFmt w:val="decimal"/>
       <w:lvlText w:val=""/>
       <w:lvlJc w:val="left"/>
     </w:lvl>
-    <w:lvl w:ilvl="4" w:tplc="3CF03500">
+    <w:lvl w:ilvl="4" w:tplc="DC66DD08">
       <w:numFmt w:val="decimal"/>
       <w:lvlText w:val=""/>
       <w:lvlJc w:val="left"/>
     </w:lvl>
-    <w:lvl w:ilvl="5" w:tplc="A9442806">
+    <w:lvl w:ilvl="5" w:tplc="09347954">
       <w:numFmt w:val="decimal"/>
       <w:lvlText w:val=""/>
       <w:lvlJc w:val="left"/>
     </w:lvl>
-    <w:lvl w:ilvl="6" w:tplc="F4A04024">
+    <w:lvl w:ilvl="6" w:tplc="F1864C62">
       <w:numFmt w:val="decimal"/>
       <w:lvlText w:val=""/>
       <w:lvlJc w:val="left"/>
     </w:lvl>
-    <w:lvl w:ilvl="7" w:tplc="2218699C">
+    <w:lvl w:ilvl="7" w:tplc="999A1FE6">
       <w:numFmt w:val="decimal"/>
       <w:lvlText w:val=""/>
       <w:lvlJc w:val="left"/>
     </w:lvl>
-    <w:lvl w:ilvl="8" w:tplc="F8D247AE">
+    <w:lvl w:ilvl="8" w:tplc="43D6CF22">
       <w:numFmt w:val="decimal"/>
       <w:lvlText w:val=""/>
       <w:lvlJc w:val="left"/>
     </w:lvl>
   </w:abstractNum>
-  <w:num w:numId="1" w16cid:durableId="612127211">
-    <w:abstractNumId w:val="0"/>
+  <w:abstractNum w:abstractNumId="1" w15:restartNumberingAfterBreak="0">
+    <w:nsid w:val="6D5E78D0"/>
+    <w:multiLevelType w:val="hybridMultilevel"/>
+    <w:tmpl w:val="39E67FE6"/>
+    <w:lvl w:ilvl="0" w:tplc="F8B285BE">
+      <w:start w:val="1"/>
+      <w:numFmt w:val="bullet"/>
+      <w:lvlText w:val="●"/>
+      <w:lvlJc w:val="left"/>
+      <w:pPr>
+        <w:ind w:left="720" w:hanging="360"/>
+      </w:pPr>
+    </w:lvl>
+    <w:lvl w:ilvl="1" w:tplc="440E318C">
+      <w:start w:val="1"/>
+      <w:numFmt w:val="bullet"/>
+      <w:lvlText w:val="○"/>
+      <w:lvlJc w:val="left"/>
+      <w:pPr>
+        <w:ind w:left="1440" w:hanging="360"/>
+      </w:pPr>
+    </w:lvl>
+    <w:lvl w:ilvl="2" w:tplc="3A9E2102">
+      <w:start w:val="1"/>
+      <w:numFmt w:val="bullet"/>
+      <w:lvlText w:val="■"/>
+      <w:lvlJc w:val="left"/>
+      <w:pPr>
+        <w:ind w:left="2160" w:hanging="360"/>
+      </w:pPr>
+    </w:lvl>
+    <w:lvl w:ilvl="3" w:tplc="A6AED45E">
+      <w:start w:val="1"/>
+      <w:numFmt w:val="bullet"/>
+      <w:lvlText w:val="●"/>
+      <w:lvlJc w:val="left"/>
+      <w:pPr>
+        <w:ind w:left="2880" w:hanging="360"/>
+      </w:pPr>
+    </w:lvl>
+    <w:lvl w:ilvl="4" w:tplc="A5C27F74">
+      <w:start w:val="1"/>
+      <w:numFmt w:val="bullet"/>
+      <w:lvlText w:val="○"/>
+      <w:lvlJc w:val="left"/>
+      <w:pPr>
+        <w:ind w:left="3600" w:hanging="360"/>
+      </w:pPr>
+    </w:lvl>
+    <w:lvl w:ilvl="5" w:tplc="09AA0206">
+      <w:start w:val="1"/>
+      <w:numFmt w:val="bullet"/>
+      <w:lvlText w:val="■"/>
+      <w:lvlJc w:val="left"/>
+      <w:pPr>
+        <w:ind w:left="4320" w:hanging="360"/>
+      </w:pPr>
+    </w:lvl>
+    <w:lvl w:ilvl="6" w:tplc="FE9A1880">
+      <w:start w:val="1"/>
+      <w:numFmt w:val="bullet"/>
+      <w:lvlText w:val="●"/>
+      <w:lvlJc w:val="left"/>
+      <w:pPr>
+        <w:ind w:left="5040" w:hanging="360"/>
+      </w:pPr>
+    </w:lvl>
+    <w:lvl w:ilvl="7" w:tplc="2A869ED8">
+      <w:start w:val="1"/>
+      <w:numFmt w:val="bullet"/>
+      <w:lvlText w:val="●"/>
+      <w:lvlJc w:val="left"/>
+      <w:pPr>
+        <w:ind w:left="5760" w:hanging="360"/>
+      </w:pPr>
+    </w:lvl>
+    <w:lvl w:ilvl="8" w:tplc="6C52163E">
+      <w:start w:val="1"/>
+      <w:numFmt w:val="bullet"/>
+      <w:lvlText w:val="●"/>
+      <w:lvlJc w:val="left"/>
+      <w:pPr>
+        <w:ind w:left="6480" w:hanging="360"/>
+      </w:pPr>
+    </w:lvl>
+  </w:abstractNum>
+  <w:num w:numId="1" w16cid:durableId="1781606688">
+    <w:abstractNumId w:val="1"/>
     <w:lvlOverride w:ilvl="0">
       <w:startOverride w:val="1"/>
     </w:lvlOverride>
   </w:num>
-  <w:num w:numId="2" w16cid:durableId="1886671381">
-    <w:abstractNumId w:val="1"/>
+  <w:num w:numId="2" w16cid:durableId="958560740">
+    <w:abstractNumId w:val="0"/>
     <w:lvlOverride w:ilvl="0">
       <w:startOverride w:val="1"/>
     </w:lvlOverride>
@@ -4725,6 +5113,48 @@
       <w:szCs w:val="20"/>
     </w:rPr>
   </w:style>
+  <w:style w:type="paragraph" w:styleId="Header">
+    <w:name w:val="header"/>
+    <w:basedOn w:val="Normal"/>
+    <w:link w:val="HeaderChar"/>
+    <w:uiPriority w:val="99"/>
+    <w:unhideWhenUsed/>
+    <w:rsid w:val="00475811"/>
+    <w:pPr>
+      <w:tabs>
+        <w:tab w:val="center" w:pos="4513"/>
+        <w:tab w:val="right" w:pos="9026"/>
+      </w:tabs>
+    </w:pPr>
+  </w:style>
+  <w:style w:type="character" w:customStyle="1" w:styleId="HeaderChar">
+    <w:name w:val="Header Char"/>
+    <w:basedOn w:val="DefaultParagraphFont"/>
+    <w:link w:val="Header"/>
+    <w:uiPriority w:val="99"/>
+    <w:rsid w:val="00475811"/>
+  </w:style>
+  <w:style w:type="paragraph" w:styleId="Footer">
+    <w:name w:val="footer"/>
+    <w:basedOn w:val="Normal"/>
+    <w:link w:val="FooterChar"/>
+    <w:uiPriority w:val="99"/>
+    <w:unhideWhenUsed/>
+    <w:rsid w:val="00475811"/>
+    <w:pPr>
+      <w:tabs>
+        <w:tab w:val="center" w:pos="4513"/>
+        <w:tab w:val="right" w:pos="9026"/>
+      </w:tabs>
+    </w:pPr>
+  </w:style>
+  <w:style w:type="character" w:customStyle="1" w:styleId="FooterChar">
+    <w:name w:val="Footer Char"/>
+    <w:basedOn w:val="DefaultParagraphFont"/>
+    <w:link w:val="Footer"/>
+    <w:uiPriority w:val="99"/>
+    <w:rsid w:val="00475811"/>
+  </w:style>
 </w:styles>
 </file>
 

--- a/assets/Lovnish_Verma_Resume.docx
+++ b/assets/Lovnish_Verma_Resume.docx
@@ -1463,6 +1463,7 @@
           <w:sz w:val="19"/>
           <w:szCs w:val="19"/>
         </w:rPr>
+        <w:lastRenderedPageBreak/>
         <w:t xml:space="preserve">2nd Runner Up (out of 1,552 projects) — </w:t>
       </w:r>
       <w:proofErr w:type="spellStart"/>
@@ -1585,7 +1586,6 @@
           <w:sz w:val="19"/>
           <w:szCs w:val="19"/>
         </w:rPr>
-        <w:lastRenderedPageBreak/>
         <w:t>Certificate of Competency: AI on Jetson Nano — NVIDIA  |  Nov 2025</w:t>
       </w:r>
       <w:r>
@@ -3397,6 +3397,7 @@
           <w:bCs/>
           <w:color w:val="1F3864"/>
         </w:rPr>
+        <w:lastRenderedPageBreak/>
         <w:t xml:space="preserve">8. NIELIT </w:t>
       </w:r>
       <w:proofErr w:type="spellStart"/>
@@ -3480,7 +3481,6 @@
           <w:sz w:val="18"/>
           <w:szCs w:val="18"/>
         </w:rPr>
-        <w:lastRenderedPageBreak/>
         <w:t xml:space="preserve">Tech Stack: </w:t>
       </w:r>
       <w:r>
@@ -4365,13 +4365,61 @@
 
 <file path=word/footer1.xml><?xml version="1.0" encoding="utf-8"?>
 <w:ftr xmlns:wpc="http://schemas.microsoft.com/office/word/2010/wordprocessingCanvas" xmlns:cx="http://schemas.microsoft.com/office/drawing/2014/chartex" xmlns:cx1="http://schemas.microsoft.com/office/drawing/2015/9/8/chartex" xmlns:cx2="http://schemas.microsoft.com/office/drawing/2015/10/21/chartex" xmlns:cx3="http://schemas.microsoft.com/office/drawing/2016/5/9/chartex" xmlns:cx4="http://schemas.microsoft.com/office/drawing/2016/5/10/chartex" xmlns:cx5="http://schemas.microsoft.com/office/drawing/2016/5/11/chartex" xmlns:cx6="http://schemas.microsoft.com/office/drawing/2016/5/12/chartex" xmlns:cx7="http://schemas.microsoft.com/office/drawing/2016/5/13/chartex" xmlns:cx8="http://schemas.microsoft.com/office/drawing/2016/5/14/chartex" xmlns:mc="http://schemas.openxmlformats.org/markup-compatibility/2006" xmlns:aink="http://schemas.microsoft.com/office/drawing/2016/ink" xmlns:am3d="http://schemas.microsoft.com/office/drawing/2017/model3d" xmlns:o="urn:schemas-microsoft-com:office:office" xmlns:oel="http://schemas.microsoft.com/office/2019/extlst" xmlns:r="http://schemas.openxmlformats.org/officeDocument/2006/relationships" xmlns:m="http://schemas.openxmlformats.org/officeDocument/2006/math" xmlns:v="urn:schemas-microsoft-com:vml" xmlns:wp14="http://schemas.microsoft.com/office/word/2010/wordprocessingDrawing" xmlns:wp="http://schemas.openxmlformats.org/drawingml/2006/wordprocessingDrawing" xmlns:w10="urn:schemas-microsoft-com:office:word" xmlns:w="http://schemas.openxmlformats.org/wordprocessingml/2006/main" xmlns:w14="http://schemas.microsoft.com/office/word/2010/wordml" xmlns:w15="http://schemas.microsoft.com/office/word/2012/wordml" xmlns:w16cex="http://schemas.microsoft.com/office/word/2018/wordml/cex" xmlns:w16cid="http://schemas.microsoft.com/office/word/2016/wordml/cid" xmlns:w16="http://schemas.microsoft.com/office/word/2018/wordml" xmlns:w16du="http://schemas.microsoft.com/office/word/2023/wordml/word16du" xmlns:w16sdtdh="http://schemas.microsoft.com/office/word/2020/wordml/sdtdatahash" xmlns:w16sdtfl="http://schemas.microsoft.com/office/word/2024/wordml/sdtformatlock" xmlns:w16se="http://schemas.microsoft.com/office/word/2015/wordml/symex" xmlns:wpg="http://schemas.microsoft.com/office/word/2010/wordprocessingGroup" xmlns:wpi="http://schemas.microsoft.com/office/word/2010/wordprocessingInk" xmlns:wne="http://schemas.microsoft.com/office/word/2006/wordml" xmlns:wps="http://schemas.microsoft.com/office/word/2010/wordprocessingShape" mc:Ignorable="w14 w15 w16se w16cid w16 w16cex w16sdtdh w16sdtfl w16du wp14">
+  <w:sdt>
+    <w:sdtPr>
+      <w:id w:val="1588658339"/>
+      <w:docPartObj>
+        <w:docPartGallery w:val="Page Numbers (Bottom of Page)"/>
+        <w:docPartUnique/>
+      </w:docPartObj>
+    </w:sdtPr>
+    <w:sdtEndPr>
+      <w:rPr>
+        <w:noProof/>
+      </w:rPr>
+    </w:sdtEndPr>
+    <w:sdtContent>
+      <w:p>
+        <w:pPr>
+          <w:pStyle w:val="Footer"/>
+          <w:jc w:val="right"/>
+        </w:pPr>
+        <w:r>
+          <w:fldChar w:fldCharType="begin"/>
+        </w:r>
+        <w:r>
+          <w:instrText xml:space="preserve"> PAGE   \* MERGEFORMAT </w:instrText>
+        </w:r>
+        <w:r>
+          <w:fldChar w:fldCharType="separate"/>
+        </w:r>
+        <w:r>
+          <w:rPr>
+            <w:noProof/>
+          </w:rPr>
+          <w:t>2</w:t>
+        </w:r>
+        <w:r>
+          <w:rPr>
+            <w:noProof/>
+          </w:rPr>
+          <w:fldChar w:fldCharType="end"/>
+        </w:r>
+      </w:p>
+    </w:sdtContent>
+  </w:sdt>
   <w:p>
     <w:pPr>
       <w:pStyle w:val="Footer"/>
     </w:pPr>
-    <w:r>
-      <w:t>https://www.lovnishverma.in/</w:t>
-    </w:r>
+    <w:hyperlink r:id="rId1" w:history="1">
+      <w:r>
+        <w:rPr>
+          <w:rStyle w:val="Hyperlink"/>
+        </w:rPr>
+        <w:t>https://www.lovnishverma.in/</w:t>
+      </w:r>
+    </w:hyperlink>
   </w:p>
 </w:ftr>
 </file>
@@ -5155,6 +5203,18 @@
     <w:uiPriority w:val="99"/>
     <w:rsid w:val="00475811"/>
   </w:style>
+  <w:style w:type="character" w:styleId="UnresolvedMention">
+    <w:name w:val="Unresolved Mention"/>
+    <w:basedOn w:val="DefaultParagraphFont"/>
+    <w:uiPriority w:val="99"/>
+    <w:semiHidden/>
+    <w:unhideWhenUsed/>
+    <w:rsid w:val="00E302EA"/>
+    <w:rPr>
+      <w:color w:val="605E5C"/>
+      <w:shd w:val="clear" w:color="auto" w:fill="E1DFDD"/>
+    </w:rPr>
+  </w:style>
 </w:styles>
 </file>
 

--- a/assets/Lovnish_Verma_Resume.docx
+++ b/assets/Lovnish_Verma_Resume.docx
@@ -9,6 +9,152 @@
       </w:pPr>
       <w:r>
         <w:rPr>
+          <w:noProof/>
+        </w:rPr>
+        <w:drawing>
+          <wp:anchor distT="0" distB="0" distL="114300" distR="114300" simplePos="0" relativeHeight="251661312" behindDoc="0" locked="0" layoutInCell="1" allowOverlap="1" wp14:anchorId="7E36D5A3" wp14:editId="36726A8A">
+            <wp:simplePos x="0" y="0"/>
+            <wp:positionH relativeFrom="column">
+              <wp:posOffset>5776595</wp:posOffset>
+            </wp:positionH>
+            <wp:positionV relativeFrom="paragraph">
+              <wp:posOffset>0</wp:posOffset>
+            </wp:positionV>
+            <wp:extent cx="772795" cy="772795"/>
+            <wp:effectExtent l="0" t="0" r="8255" b="8255"/>
+            <wp:wrapThrough wrapText="bothSides">
+              <wp:wrapPolygon edited="0">
+                <wp:start x="0" y="0"/>
+                <wp:lineTo x="0" y="21298"/>
+                <wp:lineTo x="21298" y="21298"/>
+                <wp:lineTo x="21298" y="0"/>
+                <wp:lineTo x="0" y="0"/>
+              </wp:wrapPolygon>
+            </wp:wrapThrough>
+            <wp:docPr id="2116613728" name="Picture 1"/>
+            <wp:cNvGraphicFramePr>
+              <a:graphicFrameLocks xmlns:a="http://schemas.openxmlformats.org/drawingml/2006/main" noChangeAspect="1"/>
+            </wp:cNvGraphicFramePr>
+            <a:graphic xmlns:a="http://schemas.openxmlformats.org/drawingml/2006/main">
+              <a:graphicData uri="http://schemas.openxmlformats.org/drawingml/2006/picture">
+                <pic:pic xmlns:pic="http://schemas.openxmlformats.org/drawingml/2006/picture">
+                  <pic:nvPicPr>
+                    <pic:cNvPr id="1070144498" name="Picture 1070144498"/>
+                    <pic:cNvPicPr/>
+                  </pic:nvPicPr>
+                  <pic:blipFill>
+                    <a:blip r:embed="rId7" cstate="print">
+                      <a:extLst>
+                        <a:ext uri="{28A0092B-C50C-407E-A947-70E740481C1C}">
+                          <a14:useLocalDpi xmlns:a14="http://schemas.microsoft.com/office/drawing/2010/main" val="0"/>
+                        </a:ext>
+                      </a:extLst>
+                    </a:blip>
+                    <a:stretch>
+                      <a:fillRect/>
+                    </a:stretch>
+                  </pic:blipFill>
+                  <pic:spPr>
+                    <a:xfrm>
+                      <a:off x="0" y="0"/>
+                      <a:ext cx="772795" cy="772795"/>
+                    </a:xfrm>
+                    <a:prstGeom prst="rect">
+                      <a:avLst/>
+                    </a:prstGeom>
+                  </pic:spPr>
+                </pic:pic>
+              </a:graphicData>
+            </a:graphic>
+            <wp14:sizeRelH relativeFrom="margin">
+              <wp14:pctWidth>0</wp14:pctWidth>
+            </wp14:sizeRelH>
+            <wp14:sizeRelV relativeFrom="margin">
+              <wp14:pctHeight>0</wp14:pctHeight>
+            </wp14:sizeRelV>
+          </wp:anchor>
+        </w:drawing>
+      </w:r>
+      <w:r>
+        <w:rPr>
+          <w:b/>
+          <w:noProof/>
+          <w:color w:val="1E3A5F"/>
+          <w:sz w:val="48"/>
+        </w:rPr>
+        <w:drawing>
+          <wp:anchor distT="0" distB="0" distL="114300" distR="114300" simplePos="0" relativeHeight="251659264" behindDoc="0" locked="0" layoutInCell="1" allowOverlap="1" wp14:anchorId="7146BA08" wp14:editId="2ECAD5A2">
+            <wp:simplePos x="0" y="0"/>
+            <wp:positionH relativeFrom="margin">
+              <wp:align>left</wp:align>
+            </wp:positionH>
+            <wp:positionV relativeFrom="paragraph">
+              <wp:posOffset>5080</wp:posOffset>
+            </wp:positionV>
+            <wp:extent cx="823595" cy="795655"/>
+            <wp:effectExtent l="0" t="0" r="0" b="4445"/>
+            <wp:wrapThrough wrapText="bothSides">
+              <wp:wrapPolygon edited="0">
+                <wp:start x="0" y="0"/>
+                <wp:lineTo x="0" y="21204"/>
+                <wp:lineTo x="20984" y="21204"/>
+                <wp:lineTo x="20984" y="0"/>
+                <wp:lineTo x="0" y="0"/>
+              </wp:wrapPolygon>
+            </wp:wrapThrough>
+            <wp:docPr id="479272286" name="Picture 1"/>
+            <wp:cNvGraphicFramePr>
+              <a:graphicFrameLocks xmlns:a="http://schemas.openxmlformats.org/drawingml/2006/main" noChangeAspect="1"/>
+            </wp:cNvGraphicFramePr>
+            <a:graphic xmlns:a="http://schemas.openxmlformats.org/drawingml/2006/main">
+              <a:graphicData uri="http://schemas.openxmlformats.org/drawingml/2006/picture">
+                <pic:pic xmlns:pic="http://schemas.openxmlformats.org/drawingml/2006/picture">
+                  <pic:nvPicPr>
+                    <pic:cNvPr id="0" name="Picture 1"/>
+                    <pic:cNvPicPr>
+                      <a:picLocks noChangeAspect="1" noChangeArrowheads="1"/>
+                    </pic:cNvPicPr>
+                  </pic:nvPicPr>
+                  <pic:blipFill>
+                    <a:blip r:embed="rId8" cstate="print">
+                      <a:extLst>
+                        <a:ext uri="{28A0092B-C50C-407E-A947-70E740481C1C}">
+                          <a14:useLocalDpi xmlns:a14="http://schemas.microsoft.com/office/drawing/2010/main" val="0"/>
+                        </a:ext>
+                      </a:extLst>
+                    </a:blip>
+                    <a:srcRect/>
+                    <a:stretch>
+                      <a:fillRect/>
+                    </a:stretch>
+                  </pic:blipFill>
+                  <pic:spPr bwMode="auto">
+                    <a:xfrm>
+                      <a:off x="0" y="0"/>
+                      <a:ext cx="836464" cy="808200"/>
+                    </a:xfrm>
+                    <a:prstGeom prst="rect">
+                      <a:avLst/>
+                    </a:prstGeom>
+                    <a:noFill/>
+                    <a:ln>
+                      <a:noFill/>
+                    </a:ln>
+                  </pic:spPr>
+                </pic:pic>
+              </a:graphicData>
+            </a:graphic>
+            <wp14:sizeRelH relativeFrom="margin">
+              <wp14:pctWidth>0</wp14:pctWidth>
+            </wp14:sizeRelH>
+            <wp14:sizeRelV relativeFrom="margin">
+              <wp14:pctHeight>0</wp14:pctHeight>
+            </wp14:sizeRelV>
+          </wp:anchor>
+        </w:drawing>
+      </w:r>
+      <w:r>
+        <w:rPr>
           <w:rFonts w:ascii="Arial" w:eastAsia="Arial" w:hAnsi="Arial" w:cs="Arial"/>
           <w:b/>
           <w:bCs/>
@@ -35,7 +181,6 @@
         </w:rPr>
         <w:t xml:space="preserve">Software </w:t>
       </w:r>
-      <w:proofErr w:type="gramStart"/>
       <w:r>
         <w:rPr>
           <w:rFonts w:ascii="Arial" w:eastAsia="Arial" w:hAnsi="Arial" w:cs="Arial"/>
@@ -45,9 +190,8 @@
           <w:sz w:val="21"/>
           <w:szCs w:val="21"/>
         </w:rPr>
-        <w:t>Developer  |</w:t>
-      </w:r>
-      <w:proofErr w:type="gramEnd"/>
+        <w:t>Developer | AI</w:t>
+      </w:r>
       <w:r>
         <w:rPr>
           <w:rFonts w:ascii="Arial" w:eastAsia="Arial" w:hAnsi="Arial" w:cs="Arial"/>
@@ -57,7 +201,7 @@
           <w:sz w:val="21"/>
           <w:szCs w:val="21"/>
         </w:rPr>
-        <w:t xml:space="preserve">  AI/ML Engineer &amp; Researcher</w:t>
+        <w:t>/ML Engineer &amp; Researcher</w:t>
       </w:r>
     </w:p>
     <w:p>
@@ -74,45 +218,23 @@
         </w:rPr>
         <w:t xml:space="preserve">Chandigarh, </w:t>
       </w:r>
-      <w:proofErr w:type="gramStart"/>
-      <w:r>
-        <w:rPr>
-          <w:rFonts w:ascii="Arial" w:eastAsia="Arial" w:hAnsi="Arial" w:cs="Arial"/>
-          <w:color w:val="595959"/>
-          <w:sz w:val="18"/>
-          <w:szCs w:val="18"/>
-        </w:rPr>
-        <w:t>India  |</w:t>
-      </w:r>
-      <w:proofErr w:type="gramEnd"/>
-      <w:r>
-        <w:rPr>
-          <w:rFonts w:ascii="Arial" w:eastAsia="Arial" w:hAnsi="Arial" w:cs="Arial"/>
-          <w:color w:val="595959"/>
-          <w:sz w:val="18"/>
-          <w:szCs w:val="18"/>
-        </w:rPr>
-        <w:t xml:space="preserve">  </w:t>
-      </w:r>
-      <w:proofErr w:type="gramStart"/>
-      <w:r>
-        <w:rPr>
-          <w:rFonts w:ascii="Arial" w:eastAsia="Arial" w:hAnsi="Arial" w:cs="Arial"/>
-          <w:color w:val="595959"/>
-          <w:sz w:val="18"/>
-          <w:szCs w:val="18"/>
-        </w:rPr>
-        <w:t>princelv84@gmail.com  |</w:t>
-      </w:r>
-      <w:proofErr w:type="gramEnd"/>
-      <w:r>
-        <w:rPr>
-          <w:rFonts w:ascii="Arial" w:eastAsia="Arial" w:hAnsi="Arial" w:cs="Arial"/>
-          <w:color w:val="595959"/>
-          <w:sz w:val="18"/>
-          <w:szCs w:val="18"/>
-        </w:rPr>
-        <w:t xml:space="preserve">  +91-8894869371</w:t>
+      <w:r>
+        <w:rPr>
+          <w:rFonts w:ascii="Arial" w:eastAsia="Arial" w:hAnsi="Arial" w:cs="Arial"/>
+          <w:color w:val="595959"/>
+          <w:sz w:val="18"/>
+          <w:szCs w:val="18"/>
+        </w:rPr>
+        <w:t>India | princelv84@gmail.com | +</w:t>
+      </w:r>
+      <w:r>
+        <w:rPr>
+          <w:rFonts w:ascii="Arial" w:eastAsia="Arial" w:hAnsi="Arial" w:cs="Arial"/>
+          <w:color w:val="595959"/>
+          <w:sz w:val="18"/>
+          <w:szCs w:val="18"/>
+        </w:rPr>
+        <w:t>91-8894869371</w:t>
       </w:r>
     </w:p>
     <w:p>
@@ -120,7 +242,7 @@
         <w:spacing w:after="20"/>
         <w:jc w:val="center"/>
       </w:pPr>
-      <w:hyperlink r:id="rId7" w:history="1">
+      <w:hyperlink r:id="rId9" w:history="1">
         <w:r>
           <w:rPr>
             <w:rFonts w:ascii="Arial" w:eastAsia="Arial" w:hAnsi="Arial" w:cs="Arial"/>
@@ -141,7 +263,7 @@
         </w:rPr>
         <w:t xml:space="preserve">  |  </w:t>
       </w:r>
-      <w:hyperlink r:id="rId8" w:history="1">
+      <w:hyperlink r:id="rId10" w:history="1">
         <w:r>
           <w:rPr>
             <w:rFonts w:ascii="Arial" w:eastAsia="Arial" w:hAnsi="Arial" w:cs="Arial"/>
@@ -162,7 +284,7 @@
         </w:rPr>
         <w:t xml:space="preserve">  |  </w:t>
       </w:r>
-      <w:hyperlink r:id="rId9" w:history="1">
+      <w:hyperlink r:id="rId11" w:history="1">
         <w:r>
           <w:rPr>
             <w:rFonts w:ascii="Arial" w:eastAsia="Arial" w:hAnsi="Arial" w:cs="Arial"/>
@@ -183,7 +305,7 @@
         </w:rPr>
         <w:t xml:space="preserve">  |  </w:t>
       </w:r>
-      <w:hyperlink r:id="rId10" w:history="1">
+      <w:hyperlink r:id="rId12" w:history="1">
         <w:proofErr w:type="spellStart"/>
         <w:r>
           <w:rPr>
@@ -206,7 +328,7 @@
         </w:rPr>
         <w:t xml:space="preserve">  |  </w:t>
       </w:r>
-      <w:hyperlink r:id="rId11" w:history="1">
+      <w:hyperlink r:id="rId13" w:history="1">
         <w:r>
           <w:rPr>
             <w:rFonts w:ascii="Arial" w:eastAsia="Arial" w:hAnsi="Arial" w:cs="Arial"/>
@@ -227,7 +349,7 @@
         </w:rPr>
         <w:t xml:space="preserve">  |  </w:t>
       </w:r>
-      <w:hyperlink r:id="rId12" w:history="1">
+      <w:hyperlink r:id="rId14" w:history="1">
         <w:r>
           <w:rPr>
             <w:rFonts w:ascii="Arial" w:eastAsia="Arial" w:hAnsi="Arial" w:cs="Arial"/>
@@ -246,7 +368,23 @@
           <w:bottom w:val="single" w:sz="10" w:space="1" w:color="2E75B6"/>
         </w:pBdr>
         <w:spacing w:before="60"/>
-      </w:pPr>
+        <w:jc w:val="right"/>
+        <w:rPr>
+          <w:i/>
+          <w:iCs/>
+          <w:sz w:val="12"/>
+          <w:szCs w:val="12"/>
+        </w:rPr>
+      </w:pPr>
+      <w:r>
+        <w:rPr>
+          <w:i/>
+          <w:iCs/>
+          <w:sz w:val="12"/>
+          <w:szCs w:val="12"/>
+        </w:rPr>
+        <w:t>Scan To Download Resume PDF</w:t>
+      </w:r>
     </w:p>
     <w:p>
       <w:pPr>
@@ -358,7 +496,6 @@
         </w:rPr>
         <w:t xml:space="preserve">Project </w:t>
       </w:r>
-      <w:proofErr w:type="gramStart"/>
       <w:r>
         <w:rPr>
           <w:rFonts w:ascii="Arial" w:eastAsia="Arial" w:hAnsi="Arial" w:cs="Arial"/>
@@ -377,18 +514,28 @@
           <w:sz w:val="19"/>
           <w:szCs w:val="19"/>
         </w:rPr>
-        <w:t xml:space="preserve">  |</w:t>
-      </w:r>
-      <w:proofErr w:type="gramEnd"/>
-      <w:r>
-        <w:rPr>
-          <w:rFonts w:ascii="Arial" w:eastAsia="Arial" w:hAnsi="Arial" w:cs="Arial"/>
-          <w:color w:val="595959"/>
-          <w:sz w:val="19"/>
-          <w:szCs w:val="19"/>
-        </w:rPr>
-        <w:t xml:space="preserve">  </w:t>
-      </w:r>
+        <w:t xml:space="preserve"> </w:t>
+      </w:r>
+      <w:r>
+        <w:rPr>
+          <w:rFonts w:ascii="Arial" w:eastAsia="Arial" w:hAnsi="Arial" w:cs="Arial"/>
+          <w:color w:val="595959"/>
+          <w:sz w:val="19"/>
+          <w:szCs w:val="19"/>
+        </w:rPr>
+        <w:t xml:space="preserve">| </w:t>
+      </w:r>
+      <w:hyperlink r:id="rId15" w:history="1">
+        <w:r>
+          <w:rPr>
+            <w:rFonts w:ascii="Arial" w:eastAsia="Arial" w:hAnsi="Arial" w:cs="Arial"/>
+            <w:color w:val="2E75B6"/>
+            <w:sz w:val="19"/>
+            <w:szCs w:val="19"/>
+          </w:rPr>
+          <w:t>National Institute of Electronics and Information Technology</w:t>
+        </w:r>
+      </w:hyperlink>
       <w:r>
         <w:rPr>
           <w:rFonts w:ascii="Arial" w:eastAsia="Arial" w:hAnsi="Arial" w:cs="Arial"/>
@@ -396,7 +543,16 @@
           <w:sz w:val="19"/>
           <w:szCs w:val="19"/>
         </w:rPr>
-        <w:t>NIELIT, Ropar, Punjab</w:t>
+        <w:t xml:space="preserve"> (NIELIT)</w:t>
+      </w:r>
+      <w:r>
+        <w:rPr>
+          <w:rFonts w:ascii="Arial" w:eastAsia="Arial" w:hAnsi="Arial" w:cs="Arial"/>
+          <w:color w:val="2E75B6"/>
+          <w:sz w:val="19"/>
+          <w:szCs w:val="19"/>
+        </w:rPr>
+        <w:t>, Ropar</w:t>
       </w:r>
       <w:r>
         <w:rPr>
@@ -480,126 +636,30 @@
         </w:numPr>
         <w:spacing w:before="20" w:after="20"/>
         <w:ind w:left="360"/>
-      </w:pPr>
-      <w:r>
-        <w:rPr>
-          <w:rFonts w:ascii="Arial" w:eastAsia="Arial" w:hAnsi="Arial" w:cs="Arial"/>
-          <w:color w:val="000000"/>
-          <w:sz w:val="19"/>
-          <w:szCs w:val="19"/>
-        </w:rPr>
-        <w:t xml:space="preserve">Led National Tech Training: Spearheaded capacity-building programs under the </w:t>
-      </w:r>
-      <w:proofErr w:type="spellStart"/>
-      <w:r>
-        <w:rPr>
-          <w:rFonts w:ascii="Arial" w:eastAsia="Arial" w:hAnsi="Arial" w:cs="Arial"/>
-          <w:color w:val="000000"/>
-          <w:sz w:val="19"/>
-          <w:szCs w:val="19"/>
-        </w:rPr>
-        <w:t>MeitY</w:t>
-      </w:r>
-      <w:proofErr w:type="spellEnd"/>
-      <w:r>
-        <w:rPr>
-          <w:rFonts w:ascii="Arial" w:eastAsia="Arial" w:hAnsi="Arial" w:cs="Arial"/>
-          <w:color w:val="000000"/>
-          <w:sz w:val="19"/>
-          <w:szCs w:val="19"/>
-        </w:rPr>
-        <w:t xml:space="preserve"> </w:t>
-      </w:r>
-      <w:proofErr w:type="spellStart"/>
-      <w:r>
-        <w:rPr>
-          <w:rFonts w:ascii="Arial" w:eastAsia="Arial" w:hAnsi="Arial" w:cs="Arial"/>
-          <w:color w:val="000000"/>
-          <w:sz w:val="19"/>
-          <w:szCs w:val="19"/>
-        </w:rPr>
-        <w:t>FutureSkills</w:t>
-      </w:r>
-      <w:proofErr w:type="spellEnd"/>
-      <w:r>
-        <w:rPr>
-          <w:rFonts w:ascii="Arial" w:eastAsia="Arial" w:hAnsi="Arial" w:cs="Arial"/>
-          <w:color w:val="000000"/>
-          <w:sz w:val="19"/>
-          <w:szCs w:val="19"/>
-        </w:rPr>
-        <w:t xml:space="preserve"> Prime scheme, training 800+ university students and 400+ government officials in AI/ML, Data Science, and Big Data.</w:t>
-      </w:r>
-    </w:p>
-    <w:p>
-      <w:pPr>
-        <w:tabs>
-          <w:tab w:val="right" w:pos="10512"/>
-        </w:tabs>
-        <w:spacing w:before="140" w:after="20"/>
-      </w:pPr>
-      <w:r>
-        <w:rPr>
-          <w:rFonts w:ascii="Arial" w:eastAsia="Arial" w:hAnsi="Arial" w:cs="Arial"/>
-          <w:b/>
-          <w:bCs/>
-          <w:color w:val="1F3864"/>
-          <w:sz w:val="21"/>
-          <w:szCs w:val="21"/>
-        </w:rPr>
-        <w:t xml:space="preserve">Software </w:t>
-      </w:r>
-      <w:proofErr w:type="gramStart"/>
-      <w:r>
-        <w:rPr>
-          <w:rFonts w:ascii="Arial" w:eastAsia="Arial" w:hAnsi="Arial" w:cs="Arial"/>
-          <w:b/>
-          <w:bCs/>
-          <w:color w:val="1F3864"/>
-          <w:sz w:val="21"/>
-          <w:szCs w:val="21"/>
-        </w:rPr>
-        <w:t>Developer</w:t>
-      </w:r>
-      <w:r>
-        <w:rPr>
-          <w:rFonts w:ascii="Arial" w:eastAsia="Arial" w:hAnsi="Arial" w:cs="Arial"/>
-          <w:color w:val="595959"/>
-          <w:sz w:val="19"/>
-          <w:szCs w:val="19"/>
-        </w:rPr>
-        <w:t xml:space="preserve">  |</w:t>
-      </w:r>
-      <w:proofErr w:type="gramEnd"/>
-      <w:r>
-        <w:rPr>
-          <w:rFonts w:ascii="Arial" w:eastAsia="Arial" w:hAnsi="Arial" w:cs="Arial"/>
-          <w:color w:val="595959"/>
-          <w:sz w:val="19"/>
-          <w:szCs w:val="19"/>
-        </w:rPr>
-        <w:t xml:space="preserve">  </w:t>
-      </w:r>
-      <w:r>
-        <w:rPr>
-          <w:rFonts w:ascii="Arial" w:eastAsia="Arial" w:hAnsi="Arial" w:cs="Arial"/>
-          <w:color w:val="2E75B6"/>
-          <w:sz w:val="19"/>
-          <w:szCs w:val="19"/>
-        </w:rPr>
-        <w:t>Smiling Walls, Chandigarh</w:t>
-      </w:r>
-      <w:r>
-        <w:rPr>
-          <w:rFonts w:ascii="Arial" w:eastAsia="Arial" w:hAnsi="Arial" w:cs="Arial"/>
-          <w:i/>
-          <w:iCs/>
-          <w:color w:val="767676"/>
-          <w:sz w:val="18"/>
-          <w:szCs w:val="18"/>
-        </w:rPr>
-        <w:tab/>
-        <w:t>Nov 2023 – Aug 2024</w:t>
+        <w:rPr>
+          <w:rFonts w:ascii="Arial" w:eastAsia="Arial" w:hAnsi="Arial" w:cs="Arial"/>
+          <w:color w:val="000000"/>
+          <w:sz w:val="19"/>
+          <w:szCs w:val="19"/>
+        </w:rPr>
+      </w:pPr>
+      <w:r>
+        <w:rPr>
+          <w:rFonts w:ascii="Arial" w:eastAsia="Arial" w:hAnsi="Arial" w:cs="Arial"/>
+          <w:color w:val="000000"/>
+          <w:sz w:val="19"/>
+          <w:szCs w:val="19"/>
+        </w:rPr>
+        <w:t>Mentored and trained students in Artificial Intelligence, Machine Learning, and Data Science as part of the IndiaAI Scheme and the collaborative NIELIT-IIT Ropar AIML program</w:t>
+      </w:r>
+      <w:r>
+        <w:rPr>
+          <w:rFonts w:ascii="Arial" w:eastAsia="Arial" w:hAnsi="Arial" w:cs="Arial"/>
+          <w:color w:val="000000"/>
+          <w:sz w:val="19"/>
+          <w:szCs w:val="19"/>
+        </w:rPr>
+        <w:t>.</w:t>
       </w:r>
     </w:p>
     <w:p>
@@ -619,7 +679,76 @@
           <w:sz w:val="19"/>
           <w:szCs w:val="19"/>
         </w:rPr>
-        <w:t>Developed Data Pipelines: Engineered automated Python-based data pipelines using Pandas and Matplotlib for comprehensive analytics and reporting.</w:t>
+        <w:t>Led National Tech Training: Spearheaded capacity-building programs under the MeitY FutureSkills Prime scheme, training 800+ university students and 400+ government officials in AI/ML, Data Science, and Big Data.</w:t>
+      </w:r>
+    </w:p>
+    <w:p>
+      <w:pPr>
+        <w:tabs>
+          <w:tab w:val="right" w:pos="10512"/>
+        </w:tabs>
+        <w:spacing w:before="140" w:after="20"/>
+      </w:pPr>
+      <w:r>
+        <w:rPr>
+          <w:rFonts w:ascii="Arial" w:eastAsia="Arial" w:hAnsi="Arial" w:cs="Arial"/>
+          <w:b/>
+          <w:bCs/>
+          <w:color w:val="1F3864"/>
+          <w:sz w:val="21"/>
+          <w:szCs w:val="21"/>
+        </w:rPr>
+        <w:t xml:space="preserve">Software </w:t>
+      </w:r>
+      <w:r>
+        <w:rPr>
+          <w:rFonts w:ascii="Arial" w:eastAsia="Arial" w:hAnsi="Arial" w:cs="Arial"/>
+          <w:b/>
+          <w:bCs/>
+          <w:color w:val="1F3864"/>
+          <w:sz w:val="21"/>
+          <w:szCs w:val="21"/>
+        </w:rPr>
+        <w:t>Developer</w:t>
+      </w:r>
+      <w:r>
+        <w:rPr>
+          <w:rFonts w:ascii="Arial" w:eastAsia="Arial" w:hAnsi="Arial" w:cs="Arial"/>
+          <w:color w:val="595959"/>
+          <w:sz w:val="19"/>
+          <w:szCs w:val="19"/>
+        </w:rPr>
+        <w:t xml:space="preserve"> </w:t>
+      </w:r>
+      <w:r>
+        <w:rPr>
+          <w:rFonts w:ascii="Arial" w:eastAsia="Arial" w:hAnsi="Arial" w:cs="Arial"/>
+          <w:color w:val="595959"/>
+          <w:sz w:val="19"/>
+          <w:szCs w:val="19"/>
+        </w:rPr>
+        <w:t>| Smiling</w:t>
+      </w:r>
+      <w:r>
+        <w:rPr>
+          <w:rFonts w:ascii="Arial" w:eastAsia="Arial" w:hAnsi="Arial" w:cs="Arial"/>
+          <w:color w:val="2E75B6"/>
+          <w:sz w:val="19"/>
+          <w:szCs w:val="19"/>
+        </w:rPr>
+        <w:t xml:space="preserve"> Walls, Chandigarh</w:t>
+      </w:r>
+      <w:r>
+        <w:rPr>
+          <w:rFonts w:ascii="Arial" w:eastAsia="Arial" w:hAnsi="Arial" w:cs="Arial"/>
+          <w:i/>
+          <w:iCs/>
+          <w:color w:val="767676"/>
+          <w:sz w:val="18"/>
+          <w:szCs w:val="18"/>
+        </w:rPr>
+        <w:tab/>
+        <w:t>Nov 2023 – Aug 2024</w:t>
       </w:r>
     </w:p>
     <w:p>
@@ -639,7 +768,7 @@
           <w:sz w:val="19"/>
           <w:szCs w:val="19"/>
         </w:rPr>
-        <w:t>Optimized Operations: Automated manual data workflows, boosting overall processing efficiency by 40%.</w:t>
+        <w:t>Developed Data Pipelines: Engineered automated Python-based data pipelines using Pandas and Matplotlib for comprehensive analytics and reporting.</w:t>
       </w:r>
     </w:p>
     <w:p>
@@ -659,78 +788,7 @@
           <w:sz w:val="19"/>
           <w:szCs w:val="19"/>
         </w:rPr>
-        <w:t>Deployed Edge AI: Designed and tested edge AI solutions utilizing NVIDIA Jetson Nano and Orin for real-time data processing.</w:t>
-      </w:r>
-    </w:p>
-    <w:p>
-      <w:pPr>
-        <w:tabs>
-          <w:tab w:val="right" w:pos="10512"/>
-        </w:tabs>
-        <w:spacing w:before="140" w:after="20"/>
-      </w:pPr>
-      <w:r>
-        <w:rPr>
-          <w:rFonts w:ascii="Arial" w:eastAsia="Arial" w:hAnsi="Arial" w:cs="Arial"/>
-          <w:b/>
-          <w:bCs/>
-          <w:color w:val="1F3864"/>
-          <w:sz w:val="21"/>
-          <w:szCs w:val="21"/>
-        </w:rPr>
-        <w:t xml:space="preserve">AIML </w:t>
-      </w:r>
-      <w:proofErr w:type="gramStart"/>
-      <w:r>
-        <w:rPr>
-          <w:rFonts w:ascii="Arial" w:eastAsia="Arial" w:hAnsi="Arial" w:cs="Arial"/>
-          <w:b/>
-          <w:bCs/>
-          <w:color w:val="1F3864"/>
-          <w:sz w:val="21"/>
-          <w:szCs w:val="21"/>
-        </w:rPr>
-        <w:t>Trainee</w:t>
-      </w:r>
-      <w:r>
-        <w:rPr>
-          <w:rFonts w:ascii="Arial" w:eastAsia="Arial" w:hAnsi="Arial" w:cs="Arial"/>
-          <w:color w:val="595959"/>
-          <w:sz w:val="19"/>
-          <w:szCs w:val="19"/>
-        </w:rPr>
-        <w:t xml:space="preserve">  |</w:t>
-      </w:r>
-      <w:proofErr w:type="gramEnd"/>
-      <w:r>
-        <w:rPr>
-          <w:rFonts w:ascii="Arial" w:eastAsia="Arial" w:hAnsi="Arial" w:cs="Arial"/>
-          <w:color w:val="595959"/>
-          <w:sz w:val="19"/>
-          <w:szCs w:val="19"/>
-        </w:rPr>
-        <w:t xml:space="preserve">  </w:t>
-      </w:r>
-      <w:r>
-        <w:rPr>
-          <w:rFonts w:ascii="Arial" w:eastAsia="Arial" w:hAnsi="Arial" w:cs="Arial"/>
-          <w:color w:val="2E75B6"/>
-          <w:sz w:val="19"/>
-          <w:szCs w:val="19"/>
-        </w:rPr>
-        <w:t>NIELIT, Ropar, Punjab</w:t>
-      </w:r>
-      <w:r>
-        <w:rPr>
-          <w:rFonts w:ascii="Arial" w:eastAsia="Arial" w:hAnsi="Arial" w:cs="Arial"/>
-          <w:i/>
-          <w:iCs/>
-          <w:color w:val="767676"/>
-          <w:sz w:val="18"/>
-          <w:szCs w:val="18"/>
-        </w:rPr>
-        <w:tab/>
-        <w:t>Apr 2023 – Oct 2023</w:t>
+        <w:t>Optimized Operations: Automated manual data workflows, boosting overall processing efficiency by 40%.</w:t>
       </w:r>
     </w:p>
     <w:p>
@@ -750,7 +808,96 @@
           <w:sz w:val="19"/>
           <w:szCs w:val="19"/>
         </w:rPr>
-        <w:t>Model Development: Contributed to the design and training of NLP, computer vision, and predictive analytics models.</w:t>
+        <w:t>Deployed Edge AI: Designed and tested edge AI solutions utilizing NVIDIA Jetson Nano and Orin for real-time data processing.</w:t>
+      </w:r>
+    </w:p>
+    <w:p>
+      <w:pPr>
+        <w:tabs>
+          <w:tab w:val="right" w:pos="10512"/>
+        </w:tabs>
+        <w:spacing w:before="140" w:after="20"/>
+      </w:pPr>
+      <w:r>
+        <w:rPr>
+          <w:rFonts w:ascii="Arial" w:eastAsia="Arial" w:hAnsi="Arial" w:cs="Arial"/>
+          <w:b/>
+          <w:bCs/>
+          <w:color w:val="1F3864"/>
+          <w:sz w:val="21"/>
+          <w:szCs w:val="21"/>
+        </w:rPr>
+        <w:t xml:space="preserve">AIML </w:t>
+      </w:r>
+      <w:r>
+        <w:rPr>
+          <w:rFonts w:ascii="Arial" w:eastAsia="Arial" w:hAnsi="Arial" w:cs="Arial"/>
+          <w:b/>
+          <w:bCs/>
+          <w:color w:val="1F3864"/>
+          <w:sz w:val="21"/>
+          <w:szCs w:val="21"/>
+        </w:rPr>
+        <w:t>Trainee</w:t>
+      </w:r>
+      <w:r>
+        <w:rPr>
+          <w:rFonts w:ascii="Arial" w:eastAsia="Arial" w:hAnsi="Arial" w:cs="Arial"/>
+          <w:color w:val="595959"/>
+          <w:sz w:val="19"/>
+          <w:szCs w:val="19"/>
+        </w:rPr>
+        <w:t xml:space="preserve"> |</w:t>
+      </w:r>
+      <w:r>
+        <w:rPr>
+          <w:rFonts w:ascii="Arial" w:eastAsia="Arial" w:hAnsi="Arial" w:cs="Arial"/>
+          <w:color w:val="595959"/>
+          <w:sz w:val="19"/>
+          <w:szCs w:val="19"/>
+        </w:rPr>
+        <w:t xml:space="preserve">  </w:t>
+      </w:r>
+      <w:hyperlink r:id="rId16" w:history="1">
+        <w:r>
+          <w:rPr>
+            <w:rFonts w:ascii="Arial" w:eastAsia="Arial" w:hAnsi="Arial" w:cs="Arial"/>
+            <w:color w:val="2E75B6"/>
+            <w:sz w:val="19"/>
+            <w:szCs w:val="19"/>
+          </w:rPr>
+          <w:t>National Institute of Electronics and Information Technology</w:t>
+        </w:r>
+      </w:hyperlink>
+      <w:r>
+        <w:rPr>
+          <w:rFonts w:ascii="Arial" w:eastAsia="Arial" w:hAnsi="Arial" w:cs="Arial"/>
+          <w:color w:val="2E75B6"/>
+          <w:sz w:val="19"/>
+          <w:szCs w:val="19"/>
+        </w:rPr>
+        <w:t xml:space="preserve"> (NIELIT)</w:t>
+      </w:r>
+      <w:r>
+        <w:rPr>
+          <w:rFonts w:ascii="Arial" w:eastAsia="Arial" w:hAnsi="Arial" w:cs="Arial"/>
+          <w:color w:val="2E75B6"/>
+          <w:sz w:val="19"/>
+          <w:szCs w:val="19"/>
+        </w:rPr>
+        <w:t>, Ropar, Punjab</w:t>
+      </w:r>
+      <w:r>
+        <w:rPr>
+          <w:rFonts w:ascii="Arial" w:eastAsia="Arial" w:hAnsi="Arial" w:cs="Arial"/>
+          <w:i/>
+          <w:iCs/>
+          <w:color w:val="767676"/>
+          <w:sz w:val="18"/>
+          <w:szCs w:val="18"/>
+        </w:rPr>
+        <w:tab/>
+        <w:t>Apr 2023 – Oct 2023</w:t>
       </w:r>
     </w:p>
     <w:p>
@@ -770,87 +917,7 @@
           <w:sz w:val="19"/>
           <w:szCs w:val="19"/>
         </w:rPr>
-        <w:t xml:space="preserve">Application Integration: Successfully integrated ML models into interactive user interfaces using </w:t>
-      </w:r>
-      <w:proofErr w:type="spellStart"/>
-      <w:r>
-        <w:rPr>
-          <w:rFonts w:ascii="Arial" w:eastAsia="Arial" w:hAnsi="Arial" w:cs="Arial"/>
-          <w:color w:val="000000"/>
-          <w:sz w:val="19"/>
-          <w:szCs w:val="19"/>
-        </w:rPr>
-        <w:t>Tkinter</w:t>
-      </w:r>
-      <w:proofErr w:type="spellEnd"/>
-      <w:r>
-        <w:rPr>
-          <w:rFonts w:ascii="Arial" w:eastAsia="Arial" w:hAnsi="Arial" w:cs="Arial"/>
-          <w:color w:val="000000"/>
-          <w:sz w:val="19"/>
-          <w:szCs w:val="19"/>
-        </w:rPr>
-        <w:t xml:space="preserve">, </w:t>
-      </w:r>
-      <w:proofErr w:type="spellStart"/>
-      <w:r>
-        <w:rPr>
-          <w:rFonts w:ascii="Arial" w:eastAsia="Arial" w:hAnsi="Arial" w:cs="Arial"/>
-          <w:color w:val="000000"/>
-          <w:sz w:val="19"/>
-          <w:szCs w:val="19"/>
-        </w:rPr>
-        <w:t>PyQt</w:t>
-      </w:r>
-      <w:proofErr w:type="spellEnd"/>
-      <w:r>
-        <w:rPr>
-          <w:rFonts w:ascii="Arial" w:eastAsia="Arial" w:hAnsi="Arial" w:cs="Arial"/>
-          <w:color w:val="000000"/>
-          <w:sz w:val="19"/>
-          <w:szCs w:val="19"/>
-        </w:rPr>
-        <w:t xml:space="preserve">, Flask, Django, </w:t>
-      </w:r>
-      <w:proofErr w:type="spellStart"/>
-      <w:r>
-        <w:rPr>
-          <w:rFonts w:ascii="Arial" w:eastAsia="Arial" w:hAnsi="Arial" w:cs="Arial"/>
-          <w:color w:val="000000"/>
-          <w:sz w:val="19"/>
-          <w:szCs w:val="19"/>
-        </w:rPr>
-        <w:t>Streamlit</w:t>
-      </w:r>
-      <w:proofErr w:type="spellEnd"/>
-      <w:r>
-        <w:rPr>
-          <w:rFonts w:ascii="Arial" w:eastAsia="Arial" w:hAnsi="Arial" w:cs="Arial"/>
-          <w:color w:val="000000"/>
-          <w:sz w:val="19"/>
-          <w:szCs w:val="19"/>
-        </w:rPr>
-        <w:t xml:space="preserve">, and </w:t>
-      </w:r>
-      <w:proofErr w:type="spellStart"/>
-      <w:r>
-        <w:rPr>
-          <w:rFonts w:ascii="Arial" w:eastAsia="Arial" w:hAnsi="Arial" w:cs="Arial"/>
-          <w:color w:val="000000"/>
-          <w:sz w:val="19"/>
-          <w:szCs w:val="19"/>
-        </w:rPr>
-        <w:t>Gradio</w:t>
-      </w:r>
-      <w:proofErr w:type="spellEnd"/>
-      <w:r>
-        <w:rPr>
-          <w:rFonts w:ascii="Arial" w:eastAsia="Arial" w:hAnsi="Arial" w:cs="Arial"/>
-          <w:color w:val="000000"/>
-          <w:sz w:val="19"/>
-          <w:szCs w:val="19"/>
-        </w:rPr>
-        <w:t>.</w:t>
+        <w:t>Model Development: Contributed to the design and training of NLP, computer vision, and predictive analytics models.</w:t>
       </w:r>
     </w:p>
     <w:p>
@@ -870,530 +937,7 @@
           <w:sz w:val="19"/>
           <w:szCs w:val="19"/>
         </w:rPr>
-        <w:t>Digital India Initiatives: Supported AI capacity-building and technical workshops aligned with Digital India national technology goals.</w:t>
-      </w:r>
-    </w:p>
-    <w:p>
-      <w:pPr>
-        <w:pBdr>
-          <w:bottom w:val="single" w:sz="6" w:space="2" w:color="2E75B6"/>
-        </w:pBdr>
-        <w:spacing w:before="220" w:after="60"/>
-      </w:pPr>
-      <w:r>
-        <w:rPr>
-          <w:rFonts w:ascii="Arial" w:eastAsia="Arial" w:hAnsi="Arial" w:cs="Arial"/>
-          <w:b/>
-          <w:bCs/>
-          <w:color w:val="1F3864"/>
-          <w:sz w:val="22"/>
-          <w:szCs w:val="22"/>
-        </w:rPr>
-        <w:t>EDUCATION</w:t>
-      </w:r>
-    </w:p>
-    <w:p>
-      <w:pPr>
-        <w:tabs>
-          <w:tab w:val="right" w:pos="10512"/>
-        </w:tabs>
-        <w:spacing w:before="100" w:after="20"/>
-      </w:pPr>
-      <w:proofErr w:type="spellStart"/>
-      <w:proofErr w:type="gramStart"/>
-      <w:r>
-        <w:rPr>
-          <w:rFonts w:ascii="Arial" w:eastAsia="Arial" w:hAnsi="Arial" w:cs="Arial"/>
-          <w:b/>
-          <w:bCs/>
-          <w:color w:val="1F3864"/>
-        </w:rPr>
-        <w:t>B.Tech</w:t>
-      </w:r>
-      <w:proofErr w:type="spellEnd"/>
-      <w:proofErr w:type="gramEnd"/>
-      <w:r>
-        <w:rPr>
-          <w:rFonts w:ascii="Arial" w:eastAsia="Arial" w:hAnsi="Arial" w:cs="Arial"/>
-          <w:b/>
-          <w:bCs/>
-          <w:color w:val="1F3864"/>
-        </w:rPr>
-        <w:t xml:space="preserve">, Computer Science &amp; </w:t>
-      </w:r>
-      <w:proofErr w:type="gramStart"/>
-      <w:r>
-        <w:rPr>
-          <w:rFonts w:ascii="Arial" w:eastAsia="Arial" w:hAnsi="Arial" w:cs="Arial"/>
-          <w:b/>
-          <w:bCs/>
-          <w:color w:val="1F3864"/>
-        </w:rPr>
-        <w:t>Engineering</w:t>
-      </w:r>
-      <w:r>
-        <w:rPr>
-          <w:rFonts w:ascii="Arial" w:eastAsia="Arial" w:hAnsi="Arial" w:cs="Arial"/>
-          <w:color w:val="595959"/>
-          <w:sz w:val="19"/>
-          <w:szCs w:val="19"/>
-        </w:rPr>
-        <w:t xml:space="preserve">  —</w:t>
-      </w:r>
-      <w:proofErr w:type="gramEnd"/>
-      <w:r>
-        <w:rPr>
-          <w:rFonts w:ascii="Arial" w:eastAsia="Arial" w:hAnsi="Arial" w:cs="Arial"/>
-          <w:color w:val="595959"/>
-          <w:sz w:val="19"/>
-          <w:szCs w:val="19"/>
-        </w:rPr>
-        <w:t xml:space="preserve">  Green Hills Engineering College (HPTU)</w:t>
-      </w:r>
-      <w:r>
-        <w:rPr>
-          <w:rFonts w:ascii="Arial" w:eastAsia="Arial" w:hAnsi="Arial" w:cs="Arial"/>
-          <w:i/>
-          <w:iCs/>
-          <w:color w:val="767676"/>
-          <w:sz w:val="18"/>
-          <w:szCs w:val="18"/>
-        </w:rPr>
-        <w:tab/>
-        <w:t>2020 – May 2023</w:t>
-      </w:r>
-    </w:p>
-    <w:p>
-      <w:pPr>
-        <w:tabs>
-          <w:tab w:val="right" w:pos="10512"/>
-        </w:tabs>
-        <w:spacing w:before="60" w:after="20"/>
-      </w:pPr>
-      <w:r>
-        <w:rPr>
-          <w:rFonts w:ascii="Arial" w:eastAsia="Arial" w:hAnsi="Arial" w:cs="Arial"/>
-          <w:b/>
-          <w:bCs/>
-          <w:color w:val="1F3864"/>
-        </w:rPr>
-        <w:t xml:space="preserve">Diploma in Computer </w:t>
-      </w:r>
-      <w:proofErr w:type="gramStart"/>
-      <w:r>
-        <w:rPr>
-          <w:rFonts w:ascii="Arial" w:eastAsia="Arial" w:hAnsi="Arial" w:cs="Arial"/>
-          <w:b/>
-          <w:bCs/>
-          <w:color w:val="1F3864"/>
-        </w:rPr>
-        <w:t>Engineering</w:t>
-      </w:r>
-      <w:r>
-        <w:rPr>
-          <w:rFonts w:ascii="Arial" w:eastAsia="Arial" w:hAnsi="Arial" w:cs="Arial"/>
-          <w:color w:val="595959"/>
-          <w:sz w:val="19"/>
-          <w:szCs w:val="19"/>
-        </w:rPr>
-        <w:t xml:space="preserve">  —</w:t>
-      </w:r>
-      <w:proofErr w:type="gramEnd"/>
-      <w:r>
-        <w:rPr>
-          <w:rFonts w:ascii="Arial" w:eastAsia="Arial" w:hAnsi="Arial" w:cs="Arial"/>
-          <w:color w:val="595959"/>
-          <w:sz w:val="19"/>
-          <w:szCs w:val="19"/>
-        </w:rPr>
-        <w:t xml:space="preserve">  Govt Polytechnic College </w:t>
-      </w:r>
-      <w:proofErr w:type="spellStart"/>
-      <w:r>
-        <w:rPr>
-          <w:rFonts w:ascii="Arial" w:eastAsia="Arial" w:hAnsi="Arial" w:cs="Arial"/>
-          <w:color w:val="595959"/>
-          <w:sz w:val="19"/>
-          <w:szCs w:val="19"/>
-        </w:rPr>
-        <w:t>Sundernagar</w:t>
-      </w:r>
-      <w:proofErr w:type="spellEnd"/>
-      <w:r>
-        <w:rPr>
-          <w:rFonts w:ascii="Arial" w:eastAsia="Arial" w:hAnsi="Arial" w:cs="Arial"/>
-          <w:color w:val="595959"/>
-          <w:sz w:val="19"/>
-          <w:szCs w:val="19"/>
-        </w:rPr>
-        <w:t xml:space="preserve"> (HPTECH BOARD)</w:t>
-      </w:r>
-      <w:r>
-        <w:rPr>
-          <w:rFonts w:ascii="Arial" w:eastAsia="Arial" w:hAnsi="Arial" w:cs="Arial"/>
-          <w:i/>
-          <w:iCs/>
-          <w:color w:val="767676"/>
-          <w:sz w:val="18"/>
-          <w:szCs w:val="18"/>
-        </w:rPr>
-        <w:tab/>
-        <w:t>2017 – Jun 2020</w:t>
-      </w:r>
-    </w:p>
-    <w:p>
-      <w:pPr>
-        <w:pBdr>
-          <w:bottom w:val="single" w:sz="6" w:space="2" w:color="2E75B6"/>
-        </w:pBdr>
-        <w:spacing w:before="220" w:after="60"/>
-      </w:pPr>
-      <w:r>
-        <w:rPr>
-          <w:rFonts w:ascii="Arial" w:eastAsia="Arial" w:hAnsi="Arial" w:cs="Arial"/>
-          <w:b/>
-          <w:bCs/>
-          <w:color w:val="1F3864"/>
-          <w:sz w:val="22"/>
-          <w:szCs w:val="22"/>
-        </w:rPr>
-        <w:t>TECHNICAL SKILLS</w:t>
-      </w:r>
-    </w:p>
-    <w:p>
-      <w:pPr>
-        <w:spacing w:before="50" w:after="30"/>
-      </w:pPr>
-      <w:r>
-        <w:rPr>
-          <w:rFonts w:ascii="Arial" w:eastAsia="Arial" w:hAnsi="Arial" w:cs="Arial"/>
-          <w:b/>
-          <w:bCs/>
-          <w:color w:val="1F3864"/>
-          <w:sz w:val="19"/>
-          <w:szCs w:val="19"/>
-        </w:rPr>
-        <w:t xml:space="preserve">Languages: </w:t>
-      </w:r>
-      <w:r>
-        <w:rPr>
-          <w:rFonts w:ascii="Arial" w:eastAsia="Arial" w:hAnsi="Arial" w:cs="Arial"/>
-          <w:color w:val="000000"/>
-          <w:sz w:val="19"/>
-          <w:szCs w:val="19"/>
-        </w:rPr>
-        <w:t>Python, Java, C++, SQL, JavaScript</w:t>
-      </w:r>
-    </w:p>
-    <w:p>
-      <w:pPr>
-        <w:spacing w:before="50" w:after="30"/>
-      </w:pPr>
-      <w:r>
-        <w:rPr>
-          <w:rFonts w:ascii="Arial" w:eastAsia="Arial" w:hAnsi="Arial" w:cs="Arial"/>
-          <w:b/>
-          <w:bCs/>
-          <w:color w:val="1F3864"/>
-          <w:sz w:val="19"/>
-          <w:szCs w:val="19"/>
-        </w:rPr>
-        <w:t xml:space="preserve">ML/AI Frameworks: </w:t>
-      </w:r>
-      <w:r>
-        <w:rPr>
-          <w:rFonts w:ascii="Arial" w:eastAsia="Arial" w:hAnsi="Arial" w:cs="Arial"/>
-          <w:color w:val="000000"/>
-          <w:sz w:val="19"/>
-          <w:szCs w:val="19"/>
-        </w:rPr>
-        <w:t xml:space="preserve">Scikit-learn, TensorFlow, </w:t>
-      </w:r>
-      <w:proofErr w:type="spellStart"/>
-      <w:r>
-        <w:rPr>
-          <w:rFonts w:ascii="Arial" w:eastAsia="Arial" w:hAnsi="Arial" w:cs="Arial"/>
-          <w:color w:val="000000"/>
-          <w:sz w:val="19"/>
-          <w:szCs w:val="19"/>
-        </w:rPr>
-        <w:t>Keras</w:t>
-      </w:r>
-      <w:proofErr w:type="spellEnd"/>
-      <w:r>
-        <w:rPr>
-          <w:rFonts w:ascii="Arial" w:eastAsia="Arial" w:hAnsi="Arial" w:cs="Arial"/>
-          <w:color w:val="000000"/>
-          <w:sz w:val="19"/>
-          <w:szCs w:val="19"/>
-        </w:rPr>
-        <w:t>, Pandas, NumPy, Matplotlib, Seaborn, NLP, Computer Vision</w:t>
-      </w:r>
-    </w:p>
-    <w:p>
-      <w:pPr>
-        <w:spacing w:before="50" w:after="30"/>
-      </w:pPr>
-      <w:r>
-        <w:rPr>
-          <w:rFonts w:ascii="Arial" w:eastAsia="Arial" w:hAnsi="Arial" w:cs="Arial"/>
-          <w:b/>
-          <w:bCs/>
-          <w:color w:val="1F3864"/>
-          <w:sz w:val="19"/>
-          <w:szCs w:val="19"/>
-        </w:rPr>
-        <w:t xml:space="preserve">Generative AI &amp; LLMs: </w:t>
-      </w:r>
-      <w:proofErr w:type="spellStart"/>
-      <w:r>
-        <w:rPr>
-          <w:rFonts w:ascii="Arial" w:eastAsia="Arial" w:hAnsi="Arial" w:cs="Arial"/>
-          <w:color w:val="000000"/>
-          <w:sz w:val="19"/>
-          <w:szCs w:val="19"/>
-        </w:rPr>
-        <w:t>HuggingFace</w:t>
-      </w:r>
-      <w:proofErr w:type="spellEnd"/>
-      <w:r>
-        <w:rPr>
-          <w:rFonts w:ascii="Arial" w:eastAsia="Arial" w:hAnsi="Arial" w:cs="Arial"/>
-          <w:color w:val="000000"/>
-          <w:sz w:val="19"/>
-          <w:szCs w:val="19"/>
-        </w:rPr>
-        <w:t xml:space="preserve">, Transformers (BERT, GPT, </w:t>
-      </w:r>
-      <w:proofErr w:type="spellStart"/>
-      <w:r>
-        <w:rPr>
-          <w:rFonts w:ascii="Arial" w:eastAsia="Arial" w:hAnsi="Arial" w:cs="Arial"/>
-          <w:color w:val="000000"/>
-          <w:sz w:val="19"/>
-          <w:szCs w:val="19"/>
-        </w:rPr>
-        <w:t>LLaMA</w:t>
-      </w:r>
-      <w:proofErr w:type="spellEnd"/>
-      <w:r>
-        <w:rPr>
-          <w:rFonts w:ascii="Arial" w:eastAsia="Arial" w:hAnsi="Arial" w:cs="Arial"/>
-          <w:color w:val="000000"/>
-          <w:sz w:val="19"/>
-          <w:szCs w:val="19"/>
-        </w:rPr>
-        <w:t xml:space="preserve">), </w:t>
-      </w:r>
-      <w:proofErr w:type="spellStart"/>
-      <w:r>
-        <w:rPr>
-          <w:rFonts w:ascii="Arial" w:eastAsia="Arial" w:hAnsi="Arial" w:cs="Arial"/>
-          <w:color w:val="000000"/>
-          <w:sz w:val="19"/>
-          <w:szCs w:val="19"/>
-        </w:rPr>
-        <w:t>LangChain</w:t>
-      </w:r>
-      <w:proofErr w:type="spellEnd"/>
-      <w:r>
-        <w:rPr>
-          <w:rFonts w:ascii="Arial" w:eastAsia="Arial" w:hAnsi="Arial" w:cs="Arial"/>
-          <w:color w:val="000000"/>
-          <w:sz w:val="19"/>
-          <w:szCs w:val="19"/>
-        </w:rPr>
-        <w:t>, RAG Pipelines</w:t>
-      </w:r>
-    </w:p>
-    <w:p>
-      <w:pPr>
-        <w:spacing w:before="50" w:after="30"/>
-      </w:pPr>
-      <w:r>
-        <w:rPr>
-          <w:rFonts w:ascii="Arial" w:eastAsia="Arial" w:hAnsi="Arial" w:cs="Arial"/>
-          <w:b/>
-          <w:bCs/>
-          <w:color w:val="1F3864"/>
-          <w:sz w:val="19"/>
-          <w:szCs w:val="19"/>
-        </w:rPr>
-        <w:t xml:space="preserve">Web Frameworks: </w:t>
-      </w:r>
-      <w:r>
-        <w:rPr>
-          <w:rFonts w:ascii="Arial" w:eastAsia="Arial" w:hAnsi="Arial" w:cs="Arial"/>
-          <w:color w:val="000000"/>
-          <w:sz w:val="19"/>
-          <w:szCs w:val="19"/>
-        </w:rPr>
-        <w:t xml:space="preserve">Flask, Django, </w:t>
-      </w:r>
-      <w:proofErr w:type="spellStart"/>
-      <w:r>
-        <w:rPr>
-          <w:rFonts w:ascii="Arial" w:eastAsia="Arial" w:hAnsi="Arial" w:cs="Arial"/>
-          <w:color w:val="000000"/>
-          <w:sz w:val="19"/>
-          <w:szCs w:val="19"/>
-        </w:rPr>
-        <w:t>Streamlit</w:t>
-      </w:r>
-      <w:proofErr w:type="spellEnd"/>
-      <w:r>
-        <w:rPr>
-          <w:rFonts w:ascii="Arial" w:eastAsia="Arial" w:hAnsi="Arial" w:cs="Arial"/>
-          <w:color w:val="000000"/>
-          <w:sz w:val="19"/>
-          <w:szCs w:val="19"/>
-        </w:rPr>
-        <w:t xml:space="preserve">, </w:t>
-      </w:r>
-      <w:proofErr w:type="spellStart"/>
-      <w:r>
-        <w:rPr>
-          <w:rFonts w:ascii="Arial" w:eastAsia="Arial" w:hAnsi="Arial" w:cs="Arial"/>
-          <w:color w:val="000000"/>
-          <w:sz w:val="19"/>
-          <w:szCs w:val="19"/>
-        </w:rPr>
-        <w:t>Gradio</w:t>
-      </w:r>
-      <w:proofErr w:type="spellEnd"/>
-    </w:p>
-    <w:p>
-      <w:pPr>
-        <w:spacing w:before="50" w:after="30"/>
-      </w:pPr>
-      <w:r>
-        <w:rPr>
-          <w:rFonts w:ascii="Arial" w:eastAsia="Arial" w:hAnsi="Arial" w:cs="Arial"/>
-          <w:b/>
-          <w:bCs/>
-          <w:color w:val="1F3864"/>
-          <w:sz w:val="19"/>
-          <w:szCs w:val="19"/>
-        </w:rPr>
-        <w:t xml:space="preserve">Databases: </w:t>
-      </w:r>
-      <w:r>
-        <w:rPr>
-          <w:rFonts w:ascii="Arial" w:eastAsia="Arial" w:hAnsi="Arial" w:cs="Arial"/>
-          <w:color w:val="000000"/>
-          <w:sz w:val="19"/>
-          <w:szCs w:val="19"/>
-        </w:rPr>
-        <w:t>MySQL, MongoDB, Vector DBs (exposure)</w:t>
-      </w:r>
-    </w:p>
-    <w:p>
-      <w:pPr>
-        <w:spacing w:before="50" w:after="30"/>
-      </w:pPr>
-      <w:r>
-        <w:rPr>
-          <w:rFonts w:ascii="Arial" w:eastAsia="Arial" w:hAnsi="Arial" w:cs="Arial"/>
-          <w:b/>
-          <w:bCs/>
-          <w:color w:val="1F3864"/>
-          <w:sz w:val="19"/>
-          <w:szCs w:val="19"/>
-        </w:rPr>
-        <w:t xml:space="preserve">Tools &amp; Cloud: </w:t>
-      </w:r>
-      <w:r>
-        <w:rPr>
-          <w:rFonts w:ascii="Arial" w:eastAsia="Arial" w:hAnsi="Arial" w:cs="Arial"/>
-          <w:color w:val="000000"/>
-          <w:sz w:val="19"/>
-          <w:szCs w:val="19"/>
-        </w:rPr>
-        <w:t xml:space="preserve">Git, </w:t>
-      </w:r>
-      <w:proofErr w:type="spellStart"/>
-      <w:r>
-        <w:rPr>
-          <w:rFonts w:ascii="Arial" w:eastAsia="Arial" w:hAnsi="Arial" w:cs="Arial"/>
-          <w:color w:val="000000"/>
-          <w:sz w:val="19"/>
-          <w:szCs w:val="19"/>
-        </w:rPr>
-        <w:t>Jupyter</w:t>
-      </w:r>
-      <w:proofErr w:type="spellEnd"/>
-      <w:r>
-        <w:rPr>
-          <w:rFonts w:ascii="Arial" w:eastAsia="Arial" w:hAnsi="Arial" w:cs="Arial"/>
-          <w:color w:val="000000"/>
-          <w:sz w:val="19"/>
-          <w:szCs w:val="19"/>
-        </w:rPr>
-        <w:t xml:space="preserve"> Notebook, Google </w:t>
-      </w:r>
-      <w:proofErr w:type="spellStart"/>
-      <w:r>
-        <w:rPr>
-          <w:rFonts w:ascii="Arial" w:eastAsia="Arial" w:hAnsi="Arial" w:cs="Arial"/>
-          <w:color w:val="000000"/>
-          <w:sz w:val="19"/>
-          <w:szCs w:val="19"/>
-        </w:rPr>
-        <w:t>Colab</w:t>
-      </w:r>
-      <w:proofErr w:type="spellEnd"/>
-      <w:r>
-        <w:rPr>
-          <w:rFonts w:ascii="Arial" w:eastAsia="Arial" w:hAnsi="Arial" w:cs="Arial"/>
-          <w:color w:val="000000"/>
-          <w:sz w:val="19"/>
-          <w:szCs w:val="19"/>
-        </w:rPr>
-        <w:t>, Docker, AWS, Google Search Console</w:t>
-      </w:r>
-    </w:p>
-    <w:p>
-      <w:pPr>
-        <w:spacing w:before="50" w:after="30"/>
-      </w:pPr>
-      <w:r>
-        <w:rPr>
-          <w:rFonts w:ascii="Arial" w:eastAsia="Arial" w:hAnsi="Arial" w:cs="Arial"/>
-          <w:b/>
-          <w:bCs/>
-          <w:color w:val="1F3864"/>
-          <w:sz w:val="19"/>
-          <w:szCs w:val="19"/>
-        </w:rPr>
-        <w:t xml:space="preserve">Concepts: </w:t>
-      </w:r>
-      <w:r>
-        <w:rPr>
-          <w:rFonts w:ascii="Arial" w:eastAsia="Arial" w:hAnsi="Arial" w:cs="Arial"/>
-          <w:color w:val="000000"/>
-          <w:sz w:val="19"/>
-          <w:szCs w:val="19"/>
-        </w:rPr>
-        <w:t>AI Model Deployment, REST APIs, Data Pipelines, Blockchain, Edge Computing (IoT)</w:t>
-      </w:r>
-    </w:p>
-    <w:p>
-      <w:pPr>
-        <w:pBdr>
-          <w:bottom w:val="single" w:sz="6" w:space="2" w:color="2E75B6"/>
-        </w:pBdr>
-        <w:spacing w:before="220" w:after="60"/>
-      </w:pPr>
-      <w:r>
-        <w:rPr>
-          <w:rFonts w:ascii="Arial" w:eastAsia="Arial" w:hAnsi="Arial" w:cs="Arial"/>
-          <w:b/>
-          <w:bCs/>
-          <w:color w:val="1F3864"/>
-          <w:sz w:val="22"/>
-          <w:szCs w:val="22"/>
-        </w:rPr>
-        <w:t>CERTIFICATIONS &amp; AWARDS</w:t>
+        <w:t>Application Integration: Successfully integrated ML models into interactive user interfaces using Tkinter, PyQt, Flask, Django, Streamlit, and Gradio.</w:t>
       </w:r>
     </w:p>
     <w:p>
@@ -1413,37 +957,491 @@
           <w:sz w:val="19"/>
           <w:szCs w:val="19"/>
         </w:rPr>
-        <w:t>Evaluator – National Screening Round — Smart India Hackathon 2025 (Govt. of India &amp; AICTE)  |  Dec 2025</w:t>
-      </w:r>
-      <w:r>
-        <w:rPr>
-          <w:rFonts w:ascii="Arial" w:eastAsia="Arial" w:hAnsi="Arial" w:cs="Arial"/>
-          <w:color w:val="595959"/>
-          <w:sz w:val="19"/>
-          <w:szCs w:val="19"/>
-        </w:rPr>
-        <w:t xml:space="preserve">  [</w:t>
-      </w:r>
-      <w:hyperlink r:id="rId13" w:history="1">
-        <w:r>
-          <w:rPr>
-            <w:rFonts w:ascii="Arial" w:eastAsia="Arial" w:hAnsi="Arial" w:cs="Arial"/>
-            <w:color w:val="2E75B6"/>
-            <w:sz w:val="19"/>
-            <w:szCs w:val="19"/>
-            <w:u w:val="single"/>
-          </w:rPr>
-          <w:t>Verify Credential</w:t>
-        </w:r>
-      </w:hyperlink>
-      <w:r>
-        <w:rPr>
-          <w:rFonts w:ascii="Arial" w:eastAsia="Arial" w:hAnsi="Arial" w:cs="Arial"/>
-          <w:color w:val="595959"/>
-          <w:sz w:val="19"/>
-          <w:szCs w:val="19"/>
-        </w:rPr>
-        <w:t>]</w:t>
+        <w:t>Digital India Initiatives: Supported AI capacity-building and technical workshops aligned with Digital India national technology goals.</w:t>
+      </w:r>
+    </w:p>
+    <w:p>
+      <w:pPr>
+        <w:pBdr>
+          <w:bottom w:val="single" w:sz="6" w:space="2" w:color="2E75B6"/>
+        </w:pBdr>
+        <w:spacing w:before="220" w:after="60"/>
+      </w:pPr>
+      <w:r>
+        <w:rPr>
+          <w:rFonts w:ascii="Arial" w:eastAsia="Arial" w:hAnsi="Arial" w:cs="Arial"/>
+          <w:b/>
+          <w:bCs/>
+          <w:color w:val="1F3864"/>
+          <w:sz w:val="22"/>
+          <w:szCs w:val="22"/>
+        </w:rPr>
+        <w:t>EDUCATION</w:t>
+      </w:r>
+    </w:p>
+    <w:p>
+      <w:pPr>
+        <w:tabs>
+          <w:tab w:val="right" w:pos="10512"/>
+        </w:tabs>
+        <w:spacing w:before="100" w:after="20"/>
+      </w:pPr>
+      <w:proofErr w:type="gramStart"/>
+      <w:r>
+        <w:rPr>
+          <w:rFonts w:ascii="Arial" w:eastAsia="Arial" w:hAnsi="Arial" w:cs="Arial"/>
+          <w:b/>
+          <w:bCs/>
+          <w:color w:val="1F3864"/>
+        </w:rPr>
+        <w:t>B.Tech</w:t>
+      </w:r>
+      <w:proofErr w:type="gramEnd"/>
+      <w:r>
+        <w:rPr>
+          <w:rFonts w:ascii="Arial" w:eastAsia="Arial" w:hAnsi="Arial" w:cs="Arial"/>
+          <w:b/>
+          <w:bCs/>
+          <w:color w:val="1F3864"/>
+        </w:rPr>
+        <w:t xml:space="preserve">, Computer Science &amp; </w:t>
+      </w:r>
+      <w:r>
+        <w:rPr>
+          <w:rFonts w:ascii="Arial" w:eastAsia="Arial" w:hAnsi="Arial" w:cs="Arial"/>
+          <w:b/>
+          <w:bCs/>
+          <w:color w:val="1F3864"/>
+        </w:rPr>
+        <w:t>Engineering</w:t>
+      </w:r>
+      <w:r>
+        <w:rPr>
+          <w:rFonts w:ascii="Arial" w:eastAsia="Arial" w:hAnsi="Arial" w:cs="Arial"/>
+          <w:color w:val="595959"/>
+          <w:sz w:val="19"/>
+          <w:szCs w:val="19"/>
+        </w:rPr>
+        <w:t xml:space="preserve"> </w:t>
+      </w:r>
+      <w:r>
+        <w:rPr>
+          <w:rFonts w:ascii="Arial" w:eastAsia="Arial" w:hAnsi="Arial" w:cs="Arial"/>
+          <w:color w:val="595959"/>
+          <w:sz w:val="19"/>
+          <w:szCs w:val="19"/>
+        </w:rPr>
+        <w:t>— Green</w:t>
+      </w:r>
+      <w:r>
+        <w:rPr>
+          <w:rFonts w:ascii="Arial" w:eastAsia="Arial" w:hAnsi="Arial" w:cs="Arial"/>
+          <w:color w:val="595959"/>
+          <w:sz w:val="19"/>
+          <w:szCs w:val="19"/>
+        </w:rPr>
+        <w:t xml:space="preserve"> Hills Engineering College (HPTU)</w:t>
+      </w:r>
+      <w:r>
+        <w:rPr>
+          <w:rFonts w:ascii="Arial" w:eastAsia="Arial" w:hAnsi="Arial" w:cs="Arial"/>
+          <w:i/>
+          <w:iCs/>
+          <w:color w:val="767676"/>
+          <w:sz w:val="18"/>
+          <w:szCs w:val="18"/>
+        </w:rPr>
+        <w:tab/>
+        <w:t>2020 – May 2023</w:t>
+      </w:r>
+    </w:p>
+    <w:p>
+      <w:pPr>
+        <w:tabs>
+          <w:tab w:val="right" w:pos="10512"/>
+        </w:tabs>
+        <w:spacing w:before="60" w:after="20"/>
+      </w:pPr>
+      <w:r>
+        <w:rPr>
+          <w:rFonts w:ascii="Arial" w:eastAsia="Arial" w:hAnsi="Arial" w:cs="Arial"/>
+          <w:b/>
+          <w:bCs/>
+          <w:color w:val="1F3864"/>
+        </w:rPr>
+        <w:t xml:space="preserve">Diploma in Computer </w:t>
+      </w:r>
+      <w:r>
+        <w:rPr>
+          <w:rFonts w:ascii="Arial" w:eastAsia="Arial" w:hAnsi="Arial" w:cs="Arial"/>
+          <w:b/>
+          <w:bCs/>
+          <w:color w:val="1F3864"/>
+        </w:rPr>
+        <w:t>Engineering</w:t>
+      </w:r>
+      <w:r>
+        <w:rPr>
+          <w:rFonts w:ascii="Arial" w:eastAsia="Arial" w:hAnsi="Arial" w:cs="Arial"/>
+          <w:color w:val="595959"/>
+          <w:sz w:val="19"/>
+          <w:szCs w:val="19"/>
+        </w:rPr>
+        <w:t xml:space="preserve"> </w:t>
+      </w:r>
+      <w:r>
+        <w:rPr>
+          <w:rFonts w:ascii="Arial" w:eastAsia="Arial" w:hAnsi="Arial" w:cs="Arial"/>
+          <w:color w:val="595959"/>
+          <w:sz w:val="19"/>
+          <w:szCs w:val="19"/>
+        </w:rPr>
+        <w:t>— Govt</w:t>
+      </w:r>
+      <w:r>
+        <w:rPr>
+          <w:rFonts w:ascii="Arial" w:eastAsia="Arial" w:hAnsi="Arial" w:cs="Arial"/>
+          <w:color w:val="595959"/>
+          <w:sz w:val="19"/>
+          <w:szCs w:val="19"/>
+        </w:rPr>
+        <w:t xml:space="preserve"> Polytechnic College Sundernagar (HPTECH BOARD)</w:t>
+      </w:r>
+      <w:r>
+        <w:rPr>
+          <w:rFonts w:ascii="Arial" w:eastAsia="Arial" w:hAnsi="Arial" w:cs="Arial"/>
+          <w:i/>
+          <w:iCs/>
+          <w:color w:val="767676"/>
+          <w:sz w:val="18"/>
+          <w:szCs w:val="18"/>
+        </w:rPr>
+        <w:tab/>
+        <w:t>2017 – Jun 2020</w:t>
+      </w:r>
+    </w:p>
+    <w:p>
+      <w:pPr>
+        <w:pBdr>
+          <w:bottom w:val="single" w:sz="6" w:space="2" w:color="2E75B6"/>
+        </w:pBdr>
+        <w:spacing w:before="220" w:after="60"/>
+      </w:pPr>
+      <w:r>
+        <w:rPr>
+          <w:rFonts w:ascii="Arial" w:eastAsia="Arial" w:hAnsi="Arial" w:cs="Arial"/>
+          <w:b/>
+          <w:bCs/>
+          <w:color w:val="1F3864"/>
+          <w:sz w:val="22"/>
+          <w:szCs w:val="22"/>
+        </w:rPr>
+        <w:t>TECHNICAL SKILLS</w:t>
+      </w:r>
+    </w:p>
+    <w:p>
+      <w:pPr>
+        <w:spacing w:before="50" w:after="30"/>
+      </w:pPr>
+      <w:r>
+        <w:rPr>
+          <w:rFonts w:ascii="Arial" w:eastAsia="Arial" w:hAnsi="Arial" w:cs="Arial"/>
+          <w:b/>
+          <w:bCs/>
+          <w:color w:val="1F3864"/>
+          <w:sz w:val="19"/>
+          <w:szCs w:val="19"/>
+        </w:rPr>
+        <w:t xml:space="preserve">Languages: </w:t>
+      </w:r>
+      <w:r>
+        <w:rPr>
+          <w:rFonts w:ascii="Arial" w:eastAsia="Arial" w:hAnsi="Arial" w:cs="Arial"/>
+          <w:color w:val="000000"/>
+          <w:sz w:val="19"/>
+          <w:szCs w:val="19"/>
+        </w:rPr>
+        <w:t>Python, Java, C++, SQL, JavaScript</w:t>
+      </w:r>
+    </w:p>
+    <w:p>
+      <w:pPr>
+        <w:spacing w:before="50" w:after="30"/>
+      </w:pPr>
+      <w:r>
+        <w:rPr>
+          <w:rFonts w:ascii="Arial" w:eastAsia="Arial" w:hAnsi="Arial" w:cs="Arial"/>
+          <w:b/>
+          <w:bCs/>
+          <w:color w:val="1F3864"/>
+          <w:sz w:val="19"/>
+          <w:szCs w:val="19"/>
+        </w:rPr>
+        <w:t xml:space="preserve">ML/AI Frameworks: </w:t>
+      </w:r>
+      <w:r>
+        <w:rPr>
+          <w:rFonts w:ascii="Arial" w:eastAsia="Arial" w:hAnsi="Arial" w:cs="Arial"/>
+          <w:color w:val="000000"/>
+          <w:sz w:val="19"/>
+          <w:szCs w:val="19"/>
+        </w:rPr>
+        <w:t xml:space="preserve">Scikit-learn, TensorFlow, </w:t>
+      </w:r>
+      <w:proofErr w:type="spellStart"/>
+      <w:r>
+        <w:rPr>
+          <w:rFonts w:ascii="Arial" w:eastAsia="Arial" w:hAnsi="Arial" w:cs="Arial"/>
+          <w:color w:val="000000"/>
+          <w:sz w:val="19"/>
+          <w:szCs w:val="19"/>
+        </w:rPr>
+        <w:t>Keras</w:t>
+      </w:r>
+      <w:proofErr w:type="spellEnd"/>
+      <w:r>
+        <w:rPr>
+          <w:rFonts w:ascii="Arial" w:eastAsia="Arial" w:hAnsi="Arial" w:cs="Arial"/>
+          <w:color w:val="000000"/>
+          <w:sz w:val="19"/>
+          <w:szCs w:val="19"/>
+        </w:rPr>
+        <w:t>, Pandas, NumPy, Matplotlib, Seaborn, NLP, Computer Vision</w:t>
+      </w:r>
+    </w:p>
+    <w:p>
+      <w:pPr>
+        <w:spacing w:before="50" w:after="30"/>
+      </w:pPr>
+      <w:r>
+        <w:rPr>
+          <w:rFonts w:ascii="Arial" w:eastAsia="Arial" w:hAnsi="Arial" w:cs="Arial"/>
+          <w:b/>
+          <w:bCs/>
+          <w:color w:val="1F3864"/>
+          <w:sz w:val="19"/>
+          <w:szCs w:val="19"/>
+        </w:rPr>
+        <w:t xml:space="preserve">Generative AI &amp; LLMs: </w:t>
+      </w:r>
+      <w:proofErr w:type="spellStart"/>
+      <w:r>
+        <w:rPr>
+          <w:rFonts w:ascii="Arial" w:eastAsia="Arial" w:hAnsi="Arial" w:cs="Arial"/>
+          <w:color w:val="000000"/>
+          <w:sz w:val="19"/>
+          <w:szCs w:val="19"/>
+        </w:rPr>
+        <w:t>HuggingFace</w:t>
+      </w:r>
+      <w:proofErr w:type="spellEnd"/>
+      <w:r>
+        <w:rPr>
+          <w:rFonts w:ascii="Arial" w:eastAsia="Arial" w:hAnsi="Arial" w:cs="Arial"/>
+          <w:color w:val="000000"/>
+          <w:sz w:val="19"/>
+          <w:szCs w:val="19"/>
+        </w:rPr>
+        <w:t xml:space="preserve">, Transformers (BERT, GPT, </w:t>
+      </w:r>
+      <w:proofErr w:type="spellStart"/>
+      <w:r>
+        <w:rPr>
+          <w:rFonts w:ascii="Arial" w:eastAsia="Arial" w:hAnsi="Arial" w:cs="Arial"/>
+          <w:color w:val="000000"/>
+          <w:sz w:val="19"/>
+          <w:szCs w:val="19"/>
+        </w:rPr>
+        <w:t>LLaMA</w:t>
+      </w:r>
+      <w:proofErr w:type="spellEnd"/>
+      <w:r>
+        <w:rPr>
+          <w:rFonts w:ascii="Arial" w:eastAsia="Arial" w:hAnsi="Arial" w:cs="Arial"/>
+          <w:color w:val="000000"/>
+          <w:sz w:val="19"/>
+          <w:szCs w:val="19"/>
+        </w:rPr>
+        <w:t xml:space="preserve">), </w:t>
+      </w:r>
+      <w:proofErr w:type="spellStart"/>
+      <w:r>
+        <w:rPr>
+          <w:rFonts w:ascii="Arial" w:eastAsia="Arial" w:hAnsi="Arial" w:cs="Arial"/>
+          <w:color w:val="000000"/>
+          <w:sz w:val="19"/>
+          <w:szCs w:val="19"/>
+        </w:rPr>
+        <w:t>LangChain</w:t>
+      </w:r>
+      <w:proofErr w:type="spellEnd"/>
+      <w:r>
+        <w:rPr>
+          <w:rFonts w:ascii="Arial" w:eastAsia="Arial" w:hAnsi="Arial" w:cs="Arial"/>
+          <w:color w:val="000000"/>
+          <w:sz w:val="19"/>
+          <w:szCs w:val="19"/>
+        </w:rPr>
+        <w:t>, RAG Pipelines</w:t>
+      </w:r>
+    </w:p>
+    <w:p>
+      <w:pPr>
+        <w:spacing w:before="50" w:after="30"/>
+      </w:pPr>
+      <w:r>
+        <w:rPr>
+          <w:rFonts w:ascii="Arial" w:eastAsia="Arial" w:hAnsi="Arial" w:cs="Arial"/>
+          <w:b/>
+          <w:bCs/>
+          <w:color w:val="1F3864"/>
+          <w:sz w:val="19"/>
+          <w:szCs w:val="19"/>
+        </w:rPr>
+        <w:t xml:space="preserve">Web Frameworks: </w:t>
+      </w:r>
+      <w:r>
+        <w:rPr>
+          <w:rFonts w:ascii="Arial" w:eastAsia="Arial" w:hAnsi="Arial" w:cs="Arial"/>
+          <w:color w:val="000000"/>
+          <w:sz w:val="19"/>
+          <w:szCs w:val="19"/>
+        </w:rPr>
+        <w:t>Flask, Django, Streamlit, Gradio</w:t>
+      </w:r>
+    </w:p>
+    <w:p>
+      <w:pPr>
+        <w:spacing w:before="50" w:after="30"/>
+      </w:pPr>
+      <w:r>
+        <w:rPr>
+          <w:rFonts w:ascii="Arial" w:eastAsia="Arial" w:hAnsi="Arial" w:cs="Arial"/>
+          <w:b/>
+          <w:bCs/>
+          <w:color w:val="1F3864"/>
+          <w:sz w:val="19"/>
+          <w:szCs w:val="19"/>
+        </w:rPr>
+        <w:t xml:space="preserve">Databases: </w:t>
+      </w:r>
+      <w:r>
+        <w:rPr>
+          <w:rFonts w:ascii="Arial" w:eastAsia="Arial" w:hAnsi="Arial" w:cs="Arial"/>
+          <w:color w:val="000000"/>
+          <w:sz w:val="19"/>
+          <w:szCs w:val="19"/>
+        </w:rPr>
+        <w:t>MySQL, MongoDB, Vector DBs (exposure)</w:t>
+      </w:r>
+    </w:p>
+    <w:p>
+      <w:pPr>
+        <w:spacing w:before="50" w:after="30"/>
+      </w:pPr>
+      <w:r>
+        <w:rPr>
+          <w:rFonts w:ascii="Arial" w:eastAsia="Arial" w:hAnsi="Arial" w:cs="Arial"/>
+          <w:b/>
+          <w:bCs/>
+          <w:color w:val="1F3864"/>
+          <w:sz w:val="19"/>
+          <w:szCs w:val="19"/>
+        </w:rPr>
+        <w:t xml:space="preserve">Tools &amp; Cloud: </w:t>
+      </w:r>
+      <w:r>
+        <w:rPr>
+          <w:rFonts w:ascii="Arial" w:eastAsia="Arial" w:hAnsi="Arial" w:cs="Arial"/>
+          <w:color w:val="000000"/>
+          <w:sz w:val="19"/>
+          <w:szCs w:val="19"/>
+        </w:rPr>
+        <w:t xml:space="preserve">Git, </w:t>
+      </w:r>
+      <w:proofErr w:type="spellStart"/>
+      <w:r>
+        <w:rPr>
+          <w:rFonts w:ascii="Arial" w:eastAsia="Arial" w:hAnsi="Arial" w:cs="Arial"/>
+          <w:color w:val="000000"/>
+          <w:sz w:val="19"/>
+          <w:szCs w:val="19"/>
+        </w:rPr>
+        <w:t>Jupyter</w:t>
+      </w:r>
+      <w:proofErr w:type="spellEnd"/>
+      <w:r>
+        <w:rPr>
+          <w:rFonts w:ascii="Arial" w:eastAsia="Arial" w:hAnsi="Arial" w:cs="Arial"/>
+          <w:color w:val="000000"/>
+          <w:sz w:val="19"/>
+          <w:szCs w:val="19"/>
+        </w:rPr>
+        <w:t xml:space="preserve"> Notebook, Google </w:t>
+      </w:r>
+      <w:proofErr w:type="spellStart"/>
+      <w:r>
+        <w:rPr>
+          <w:rFonts w:ascii="Arial" w:eastAsia="Arial" w:hAnsi="Arial" w:cs="Arial"/>
+          <w:color w:val="000000"/>
+          <w:sz w:val="19"/>
+          <w:szCs w:val="19"/>
+        </w:rPr>
+        <w:t>Colab</w:t>
+      </w:r>
+      <w:proofErr w:type="spellEnd"/>
+      <w:r>
+        <w:rPr>
+          <w:rFonts w:ascii="Arial" w:eastAsia="Arial" w:hAnsi="Arial" w:cs="Arial"/>
+          <w:color w:val="000000"/>
+          <w:sz w:val="19"/>
+          <w:szCs w:val="19"/>
+        </w:rPr>
+        <w:t>, Docker, AWS, Google Search Console</w:t>
+      </w:r>
+    </w:p>
+    <w:p>
+      <w:pPr>
+        <w:spacing w:before="50" w:after="30"/>
+      </w:pPr>
+      <w:r>
+        <w:rPr>
+          <w:rFonts w:ascii="Arial" w:eastAsia="Arial" w:hAnsi="Arial" w:cs="Arial"/>
+          <w:b/>
+          <w:bCs/>
+          <w:color w:val="1F3864"/>
+          <w:sz w:val="19"/>
+          <w:szCs w:val="19"/>
+        </w:rPr>
+        <w:t xml:space="preserve">Concepts: </w:t>
+      </w:r>
+      <w:r>
+        <w:rPr>
+          <w:rFonts w:ascii="Arial" w:eastAsia="Arial" w:hAnsi="Arial" w:cs="Arial"/>
+          <w:color w:val="000000"/>
+          <w:sz w:val="19"/>
+          <w:szCs w:val="19"/>
+        </w:rPr>
+        <w:t>AI Model Deployment, REST APIs, Data Pipelines, Blockchain, Edge Computing (IoT)</w:t>
+      </w:r>
+    </w:p>
+    <w:p>
+      <w:pPr>
+        <w:pBdr>
+          <w:bottom w:val="single" w:sz="6" w:space="2" w:color="2E75B6"/>
+        </w:pBdr>
+        <w:spacing w:before="220" w:after="60"/>
+      </w:pPr>
+      <w:r>
+        <w:rPr>
+          <w:rFonts w:ascii="Arial" w:eastAsia="Arial" w:hAnsi="Arial" w:cs="Arial"/>
+          <w:b/>
+          <w:bCs/>
+          <w:color w:val="1F3864"/>
+          <w:sz w:val="22"/>
+          <w:szCs w:val="22"/>
+        </w:rPr>
+        <w:t>CERTIFICATIONS &amp; AWARDS</w:t>
       </w:r>
     </w:p>
     <w:p>
@@ -1464,401 +1462,7 @@
           <w:szCs w:val="19"/>
         </w:rPr>
         <w:lastRenderedPageBreak/>
-        <w:t xml:space="preserve">2nd Runner Up (out of 1,552 projects) — </w:t>
-      </w:r>
-      <w:proofErr w:type="spellStart"/>
-      <w:r>
-        <w:rPr>
-          <w:rFonts w:ascii="Arial" w:eastAsia="Arial" w:hAnsi="Arial" w:cs="Arial"/>
-          <w:color w:val="000000"/>
-          <w:sz w:val="19"/>
-          <w:szCs w:val="19"/>
-        </w:rPr>
-        <w:t>Paranox</w:t>
-      </w:r>
-      <w:proofErr w:type="spellEnd"/>
-      <w:r>
-        <w:rPr>
-          <w:rFonts w:ascii="Arial" w:eastAsia="Arial" w:hAnsi="Arial" w:cs="Arial"/>
-          <w:color w:val="000000"/>
-          <w:sz w:val="19"/>
-          <w:szCs w:val="19"/>
-        </w:rPr>
-        <w:t xml:space="preserve"> 2.0 National Hackathon, </w:t>
-      </w:r>
-      <w:proofErr w:type="spellStart"/>
-      <w:proofErr w:type="gramStart"/>
-      <w:r>
-        <w:rPr>
-          <w:rFonts w:ascii="Arial" w:eastAsia="Arial" w:hAnsi="Arial" w:cs="Arial"/>
-          <w:color w:val="000000"/>
-          <w:sz w:val="19"/>
-          <w:szCs w:val="19"/>
-        </w:rPr>
-        <w:t>TechXNinjas</w:t>
-      </w:r>
-      <w:proofErr w:type="spellEnd"/>
-      <w:r>
-        <w:rPr>
-          <w:rFonts w:ascii="Arial" w:eastAsia="Arial" w:hAnsi="Arial" w:cs="Arial"/>
-          <w:color w:val="000000"/>
-          <w:sz w:val="19"/>
-          <w:szCs w:val="19"/>
-        </w:rPr>
-        <w:t xml:space="preserve">  |</w:t>
-      </w:r>
-      <w:proofErr w:type="gramEnd"/>
-      <w:r>
-        <w:rPr>
-          <w:rFonts w:ascii="Arial" w:eastAsia="Arial" w:hAnsi="Arial" w:cs="Arial"/>
-          <w:color w:val="000000"/>
-          <w:sz w:val="19"/>
-          <w:szCs w:val="19"/>
-        </w:rPr>
-        <w:t xml:space="preserve">  Nov </w:t>
-      </w:r>
-      <w:proofErr w:type="gramStart"/>
-      <w:r>
-        <w:rPr>
-          <w:rFonts w:ascii="Arial" w:eastAsia="Arial" w:hAnsi="Arial" w:cs="Arial"/>
-          <w:color w:val="000000"/>
-          <w:sz w:val="19"/>
-          <w:szCs w:val="19"/>
-        </w:rPr>
-        <w:t>2025</w:t>
-      </w:r>
-      <w:r>
-        <w:rPr>
-          <w:rFonts w:ascii="Arial" w:eastAsia="Arial" w:hAnsi="Arial" w:cs="Arial"/>
-          <w:color w:val="595959"/>
-          <w:sz w:val="19"/>
-          <w:szCs w:val="19"/>
-        </w:rPr>
-        <w:t xml:space="preserve">  [</w:t>
-      </w:r>
-      <w:proofErr w:type="gramEnd"/>
-      <w:r>
-        <w:fldChar w:fldCharType="begin"/>
-      </w:r>
-      <w:r>
-        <w:instrText>HYPERLINK "https://paranox.techxninjas.com/result"</w:instrText>
-      </w:r>
-      <w:r>
-        <w:fldChar w:fldCharType="separate"/>
-      </w:r>
-      <w:r>
-        <w:rPr>
-          <w:rFonts w:ascii="Arial" w:eastAsia="Arial" w:hAnsi="Arial" w:cs="Arial"/>
-          <w:color w:val="2E75B6"/>
-          <w:sz w:val="19"/>
-          <w:szCs w:val="19"/>
-          <w:u w:val="single"/>
-        </w:rPr>
-        <w:t>Verify Credential</w:t>
-      </w:r>
-      <w:r>
-        <w:fldChar w:fldCharType="end"/>
-      </w:r>
-      <w:r>
-        <w:rPr>
-          <w:rFonts w:ascii="Arial" w:eastAsia="Arial" w:hAnsi="Arial" w:cs="Arial"/>
-          <w:color w:val="595959"/>
-          <w:sz w:val="19"/>
-          <w:szCs w:val="19"/>
-        </w:rPr>
-        <w:t>]</w:t>
-      </w:r>
-    </w:p>
-    <w:p>
-      <w:pPr>
-        <w:pStyle w:val="ListParagraph"/>
-        <w:numPr>
-          <w:ilvl w:val="0"/>
-          <w:numId w:val="2"/>
-        </w:numPr>
-        <w:spacing w:before="20" w:after="20"/>
-        <w:ind w:left="360"/>
-      </w:pPr>
-      <w:r>
-        <w:rPr>
-          <w:rFonts w:ascii="Arial" w:eastAsia="Arial" w:hAnsi="Arial" w:cs="Arial"/>
-          <w:color w:val="000000"/>
-          <w:sz w:val="19"/>
-          <w:szCs w:val="19"/>
-        </w:rPr>
-        <w:t>Certificate of Competency: AI on Jetson Nano — NVIDIA  |  Nov 2025</w:t>
-      </w:r>
-      <w:r>
-        <w:rPr>
-          <w:rFonts w:ascii="Arial" w:eastAsia="Arial" w:hAnsi="Arial" w:cs="Arial"/>
-          <w:color w:val="595959"/>
-          <w:sz w:val="19"/>
-          <w:szCs w:val="19"/>
-        </w:rPr>
-        <w:t xml:space="preserve">  [</w:t>
-      </w:r>
-      <w:hyperlink r:id="rId14" w:history="1">
-        <w:r>
-          <w:rPr>
-            <w:rFonts w:ascii="Arial" w:eastAsia="Arial" w:hAnsi="Arial" w:cs="Arial"/>
-            <w:color w:val="2E75B6"/>
-            <w:sz w:val="19"/>
-            <w:szCs w:val="19"/>
-            <w:u w:val="single"/>
-          </w:rPr>
-          <w:t>Verify Credential</w:t>
-        </w:r>
-      </w:hyperlink>
-      <w:r>
-        <w:rPr>
-          <w:rFonts w:ascii="Arial" w:eastAsia="Arial" w:hAnsi="Arial" w:cs="Arial"/>
-          <w:color w:val="595959"/>
-          <w:sz w:val="19"/>
-          <w:szCs w:val="19"/>
-        </w:rPr>
-        <w:t>]</w:t>
-      </w:r>
-    </w:p>
-    <w:p>
-      <w:pPr>
-        <w:pStyle w:val="ListParagraph"/>
-        <w:numPr>
-          <w:ilvl w:val="0"/>
-          <w:numId w:val="2"/>
-        </w:numPr>
-        <w:spacing w:before="20" w:after="20"/>
-        <w:ind w:left="360"/>
-      </w:pPr>
-      <w:r>
-        <w:rPr>
-          <w:rFonts w:ascii="Arial" w:eastAsia="Arial" w:hAnsi="Arial" w:cs="Arial"/>
-          <w:color w:val="000000"/>
-          <w:sz w:val="19"/>
-          <w:szCs w:val="19"/>
-        </w:rPr>
-        <w:t>Critical Thinking in the AI Era — HP LIFE &amp; HP Foundation  |  Feb 2026</w:t>
-      </w:r>
-      <w:r>
-        <w:rPr>
-          <w:rFonts w:ascii="Arial" w:eastAsia="Arial" w:hAnsi="Arial" w:cs="Arial"/>
-          <w:color w:val="595959"/>
-          <w:sz w:val="19"/>
-          <w:szCs w:val="19"/>
-        </w:rPr>
-        <w:t xml:space="preserve">  [</w:t>
-      </w:r>
-      <w:hyperlink r:id="rId15" w:history="1">
-        <w:r>
-          <w:rPr>
-            <w:rFonts w:ascii="Arial" w:eastAsia="Arial" w:hAnsi="Arial" w:cs="Arial"/>
-            <w:color w:val="2E75B6"/>
-            <w:sz w:val="19"/>
-            <w:szCs w:val="19"/>
-            <w:u w:val="single"/>
-          </w:rPr>
-          <w:t>Verify Credential</w:t>
-        </w:r>
-      </w:hyperlink>
-      <w:r>
-        <w:rPr>
-          <w:rFonts w:ascii="Arial" w:eastAsia="Arial" w:hAnsi="Arial" w:cs="Arial"/>
-          <w:color w:val="595959"/>
-          <w:sz w:val="19"/>
-          <w:szCs w:val="19"/>
-        </w:rPr>
-        <w:t>]</w:t>
-      </w:r>
-    </w:p>
-    <w:p>
-      <w:pPr>
-        <w:pStyle w:val="ListParagraph"/>
-        <w:numPr>
-          <w:ilvl w:val="0"/>
-          <w:numId w:val="2"/>
-        </w:numPr>
-        <w:spacing w:before="20" w:after="20"/>
-        <w:ind w:left="360"/>
-      </w:pPr>
-      <w:r>
-        <w:rPr>
-          <w:rFonts w:ascii="Arial" w:eastAsia="Arial" w:hAnsi="Arial" w:cs="Arial"/>
-          <w:color w:val="000000"/>
-          <w:sz w:val="19"/>
-          <w:szCs w:val="19"/>
-        </w:rPr>
-        <w:t xml:space="preserve">Python Developer Certification (~300 Hours) — </w:t>
-      </w:r>
-      <w:proofErr w:type="spellStart"/>
-      <w:proofErr w:type="gramStart"/>
-      <w:r>
-        <w:rPr>
-          <w:rFonts w:ascii="Arial" w:eastAsia="Arial" w:hAnsi="Arial" w:cs="Arial"/>
-          <w:color w:val="000000"/>
-          <w:sz w:val="19"/>
-          <w:szCs w:val="19"/>
-        </w:rPr>
-        <w:t>freeCodeCamp</w:t>
-      </w:r>
-      <w:proofErr w:type="spellEnd"/>
-      <w:r>
-        <w:rPr>
-          <w:rFonts w:ascii="Arial" w:eastAsia="Arial" w:hAnsi="Arial" w:cs="Arial"/>
-          <w:color w:val="000000"/>
-          <w:sz w:val="19"/>
-          <w:szCs w:val="19"/>
-        </w:rPr>
-        <w:t xml:space="preserve">  |</w:t>
-      </w:r>
-      <w:proofErr w:type="gramEnd"/>
-      <w:r>
-        <w:rPr>
-          <w:rFonts w:ascii="Arial" w:eastAsia="Arial" w:hAnsi="Arial" w:cs="Arial"/>
-          <w:color w:val="000000"/>
-          <w:sz w:val="19"/>
-          <w:szCs w:val="19"/>
-        </w:rPr>
-        <w:t xml:space="preserve">  Feb </w:t>
-      </w:r>
-      <w:proofErr w:type="gramStart"/>
-      <w:r>
-        <w:rPr>
-          <w:rFonts w:ascii="Arial" w:eastAsia="Arial" w:hAnsi="Arial" w:cs="Arial"/>
-          <w:color w:val="000000"/>
-          <w:sz w:val="19"/>
-          <w:szCs w:val="19"/>
-        </w:rPr>
-        <w:t>2026</w:t>
-      </w:r>
-      <w:r>
-        <w:rPr>
-          <w:rFonts w:ascii="Arial" w:eastAsia="Arial" w:hAnsi="Arial" w:cs="Arial"/>
-          <w:color w:val="595959"/>
-          <w:sz w:val="19"/>
-          <w:szCs w:val="19"/>
-        </w:rPr>
-        <w:t xml:space="preserve">  [</w:t>
-      </w:r>
-      <w:proofErr w:type="gramEnd"/>
-      <w:r>
-        <w:fldChar w:fldCharType="begin"/>
-      </w:r>
-      <w:r>
-        <w:instrText>HYPERLINK "https://www.freecodecamp.org/certification/lovnish/python-v9"</w:instrText>
-      </w:r>
-      <w:r>
-        <w:fldChar w:fldCharType="separate"/>
-      </w:r>
-      <w:r>
-        <w:rPr>
-          <w:rFonts w:ascii="Arial" w:eastAsia="Arial" w:hAnsi="Arial" w:cs="Arial"/>
-          <w:color w:val="2E75B6"/>
-          <w:sz w:val="19"/>
-          <w:szCs w:val="19"/>
-          <w:u w:val="single"/>
-        </w:rPr>
-        <w:t>Verify Credential</w:t>
-      </w:r>
-      <w:r>
-        <w:fldChar w:fldCharType="end"/>
-      </w:r>
-      <w:r>
-        <w:rPr>
-          <w:rFonts w:ascii="Arial" w:eastAsia="Arial" w:hAnsi="Arial" w:cs="Arial"/>
-          <w:color w:val="595959"/>
-          <w:sz w:val="19"/>
-          <w:szCs w:val="19"/>
-        </w:rPr>
-        <w:t>]</w:t>
-      </w:r>
-    </w:p>
-    <w:p>
-      <w:pPr>
-        <w:pStyle w:val="ListParagraph"/>
-        <w:numPr>
-          <w:ilvl w:val="0"/>
-          <w:numId w:val="2"/>
-        </w:numPr>
-        <w:spacing w:before="20" w:after="20"/>
-        <w:ind w:left="360"/>
-      </w:pPr>
-      <w:r>
-        <w:rPr>
-          <w:rFonts w:ascii="Arial" w:eastAsia="Arial" w:hAnsi="Arial" w:cs="Arial"/>
-          <w:color w:val="000000"/>
-          <w:sz w:val="19"/>
-          <w:szCs w:val="19"/>
-        </w:rPr>
-        <w:t>CITI Program Certification: Human Research — MIT Affiliates  |  Feb 2026</w:t>
-      </w:r>
-      <w:r>
-        <w:rPr>
-          <w:rFonts w:ascii="Arial" w:eastAsia="Arial" w:hAnsi="Arial" w:cs="Arial"/>
-          <w:color w:val="595959"/>
-          <w:sz w:val="19"/>
-          <w:szCs w:val="19"/>
-        </w:rPr>
-        <w:t xml:space="preserve">  [</w:t>
-      </w:r>
-      <w:hyperlink r:id="rId16" w:history="1">
-        <w:r>
-          <w:rPr>
-            <w:rFonts w:ascii="Arial" w:eastAsia="Arial" w:hAnsi="Arial" w:cs="Arial"/>
-            <w:color w:val="2E75B6"/>
-            <w:sz w:val="19"/>
-            <w:szCs w:val="19"/>
-            <w:u w:val="single"/>
-          </w:rPr>
-          <w:t>Verify Credential</w:t>
-        </w:r>
-      </w:hyperlink>
-      <w:r>
-        <w:rPr>
-          <w:rFonts w:ascii="Arial" w:eastAsia="Arial" w:hAnsi="Arial" w:cs="Arial"/>
-          <w:color w:val="595959"/>
-          <w:sz w:val="19"/>
-          <w:szCs w:val="19"/>
-        </w:rPr>
-        <w:t>]</w:t>
-      </w:r>
-    </w:p>
-    <w:p>
-      <w:pPr>
-        <w:pStyle w:val="ListParagraph"/>
-        <w:numPr>
-          <w:ilvl w:val="0"/>
-          <w:numId w:val="2"/>
-        </w:numPr>
-        <w:spacing w:before="20" w:after="20"/>
-        <w:ind w:left="360"/>
-      </w:pPr>
-      <w:r>
-        <w:rPr>
-          <w:rFonts w:ascii="Arial" w:eastAsia="Arial" w:hAnsi="Arial" w:cs="Arial"/>
-          <w:color w:val="000000"/>
-          <w:sz w:val="19"/>
-          <w:szCs w:val="19"/>
-        </w:rPr>
-        <w:t xml:space="preserve">Python Essentials 1 — Cisco Networking Academy &amp; </w:t>
-      </w:r>
-      <w:proofErr w:type="spellStart"/>
-      <w:r>
-        <w:rPr>
-          <w:rFonts w:ascii="Arial" w:eastAsia="Arial" w:hAnsi="Arial" w:cs="Arial"/>
-          <w:color w:val="000000"/>
-          <w:sz w:val="19"/>
-          <w:szCs w:val="19"/>
-        </w:rPr>
-        <w:t>OpenEDG</w:t>
-      </w:r>
-      <w:proofErr w:type="spellEnd"/>
-      <w:r>
-        <w:rPr>
-          <w:rFonts w:ascii="Arial" w:eastAsia="Arial" w:hAnsi="Arial" w:cs="Arial"/>
-          <w:color w:val="000000"/>
-          <w:sz w:val="19"/>
-          <w:szCs w:val="19"/>
-        </w:rPr>
-        <w:t xml:space="preserve"> Python Institute  |  Jan 2026</w:t>
+        <w:t>Evaluator – National Screening Round — Smart India Hackathon 2025 (Govt. of India &amp; AICTE)  |  Dec 2025</w:t>
       </w:r>
       <w:r>
         <w:rPr>
@@ -1901,25 +1505,14 @@
         <w:spacing w:before="20" w:after="20"/>
         <w:ind w:left="360"/>
       </w:pPr>
-      <w:proofErr w:type="spellStart"/>
-      <w:r>
-        <w:rPr>
-          <w:rFonts w:ascii="Arial" w:eastAsia="Arial" w:hAnsi="Arial" w:cs="Arial"/>
-          <w:color w:val="000000"/>
-          <w:sz w:val="19"/>
-          <w:szCs w:val="19"/>
-        </w:rPr>
-        <w:t>CyberShikshaa</w:t>
-      </w:r>
-      <w:proofErr w:type="spellEnd"/>
-      <w:r>
-        <w:rPr>
-          <w:rFonts w:ascii="Arial" w:eastAsia="Arial" w:hAnsi="Arial" w:cs="Arial"/>
-          <w:color w:val="000000"/>
-          <w:sz w:val="19"/>
-          <w:szCs w:val="19"/>
-        </w:rPr>
-        <w:t xml:space="preserve"> Fundamentals — Microsoft &amp; </w:t>
+      <w:r>
+        <w:rPr>
+          <w:rFonts w:ascii="Arial" w:eastAsia="Arial" w:hAnsi="Arial" w:cs="Arial"/>
+          <w:color w:val="000000"/>
+          <w:sz w:val="19"/>
+          <w:szCs w:val="19"/>
+        </w:rPr>
+        <w:t xml:space="preserve">2nd Runner Up (out of 1,552 projects) — Paranox 2.0 National Hackathon, </w:t>
       </w:r>
       <w:proofErr w:type="gramStart"/>
       <w:r>
@@ -1929,7 +1522,27 @@
           <w:sz w:val="19"/>
           <w:szCs w:val="19"/>
         </w:rPr>
-        <w:t>DSCI</w:t>
+        <w:t>TechXNinjas  |</w:t>
+      </w:r>
+      <w:proofErr w:type="gramEnd"/>
+      <w:r>
+        <w:rPr>
+          <w:rFonts w:ascii="Arial" w:eastAsia="Arial" w:hAnsi="Arial" w:cs="Arial"/>
+          <w:color w:val="000000"/>
+          <w:sz w:val="19"/>
+          <w:szCs w:val="19"/>
+        </w:rPr>
+        <w:t xml:space="preserve">  Nov </w:t>
+      </w:r>
+      <w:proofErr w:type="gramStart"/>
+      <w:r>
+        <w:rPr>
+          <w:rFonts w:ascii="Arial" w:eastAsia="Arial" w:hAnsi="Arial" w:cs="Arial"/>
+          <w:color w:val="000000"/>
+          <w:sz w:val="19"/>
+          <w:szCs w:val="19"/>
+        </w:rPr>
+        <w:t>2025</w:t>
       </w:r>
       <w:r>
         <w:rPr>
@@ -1945,7 +1558,7 @@
         <w:fldChar w:fldCharType="begin"/>
       </w:r>
       <w:r>
-        <w:instrText>HYPERLINK "https://www.linkedin.com/in/lovnishverma"</w:instrText>
+        <w:instrText>HYPERLINK "https://paranox.techxninjas.com/result"</w:instrText>
       </w:r>
       <w:r>
         <w:fldChar w:fldCharType="separate"/>
@@ -1990,7 +1603,7 @@
           <w:sz w:val="19"/>
           <w:szCs w:val="19"/>
         </w:rPr>
-        <w:t>The Complete 2022 Web Development Bootcamp — Udemy</w:t>
+        <w:t>Certificate of Competency: AI on Jetson Nano — NVIDIA  |  Nov 2025</w:t>
       </w:r>
       <w:r>
         <w:rPr>
@@ -2025,6 +1638,374 @@
     </w:p>
     <w:p>
       <w:pPr>
+        <w:pStyle w:val="ListParagraph"/>
+        <w:numPr>
+          <w:ilvl w:val="0"/>
+          <w:numId w:val="2"/>
+        </w:numPr>
+        <w:spacing w:before="20" w:after="20"/>
+        <w:ind w:left="360"/>
+      </w:pPr>
+      <w:r>
+        <w:rPr>
+          <w:rFonts w:ascii="Arial" w:eastAsia="Arial" w:hAnsi="Arial" w:cs="Arial"/>
+          <w:color w:val="000000"/>
+          <w:sz w:val="19"/>
+          <w:szCs w:val="19"/>
+        </w:rPr>
+        <w:t>Critical Thinking in the AI Era — HP LIFE &amp; HP Foundation  |  Feb 2026</w:t>
+      </w:r>
+      <w:r>
+        <w:rPr>
+          <w:rFonts w:ascii="Arial" w:eastAsia="Arial" w:hAnsi="Arial" w:cs="Arial"/>
+          <w:color w:val="595959"/>
+          <w:sz w:val="19"/>
+          <w:szCs w:val="19"/>
+        </w:rPr>
+        <w:t xml:space="preserve">  [</w:t>
+      </w:r>
+      <w:hyperlink r:id="rId19" w:history="1">
+        <w:r>
+          <w:rPr>
+            <w:rFonts w:ascii="Arial" w:eastAsia="Arial" w:hAnsi="Arial" w:cs="Arial"/>
+            <w:color w:val="2E75B6"/>
+            <w:sz w:val="19"/>
+            <w:szCs w:val="19"/>
+            <w:u w:val="single"/>
+          </w:rPr>
+          <w:t>Verify Credential</w:t>
+        </w:r>
+      </w:hyperlink>
+      <w:r>
+        <w:rPr>
+          <w:rFonts w:ascii="Arial" w:eastAsia="Arial" w:hAnsi="Arial" w:cs="Arial"/>
+          <w:color w:val="595959"/>
+          <w:sz w:val="19"/>
+          <w:szCs w:val="19"/>
+        </w:rPr>
+        <w:t>]</w:t>
+      </w:r>
+    </w:p>
+    <w:p>
+      <w:pPr>
+        <w:pStyle w:val="ListParagraph"/>
+        <w:numPr>
+          <w:ilvl w:val="0"/>
+          <w:numId w:val="2"/>
+        </w:numPr>
+        <w:spacing w:before="20" w:after="20"/>
+        <w:ind w:left="360"/>
+      </w:pPr>
+      <w:r>
+        <w:rPr>
+          <w:rFonts w:ascii="Arial" w:eastAsia="Arial" w:hAnsi="Arial" w:cs="Arial"/>
+          <w:color w:val="000000"/>
+          <w:sz w:val="19"/>
+          <w:szCs w:val="19"/>
+        </w:rPr>
+        <w:t xml:space="preserve">Python Developer Certification (~300 Hours) — </w:t>
+      </w:r>
+      <w:r>
+        <w:rPr>
+          <w:rFonts w:ascii="Arial" w:eastAsia="Arial" w:hAnsi="Arial" w:cs="Arial"/>
+          <w:color w:val="000000"/>
+          <w:sz w:val="19"/>
+          <w:szCs w:val="19"/>
+        </w:rPr>
+        <w:t xml:space="preserve">freeCodeCamp </w:t>
+      </w:r>
+      <w:proofErr w:type="gramStart"/>
+      <w:r>
+        <w:rPr>
+          <w:rFonts w:ascii="Arial" w:eastAsia="Arial" w:hAnsi="Arial" w:cs="Arial"/>
+          <w:color w:val="000000"/>
+          <w:sz w:val="19"/>
+          <w:szCs w:val="19"/>
+        </w:rPr>
+        <w:t>|</w:t>
+      </w:r>
+      <w:r>
+        <w:rPr>
+          <w:rFonts w:ascii="Arial" w:eastAsia="Arial" w:hAnsi="Arial" w:cs="Arial"/>
+          <w:color w:val="000000"/>
+          <w:sz w:val="19"/>
+          <w:szCs w:val="19"/>
+        </w:rPr>
+        <w:t xml:space="preserve">  Feb</w:t>
+      </w:r>
+      <w:proofErr w:type="gramEnd"/>
+      <w:r>
+        <w:rPr>
+          <w:rFonts w:ascii="Arial" w:eastAsia="Arial" w:hAnsi="Arial" w:cs="Arial"/>
+          <w:color w:val="000000"/>
+          <w:sz w:val="19"/>
+          <w:szCs w:val="19"/>
+        </w:rPr>
+        <w:t xml:space="preserve"> </w:t>
+      </w:r>
+      <w:proofErr w:type="gramStart"/>
+      <w:r>
+        <w:rPr>
+          <w:rFonts w:ascii="Arial" w:eastAsia="Arial" w:hAnsi="Arial" w:cs="Arial"/>
+          <w:color w:val="000000"/>
+          <w:sz w:val="19"/>
+          <w:szCs w:val="19"/>
+        </w:rPr>
+        <w:t>2026</w:t>
+      </w:r>
+      <w:r>
+        <w:rPr>
+          <w:rFonts w:ascii="Arial" w:eastAsia="Arial" w:hAnsi="Arial" w:cs="Arial"/>
+          <w:color w:val="595959"/>
+          <w:sz w:val="19"/>
+          <w:szCs w:val="19"/>
+        </w:rPr>
+        <w:t xml:space="preserve">  [</w:t>
+      </w:r>
+      <w:proofErr w:type="gramEnd"/>
+      <w:r>
+        <w:fldChar w:fldCharType="begin"/>
+      </w:r>
+      <w:r>
+        <w:instrText>HYPERLINK "https://www.freecodecamp.org/certification/lovnish/python-v9"</w:instrText>
+      </w:r>
+      <w:r>
+        <w:fldChar w:fldCharType="separate"/>
+      </w:r>
+      <w:r>
+        <w:rPr>
+          <w:rFonts w:ascii="Arial" w:eastAsia="Arial" w:hAnsi="Arial" w:cs="Arial"/>
+          <w:color w:val="2E75B6"/>
+          <w:sz w:val="19"/>
+          <w:szCs w:val="19"/>
+          <w:u w:val="single"/>
+        </w:rPr>
+        <w:t>Verify Credential</w:t>
+      </w:r>
+      <w:r>
+        <w:fldChar w:fldCharType="end"/>
+      </w:r>
+      <w:r>
+        <w:rPr>
+          <w:rFonts w:ascii="Arial" w:eastAsia="Arial" w:hAnsi="Arial" w:cs="Arial"/>
+          <w:color w:val="595959"/>
+          <w:sz w:val="19"/>
+          <w:szCs w:val="19"/>
+        </w:rPr>
+        <w:t>]</w:t>
+      </w:r>
+    </w:p>
+    <w:p>
+      <w:pPr>
+        <w:pStyle w:val="ListParagraph"/>
+        <w:numPr>
+          <w:ilvl w:val="0"/>
+          <w:numId w:val="2"/>
+        </w:numPr>
+        <w:spacing w:before="20" w:after="20"/>
+        <w:ind w:left="360"/>
+      </w:pPr>
+      <w:r>
+        <w:rPr>
+          <w:rFonts w:ascii="Arial" w:eastAsia="Arial" w:hAnsi="Arial" w:cs="Arial"/>
+          <w:color w:val="000000"/>
+          <w:sz w:val="19"/>
+          <w:szCs w:val="19"/>
+        </w:rPr>
+        <w:t>CITI Program Certification: Human Research — MIT Affiliates  |  Feb 2026</w:t>
+      </w:r>
+      <w:r>
+        <w:rPr>
+          <w:rFonts w:ascii="Arial" w:eastAsia="Arial" w:hAnsi="Arial" w:cs="Arial"/>
+          <w:color w:val="595959"/>
+          <w:sz w:val="19"/>
+          <w:szCs w:val="19"/>
+        </w:rPr>
+        <w:t xml:space="preserve">  [</w:t>
+      </w:r>
+      <w:hyperlink r:id="rId20" w:history="1">
+        <w:r>
+          <w:rPr>
+            <w:rFonts w:ascii="Arial" w:eastAsia="Arial" w:hAnsi="Arial" w:cs="Arial"/>
+            <w:color w:val="2E75B6"/>
+            <w:sz w:val="19"/>
+            <w:szCs w:val="19"/>
+            <w:u w:val="single"/>
+          </w:rPr>
+          <w:t>Verify Credential</w:t>
+        </w:r>
+      </w:hyperlink>
+      <w:r>
+        <w:rPr>
+          <w:rFonts w:ascii="Arial" w:eastAsia="Arial" w:hAnsi="Arial" w:cs="Arial"/>
+          <w:color w:val="595959"/>
+          <w:sz w:val="19"/>
+          <w:szCs w:val="19"/>
+        </w:rPr>
+        <w:t>]</w:t>
+      </w:r>
+    </w:p>
+    <w:p>
+      <w:pPr>
+        <w:pStyle w:val="ListParagraph"/>
+        <w:numPr>
+          <w:ilvl w:val="0"/>
+          <w:numId w:val="2"/>
+        </w:numPr>
+        <w:spacing w:before="20" w:after="20"/>
+        <w:ind w:left="360"/>
+      </w:pPr>
+      <w:r>
+        <w:rPr>
+          <w:rFonts w:ascii="Arial" w:eastAsia="Arial" w:hAnsi="Arial" w:cs="Arial"/>
+          <w:color w:val="000000"/>
+          <w:sz w:val="19"/>
+          <w:szCs w:val="19"/>
+        </w:rPr>
+        <w:t>Python Essentials 1 — Cisco Networking Academy &amp; OpenEDG Python Institute  |  Jan 2026</w:t>
+      </w:r>
+      <w:r>
+        <w:rPr>
+          <w:rFonts w:ascii="Arial" w:eastAsia="Arial" w:hAnsi="Arial" w:cs="Arial"/>
+          <w:color w:val="595959"/>
+          <w:sz w:val="19"/>
+          <w:szCs w:val="19"/>
+        </w:rPr>
+        <w:t xml:space="preserve">  [</w:t>
+      </w:r>
+      <w:hyperlink r:id="rId21" w:history="1">
+        <w:r>
+          <w:rPr>
+            <w:rFonts w:ascii="Arial" w:eastAsia="Arial" w:hAnsi="Arial" w:cs="Arial"/>
+            <w:color w:val="2E75B6"/>
+            <w:sz w:val="19"/>
+            <w:szCs w:val="19"/>
+            <w:u w:val="single"/>
+          </w:rPr>
+          <w:t>Verify Credential</w:t>
+        </w:r>
+      </w:hyperlink>
+      <w:r>
+        <w:rPr>
+          <w:rFonts w:ascii="Arial" w:eastAsia="Arial" w:hAnsi="Arial" w:cs="Arial"/>
+          <w:color w:val="595959"/>
+          <w:sz w:val="19"/>
+          <w:szCs w:val="19"/>
+        </w:rPr>
+        <w:t>]</w:t>
+      </w:r>
+    </w:p>
+    <w:p>
+      <w:pPr>
+        <w:pStyle w:val="ListParagraph"/>
+        <w:numPr>
+          <w:ilvl w:val="0"/>
+          <w:numId w:val="2"/>
+        </w:numPr>
+        <w:spacing w:before="20" w:after="20"/>
+        <w:ind w:left="360"/>
+      </w:pPr>
+      <w:r>
+        <w:rPr>
+          <w:rFonts w:ascii="Arial" w:eastAsia="Arial" w:hAnsi="Arial" w:cs="Arial"/>
+          <w:color w:val="000000"/>
+          <w:sz w:val="19"/>
+          <w:szCs w:val="19"/>
+        </w:rPr>
+        <w:t xml:space="preserve">CyberShikshaa Fundamentals — Microsoft &amp; </w:t>
+      </w:r>
+      <w:r>
+        <w:rPr>
+          <w:rFonts w:ascii="Arial" w:eastAsia="Arial" w:hAnsi="Arial" w:cs="Arial"/>
+          <w:color w:val="000000"/>
+          <w:sz w:val="19"/>
+          <w:szCs w:val="19"/>
+        </w:rPr>
+        <w:t>DSCI</w:t>
+      </w:r>
+      <w:r>
+        <w:rPr>
+          <w:rFonts w:ascii="Arial" w:eastAsia="Arial" w:hAnsi="Arial" w:cs="Arial"/>
+          <w:color w:val="595959"/>
+          <w:sz w:val="19"/>
+          <w:szCs w:val="19"/>
+        </w:rPr>
+        <w:t xml:space="preserve"> [</w:t>
+      </w:r>
+      <w:hyperlink r:id="rId22" w:history="1">
+        <w:r>
+          <w:rPr>
+            <w:rFonts w:ascii="Arial" w:eastAsia="Arial" w:hAnsi="Arial" w:cs="Arial"/>
+            <w:color w:val="2E75B6"/>
+            <w:sz w:val="19"/>
+            <w:szCs w:val="19"/>
+            <w:u w:val="single"/>
+          </w:rPr>
+          <w:t>Verify Credential</w:t>
+        </w:r>
+      </w:hyperlink>
+      <w:r>
+        <w:rPr>
+          <w:rFonts w:ascii="Arial" w:eastAsia="Arial" w:hAnsi="Arial" w:cs="Arial"/>
+          <w:color w:val="595959"/>
+          <w:sz w:val="19"/>
+          <w:szCs w:val="19"/>
+        </w:rPr>
+        <w:t>]</w:t>
+      </w:r>
+    </w:p>
+    <w:p>
+      <w:pPr>
+        <w:pStyle w:val="ListParagraph"/>
+        <w:numPr>
+          <w:ilvl w:val="0"/>
+          <w:numId w:val="2"/>
+        </w:numPr>
+        <w:spacing w:before="20" w:after="20"/>
+        <w:ind w:left="360"/>
+      </w:pPr>
+      <w:r>
+        <w:rPr>
+          <w:rFonts w:ascii="Arial" w:eastAsia="Arial" w:hAnsi="Arial" w:cs="Arial"/>
+          <w:color w:val="000000"/>
+          <w:sz w:val="19"/>
+          <w:szCs w:val="19"/>
+        </w:rPr>
+        <w:t>The Complete 2022 Web Development Bootcamp — Udemy</w:t>
+      </w:r>
+      <w:r>
+        <w:rPr>
+          <w:rFonts w:ascii="Arial" w:eastAsia="Arial" w:hAnsi="Arial" w:cs="Arial"/>
+          <w:color w:val="595959"/>
+          <w:sz w:val="19"/>
+          <w:szCs w:val="19"/>
+        </w:rPr>
+        <w:t xml:space="preserve">  [</w:t>
+      </w:r>
+      <w:hyperlink r:id="rId23" w:history="1">
+        <w:r>
+          <w:rPr>
+            <w:rFonts w:ascii="Arial" w:eastAsia="Arial" w:hAnsi="Arial" w:cs="Arial"/>
+            <w:color w:val="2E75B6"/>
+            <w:sz w:val="19"/>
+            <w:szCs w:val="19"/>
+            <w:u w:val="single"/>
+          </w:rPr>
+          <w:t>Verify Credential</w:t>
+        </w:r>
+      </w:hyperlink>
+      <w:r>
+        <w:rPr>
+          <w:rFonts w:ascii="Arial" w:eastAsia="Arial" w:hAnsi="Arial" w:cs="Arial"/>
+          <w:color w:val="595959"/>
+          <w:sz w:val="19"/>
+          <w:szCs w:val="19"/>
+        </w:rPr>
+        <w:t>]</w:t>
+      </w:r>
+    </w:p>
+    <w:p>
+      <w:pPr>
         <w:pBdr>
           <w:bottom w:val="single" w:sz="6" w:space="2" w:color="2E75B6"/>
         </w:pBdr>
@@ -2041,6 +2022,63 @@
         </w:rPr>
         <w:t>RESEARCH PUBLICATIONS</w:t>
       </w:r>
+      <w:r>
+        <w:rPr>
+          <w:rFonts w:ascii="Arial" w:eastAsia="Arial" w:hAnsi="Arial" w:cs="Arial"/>
+          <w:b/>
+          <w:bCs/>
+          <w:color w:val="1F3864"/>
+          <w:sz w:val="22"/>
+          <w:szCs w:val="22"/>
+        </w:rPr>
+        <w:t xml:space="preserve"> </w:t>
+      </w:r>
+      <w:hyperlink r:id="rId24" w:history="1">
+        <w:r>
+          <w:rPr>
+            <w:rStyle w:val="Hyperlink"/>
+            <w:rFonts w:ascii="Arial" w:eastAsia="Arial" w:hAnsi="Arial" w:cs="Arial"/>
+            <w:i/>
+            <w:iCs/>
+            <w:sz w:val="18"/>
+            <w:szCs w:val="18"/>
+          </w:rPr>
+          <w:t>https://www.researchgate.net/profile/Lovnish-Verma</w:t>
+        </w:r>
+      </w:hyperlink>
+      <w:r>
+        <w:rPr>
+          <w:rFonts w:ascii="Arial" w:eastAsia="Arial" w:hAnsi="Arial" w:cs="Arial"/>
+          <w:i/>
+          <w:iCs/>
+          <w:color w:val="595959"/>
+          <w:sz w:val="18"/>
+          <w:szCs w:val="18"/>
+        </w:rPr>
+        <w:t xml:space="preserve"> </w:t>
+      </w:r>
+      <w:r>
+        <w:rPr>
+          <w:rFonts w:ascii="Arial" w:eastAsia="Arial" w:hAnsi="Arial" w:cs="Arial"/>
+          <w:i/>
+          <w:iCs/>
+          <w:color w:val="595959"/>
+          <w:sz w:val="18"/>
+          <w:szCs w:val="18"/>
+        </w:rPr>
+        <w:t xml:space="preserve"> |</w:t>
+      </w:r>
+      <w:r>
+        <w:rPr>
+          <w:rFonts w:ascii="Arial" w:eastAsia="Arial" w:hAnsi="Arial" w:cs="Arial"/>
+          <w:i/>
+          <w:iCs/>
+          <w:color w:val="595959"/>
+          <w:sz w:val="18"/>
+          <w:szCs w:val="18"/>
+        </w:rPr>
+        <w:t xml:space="preserve"> </w:t>
+      </w:r>
     </w:p>
     <w:p>
       <w:pPr>
@@ -2071,53 +2109,71 @@
         </w:rPr>
         <w:t xml:space="preserve">International Journal of Digital </w:t>
       </w:r>
-      <w:proofErr w:type="gramStart"/>
-      <w:r>
-        <w:rPr>
-          <w:rFonts w:ascii="Arial" w:eastAsia="Arial" w:hAnsi="Arial" w:cs="Arial"/>
-          <w:i/>
-          <w:iCs/>
-          <w:color w:val="595959"/>
-          <w:sz w:val="18"/>
-          <w:szCs w:val="18"/>
-        </w:rPr>
-        <w:t>Technologies  |</w:t>
-      </w:r>
-      <w:proofErr w:type="gramEnd"/>
-      <w:r>
-        <w:rPr>
-          <w:rFonts w:ascii="Arial" w:eastAsia="Arial" w:hAnsi="Arial" w:cs="Arial"/>
-          <w:i/>
-          <w:iCs/>
-          <w:color w:val="595959"/>
-          <w:sz w:val="18"/>
-          <w:szCs w:val="18"/>
-        </w:rPr>
-        <w:t xml:space="preserve">  Jan </w:t>
-      </w:r>
-      <w:proofErr w:type="gramStart"/>
-      <w:r>
-        <w:rPr>
-          <w:rFonts w:ascii="Arial" w:eastAsia="Arial" w:hAnsi="Arial" w:cs="Arial"/>
-          <w:i/>
-          <w:iCs/>
-          <w:color w:val="595959"/>
-          <w:sz w:val="18"/>
-          <w:szCs w:val="18"/>
-        </w:rPr>
-        <w:t>2026  |</w:t>
-      </w:r>
-      <w:proofErr w:type="gramEnd"/>
-      <w:r>
-        <w:rPr>
-          <w:rFonts w:ascii="Arial" w:eastAsia="Arial" w:hAnsi="Arial" w:cs="Arial"/>
-          <w:i/>
-          <w:iCs/>
-          <w:color w:val="595959"/>
-          <w:sz w:val="18"/>
-          <w:szCs w:val="18"/>
-        </w:rPr>
-        <w:t xml:space="preserve">  Lead Author</w:t>
+      <w:r>
+        <w:rPr>
+          <w:rFonts w:ascii="Arial" w:eastAsia="Arial" w:hAnsi="Arial" w:cs="Arial"/>
+          <w:i/>
+          <w:iCs/>
+          <w:color w:val="595959"/>
+          <w:sz w:val="18"/>
+          <w:szCs w:val="18"/>
+        </w:rPr>
+        <w:t>Technologies</w:t>
+      </w:r>
+      <w:r>
+        <w:rPr>
+          <w:rFonts w:ascii="Arial" w:eastAsia="Arial" w:hAnsi="Arial" w:cs="Arial"/>
+          <w:i/>
+          <w:iCs/>
+          <w:color w:val="595959"/>
+          <w:sz w:val="18"/>
+          <w:szCs w:val="18"/>
+        </w:rPr>
+        <w:t xml:space="preserve"> (IJDT)</w:t>
+      </w:r>
+      <w:r>
+        <w:rPr>
+          <w:rFonts w:ascii="Arial" w:eastAsia="Arial" w:hAnsi="Arial" w:cs="Arial"/>
+          <w:i/>
+          <w:iCs/>
+          <w:color w:val="595959"/>
+          <w:sz w:val="18"/>
+          <w:szCs w:val="18"/>
+        </w:rPr>
+        <w:t xml:space="preserve"> | Jan</w:t>
+      </w:r>
+      <w:r>
+        <w:rPr>
+          <w:rFonts w:ascii="Arial" w:eastAsia="Arial" w:hAnsi="Arial" w:cs="Arial"/>
+          <w:i/>
+          <w:iCs/>
+          <w:color w:val="595959"/>
+          <w:sz w:val="18"/>
+          <w:szCs w:val="18"/>
+        </w:rPr>
+        <w:t xml:space="preserve"> </w:t>
+      </w:r>
+      <w:r>
+        <w:rPr>
+          <w:rFonts w:ascii="Arial" w:eastAsia="Arial" w:hAnsi="Arial" w:cs="Arial"/>
+          <w:i/>
+          <w:iCs/>
+          <w:color w:val="595959"/>
+          <w:sz w:val="18"/>
+          <w:szCs w:val="18"/>
+        </w:rPr>
+        <w:t>2026 | Lead</w:t>
+      </w:r>
+      <w:r>
+        <w:rPr>
+          <w:rFonts w:ascii="Arial" w:eastAsia="Arial" w:hAnsi="Arial" w:cs="Arial"/>
+          <w:i/>
+          <w:iCs/>
+          <w:color w:val="595959"/>
+          <w:sz w:val="18"/>
+          <w:szCs w:val="18"/>
+        </w:rPr>
+        <w:t xml:space="preserve"> Author</w:t>
       </w:r>
     </w:p>
     <w:p>
@@ -2149,53 +2205,49 @@
         </w:rPr>
         <w:t xml:space="preserve">Book </w:t>
       </w:r>
-      <w:proofErr w:type="gramStart"/>
-      <w:r>
-        <w:rPr>
-          <w:rFonts w:ascii="Arial" w:eastAsia="Arial" w:hAnsi="Arial" w:cs="Arial"/>
-          <w:i/>
-          <w:iCs/>
-          <w:color w:val="595959"/>
-          <w:sz w:val="18"/>
-          <w:szCs w:val="18"/>
-        </w:rPr>
-        <w:t>Chapter  |</w:t>
-      </w:r>
-      <w:proofErr w:type="gramEnd"/>
-      <w:r>
-        <w:rPr>
-          <w:rFonts w:ascii="Arial" w:eastAsia="Arial" w:hAnsi="Arial" w:cs="Arial"/>
-          <w:i/>
-          <w:iCs/>
-          <w:color w:val="595959"/>
-          <w:sz w:val="18"/>
-          <w:szCs w:val="18"/>
-        </w:rPr>
-        <w:t xml:space="preserve">  </w:t>
-      </w:r>
-      <w:proofErr w:type="gramStart"/>
-      <w:r>
-        <w:rPr>
-          <w:rFonts w:ascii="Arial" w:eastAsia="Arial" w:hAnsi="Arial" w:cs="Arial"/>
-          <w:i/>
-          <w:iCs/>
-          <w:color w:val="595959"/>
-          <w:sz w:val="18"/>
-          <w:szCs w:val="18"/>
-        </w:rPr>
-        <w:t>2026  |</w:t>
-      </w:r>
-      <w:proofErr w:type="gramEnd"/>
-      <w:r>
-        <w:rPr>
-          <w:rFonts w:ascii="Arial" w:eastAsia="Arial" w:hAnsi="Arial" w:cs="Arial"/>
-          <w:i/>
-          <w:iCs/>
-          <w:color w:val="595959"/>
-          <w:sz w:val="18"/>
-          <w:szCs w:val="18"/>
-        </w:rPr>
-        <w:t xml:space="preserve">  Lead Author</w:t>
+      <w:r>
+        <w:rPr>
+          <w:rFonts w:ascii="Arial" w:eastAsia="Arial" w:hAnsi="Arial" w:cs="Arial"/>
+          <w:i/>
+          <w:iCs/>
+          <w:color w:val="595959"/>
+          <w:sz w:val="18"/>
+          <w:szCs w:val="18"/>
+        </w:rPr>
+        <w:t>Chapter</w:t>
+      </w:r>
+      <w:r>
+        <w:rPr>
+          <w:rFonts w:ascii="Arial" w:eastAsia="Arial" w:hAnsi="Arial" w:cs="Arial"/>
+          <w:i/>
+          <w:iCs/>
+          <w:color w:val="595959"/>
+          <w:sz w:val="18"/>
+          <w:szCs w:val="18"/>
+        </w:rPr>
+        <w:t xml:space="preserve"> (Spinger) </w:t>
+      </w:r>
+      <w:r>
+        <w:rPr>
+          <w:rFonts w:ascii="Arial" w:eastAsia="Arial" w:hAnsi="Arial" w:cs="Arial"/>
+          <w:i/>
+          <w:iCs/>
+          <w:color w:val="595959"/>
+          <w:sz w:val="18"/>
+          <w:szCs w:val="18"/>
+        </w:rPr>
+        <w:t>| 2026 | Lead</w:t>
+      </w:r>
+      <w:r>
+        <w:rPr>
+          <w:rFonts w:ascii="Arial" w:eastAsia="Arial" w:hAnsi="Arial" w:cs="Arial"/>
+          <w:i/>
+          <w:iCs/>
+          <w:color w:val="595959"/>
+          <w:sz w:val="18"/>
+          <w:szCs w:val="18"/>
+        </w:rPr>
+        <w:t xml:space="preserve"> Author</w:t>
       </w:r>
     </w:p>
     <w:p>
@@ -2227,58 +2279,73 @@
         </w:rPr>
         <w:t xml:space="preserve">International Journal of Digital </w:t>
       </w:r>
-      <w:proofErr w:type="gramStart"/>
-      <w:r>
-        <w:rPr>
-          <w:rFonts w:ascii="Arial" w:eastAsia="Arial" w:hAnsi="Arial" w:cs="Arial"/>
-          <w:i/>
-          <w:iCs/>
-          <w:color w:val="595959"/>
-          <w:sz w:val="18"/>
-          <w:szCs w:val="18"/>
-        </w:rPr>
-        <w:t>Technologies  |</w:t>
-      </w:r>
-      <w:proofErr w:type="gramEnd"/>
-      <w:r>
-        <w:rPr>
-          <w:rFonts w:ascii="Arial" w:eastAsia="Arial" w:hAnsi="Arial" w:cs="Arial"/>
-          <w:i/>
-          <w:iCs/>
-          <w:color w:val="595959"/>
-          <w:sz w:val="18"/>
-          <w:szCs w:val="18"/>
-        </w:rPr>
-        <w:t xml:space="preserve">  </w:t>
-      </w:r>
-      <w:proofErr w:type="gramStart"/>
-      <w:r>
-        <w:rPr>
-          <w:rFonts w:ascii="Arial" w:eastAsia="Arial" w:hAnsi="Arial" w:cs="Arial"/>
-          <w:i/>
-          <w:iCs/>
-          <w:color w:val="595959"/>
-          <w:sz w:val="18"/>
-          <w:szCs w:val="18"/>
-        </w:rPr>
-        <w:t>2025  |</w:t>
-      </w:r>
-      <w:proofErr w:type="gramEnd"/>
-      <w:r>
-        <w:rPr>
-          <w:rFonts w:ascii="Arial" w:eastAsia="Arial" w:hAnsi="Arial" w:cs="Arial"/>
-          <w:i/>
-          <w:iCs/>
-          <w:color w:val="595959"/>
-          <w:sz w:val="18"/>
-          <w:szCs w:val="18"/>
-        </w:rPr>
-        <w:t xml:space="preserve">  Lead Author</w:t>
+      <w:r>
+        <w:rPr>
+          <w:rFonts w:ascii="Arial" w:eastAsia="Arial" w:hAnsi="Arial" w:cs="Arial"/>
+          <w:i/>
+          <w:iCs/>
+          <w:color w:val="595959"/>
+          <w:sz w:val="18"/>
+          <w:szCs w:val="18"/>
+        </w:rPr>
+        <w:t>Technologies</w:t>
+      </w:r>
+      <w:r>
+        <w:rPr>
+          <w:rFonts w:ascii="Arial" w:eastAsia="Arial" w:hAnsi="Arial" w:cs="Arial"/>
+          <w:i/>
+          <w:iCs/>
+          <w:color w:val="595959"/>
+          <w:sz w:val="18"/>
+          <w:szCs w:val="18"/>
+        </w:rPr>
+        <w:t xml:space="preserve"> </w:t>
+      </w:r>
+      <w:r>
+        <w:rPr>
+          <w:rFonts w:ascii="Arial" w:eastAsia="Arial" w:hAnsi="Arial" w:cs="Arial"/>
+          <w:i/>
+          <w:iCs/>
+          <w:color w:val="595959"/>
+          <w:sz w:val="18"/>
+          <w:szCs w:val="18"/>
+        </w:rPr>
+        <w:t>(IJDT)</w:t>
+      </w:r>
+      <w:r>
+        <w:rPr>
+          <w:rFonts w:ascii="Arial" w:eastAsia="Arial" w:hAnsi="Arial" w:cs="Arial"/>
+          <w:i/>
+          <w:iCs/>
+          <w:color w:val="595959"/>
+          <w:sz w:val="18"/>
+          <w:szCs w:val="18"/>
+        </w:rPr>
+        <w:t xml:space="preserve"> | 2025 | Lead</w:t>
+      </w:r>
+      <w:r>
+        <w:rPr>
+          <w:rFonts w:ascii="Arial" w:eastAsia="Arial" w:hAnsi="Arial" w:cs="Arial"/>
+          <w:i/>
+          <w:iCs/>
+          <w:color w:val="595959"/>
+          <w:sz w:val="18"/>
+          <w:szCs w:val="18"/>
+        </w:rPr>
+        <w:t xml:space="preserve"> Author</w:t>
       </w:r>
     </w:p>
     <w:p>
       <w:pPr>
         <w:spacing w:before="80" w:after="20"/>
+        <w:rPr>
+          <w:rFonts w:ascii="Arial" w:eastAsia="Arial" w:hAnsi="Arial" w:cs="Arial"/>
+          <w:i/>
+          <w:iCs/>
+          <w:color w:val="595959"/>
+          <w:sz w:val="18"/>
+          <w:szCs w:val="18"/>
+        </w:rPr>
       </w:pPr>
       <w:r>
         <w:rPr>
@@ -2305,53 +2372,183 @@
         </w:rPr>
         <w:t xml:space="preserve">Lecture Notes in Networks and </w:t>
       </w:r>
-      <w:proofErr w:type="gramStart"/>
-      <w:r>
-        <w:rPr>
-          <w:rFonts w:ascii="Arial" w:eastAsia="Arial" w:hAnsi="Arial" w:cs="Arial"/>
-          <w:i/>
-          <w:iCs/>
-          <w:color w:val="595959"/>
-          <w:sz w:val="18"/>
-          <w:szCs w:val="18"/>
-        </w:rPr>
-        <w:t>Systems  |</w:t>
-      </w:r>
-      <w:proofErr w:type="gramEnd"/>
-      <w:r>
-        <w:rPr>
-          <w:rFonts w:ascii="Arial" w:eastAsia="Arial" w:hAnsi="Arial" w:cs="Arial"/>
-          <w:i/>
-          <w:iCs/>
-          <w:color w:val="595959"/>
-          <w:sz w:val="18"/>
-          <w:szCs w:val="18"/>
-        </w:rPr>
-        <w:t xml:space="preserve">  Jul </w:t>
-      </w:r>
-      <w:proofErr w:type="gramStart"/>
-      <w:r>
-        <w:rPr>
-          <w:rFonts w:ascii="Arial" w:eastAsia="Arial" w:hAnsi="Arial" w:cs="Arial"/>
-          <w:i/>
-          <w:iCs/>
-          <w:color w:val="595959"/>
-          <w:sz w:val="18"/>
-          <w:szCs w:val="18"/>
-        </w:rPr>
-        <w:t>2024  |</w:t>
-      </w:r>
-      <w:proofErr w:type="gramEnd"/>
-      <w:r>
-        <w:rPr>
-          <w:rFonts w:ascii="Arial" w:eastAsia="Arial" w:hAnsi="Arial" w:cs="Arial"/>
-          <w:i/>
-          <w:iCs/>
-          <w:color w:val="595959"/>
-          <w:sz w:val="18"/>
-          <w:szCs w:val="18"/>
-        </w:rPr>
-        <w:t xml:space="preserve">  Lead Author</w:t>
+      <w:r>
+        <w:rPr>
+          <w:rFonts w:ascii="Arial" w:eastAsia="Arial" w:hAnsi="Arial" w:cs="Arial"/>
+          <w:i/>
+          <w:iCs/>
+          <w:color w:val="595959"/>
+          <w:sz w:val="18"/>
+          <w:szCs w:val="18"/>
+        </w:rPr>
+        <w:t>Systems</w:t>
+      </w:r>
+      <w:r>
+        <w:rPr>
+          <w:rFonts w:ascii="Arial" w:eastAsia="Arial" w:hAnsi="Arial" w:cs="Arial"/>
+          <w:i/>
+          <w:iCs/>
+          <w:color w:val="595959"/>
+          <w:sz w:val="18"/>
+          <w:szCs w:val="18"/>
+        </w:rPr>
+        <w:t xml:space="preserve"> </w:t>
+      </w:r>
+      <w:r>
+        <w:rPr>
+          <w:rFonts w:ascii="Arial" w:eastAsia="Arial" w:hAnsi="Arial" w:cs="Arial"/>
+          <w:i/>
+          <w:iCs/>
+          <w:color w:val="595959"/>
+          <w:sz w:val="18"/>
+          <w:szCs w:val="18"/>
+        </w:rPr>
+        <w:t>(</w:t>
+      </w:r>
+      <w:r>
+        <w:rPr>
+          <w:rFonts w:ascii="Arial" w:eastAsia="Arial" w:hAnsi="Arial" w:cs="Arial"/>
+          <w:i/>
+          <w:iCs/>
+          <w:color w:val="595959"/>
+          <w:sz w:val="18"/>
+          <w:szCs w:val="18"/>
+        </w:rPr>
+        <w:t>Spinger) |</w:t>
+      </w:r>
+      <w:r>
+        <w:rPr>
+          <w:rFonts w:ascii="Arial" w:eastAsia="Arial" w:hAnsi="Arial" w:cs="Arial"/>
+          <w:i/>
+          <w:iCs/>
+          <w:color w:val="595959"/>
+          <w:sz w:val="18"/>
+          <w:szCs w:val="18"/>
+        </w:rPr>
+        <w:t xml:space="preserve"> Jul</w:t>
+      </w:r>
+      <w:r>
+        <w:rPr>
+          <w:rFonts w:ascii="Arial" w:eastAsia="Arial" w:hAnsi="Arial" w:cs="Arial"/>
+          <w:i/>
+          <w:iCs/>
+          <w:color w:val="595959"/>
+          <w:sz w:val="18"/>
+          <w:szCs w:val="18"/>
+        </w:rPr>
+        <w:t xml:space="preserve"> </w:t>
+      </w:r>
+      <w:r>
+        <w:rPr>
+          <w:rFonts w:ascii="Arial" w:eastAsia="Arial" w:hAnsi="Arial" w:cs="Arial"/>
+          <w:i/>
+          <w:iCs/>
+          <w:color w:val="595959"/>
+          <w:sz w:val="18"/>
+          <w:szCs w:val="18"/>
+        </w:rPr>
+        <w:t>2024 | Lead</w:t>
+      </w:r>
+      <w:r>
+        <w:rPr>
+          <w:rFonts w:ascii="Arial" w:eastAsia="Arial" w:hAnsi="Arial" w:cs="Arial"/>
+          <w:i/>
+          <w:iCs/>
+          <w:color w:val="595959"/>
+          <w:sz w:val="18"/>
+          <w:szCs w:val="18"/>
+        </w:rPr>
+        <w:t xml:space="preserve"> Author</w:t>
+      </w:r>
+    </w:p>
+    <w:p>
+      <w:pPr>
+        <w:spacing w:after="40"/>
+        <w:rPr>
+          <w:rFonts w:ascii="Arial" w:eastAsia="Arial" w:hAnsi="Arial" w:cs="Arial"/>
+          <w:b/>
+          <w:bCs/>
+          <w:color w:val="1F3864"/>
+          <w:sz w:val="19"/>
+          <w:szCs w:val="19"/>
+        </w:rPr>
+      </w:pPr>
+      <w:r>
+        <w:rPr>
+          <w:rFonts w:ascii="Arial" w:eastAsia="Arial" w:hAnsi="Arial" w:cs="Arial"/>
+          <w:b/>
+          <w:bCs/>
+          <w:color w:val="1F3864"/>
+          <w:sz w:val="19"/>
+          <w:szCs w:val="19"/>
+        </w:rPr>
+        <w:t>Design and Evaluation of a DID-Based Accountability Framework for Resource-Constrained IoT Devices</w:t>
+      </w:r>
+      <w:r>
+        <w:rPr>
+          <w:rFonts w:ascii="Arial" w:eastAsia="Arial" w:hAnsi="Arial" w:cs="Arial"/>
+          <w:b/>
+          <w:bCs/>
+          <w:color w:val="1F3864"/>
+          <w:sz w:val="19"/>
+          <w:szCs w:val="19"/>
+        </w:rPr>
+        <w:t xml:space="preserve"> </w:t>
+      </w:r>
+      <w:r>
+        <w:rPr>
+          <w:rFonts w:ascii="Arial" w:eastAsia="Arial" w:hAnsi="Arial" w:cs="Arial"/>
+          <w:i/>
+          <w:iCs/>
+          <w:color w:val="595959"/>
+          <w:sz w:val="18"/>
+          <w:szCs w:val="18"/>
+        </w:rPr>
+        <w:t xml:space="preserve">Lecture Notes in Networks and </w:t>
+      </w:r>
+      <w:r>
+        <w:rPr>
+          <w:rFonts w:ascii="Arial" w:eastAsia="Arial" w:hAnsi="Arial" w:cs="Arial"/>
+          <w:i/>
+          <w:iCs/>
+          <w:color w:val="595959"/>
+          <w:sz w:val="18"/>
+          <w:szCs w:val="18"/>
+        </w:rPr>
+        <w:t xml:space="preserve">Systems </w:t>
+      </w:r>
+      <w:r>
+        <w:rPr>
+          <w:rFonts w:ascii="Arial" w:eastAsia="Arial" w:hAnsi="Arial" w:cs="Arial"/>
+          <w:i/>
+          <w:iCs/>
+          <w:color w:val="595959"/>
+          <w:sz w:val="18"/>
+          <w:szCs w:val="18"/>
+        </w:rPr>
+        <w:t>(</w:t>
+      </w:r>
+      <w:r>
+        <w:rPr>
+          <w:rFonts w:ascii="Arial" w:eastAsia="Arial" w:hAnsi="Arial" w:cs="Arial"/>
+          <w:i/>
+          <w:iCs/>
+          <w:color w:val="595959"/>
+          <w:sz w:val="18"/>
+          <w:szCs w:val="18"/>
+        </w:rPr>
+        <w:t xml:space="preserve">Spinger) </w:t>
+      </w:r>
+      <w:r>
+        <w:rPr>
+          <w:rFonts w:ascii="Arial" w:eastAsia="Arial" w:hAnsi="Arial" w:cs="Arial"/>
+          <w:i/>
+          <w:iCs/>
+          <w:color w:val="595959"/>
+          <w:sz w:val="18"/>
+          <w:szCs w:val="18"/>
+        </w:rPr>
+        <w:t>| Jan 2026 | Lead Author</w:t>
       </w:r>
     </w:p>
     <w:p>
@@ -2537,7 +2734,7 @@
         </w:rPr>
         <w:t xml:space="preserve">Live: </w:t>
       </w:r>
-      <w:hyperlink r:id="rId19" w:history="1">
+      <w:hyperlink r:id="rId25" w:history="1">
         <w:proofErr w:type="spellStart"/>
         <w:r>
           <w:rPr>
@@ -2629,31 +2826,7 @@
           <w:sz w:val="18"/>
           <w:szCs w:val="18"/>
         </w:rPr>
-        <w:t xml:space="preserve">Meta Llama-3.2-1B, Supervised Fine-Tuning (SFT), </w:t>
-      </w:r>
-      <w:proofErr w:type="spellStart"/>
-      <w:r>
-        <w:rPr>
-          <w:rFonts w:ascii="Arial" w:eastAsia="Arial" w:hAnsi="Arial" w:cs="Arial"/>
-          <w:i/>
-          <w:iCs/>
-          <w:color w:val="000000"/>
-          <w:sz w:val="18"/>
-          <w:szCs w:val="18"/>
-        </w:rPr>
-        <w:t>Gradio</w:t>
-      </w:r>
-      <w:proofErr w:type="spellEnd"/>
-      <w:r>
-        <w:rPr>
-          <w:rFonts w:ascii="Arial" w:eastAsia="Arial" w:hAnsi="Arial" w:cs="Arial"/>
-          <w:i/>
-          <w:iCs/>
-          <w:color w:val="000000"/>
-          <w:sz w:val="18"/>
-          <w:szCs w:val="18"/>
-        </w:rPr>
-        <w:t>, Hugging Face</w:t>
+        <w:t>Meta Llama-3.2-1B, Supervised Fine-Tuning (SFT), Gradio, Hugging Face</w:t>
       </w:r>
     </w:p>
     <w:p>
@@ -2672,7 +2845,7 @@
         </w:rPr>
         <w:t xml:space="preserve">Live: </w:t>
       </w:r>
-      <w:hyperlink r:id="rId20" w:history="1">
+      <w:hyperlink r:id="rId26" w:history="1">
         <w:proofErr w:type="spellStart"/>
         <w:r>
           <w:rPr>
@@ -2764,31 +2937,7 @@
           <w:sz w:val="18"/>
           <w:szCs w:val="18"/>
         </w:rPr>
-        <w:t xml:space="preserve">Python, OpenCV, Face Recognition Library, Deep Learning (CNN), </w:t>
-      </w:r>
-      <w:proofErr w:type="spellStart"/>
-      <w:r>
-        <w:rPr>
-          <w:rFonts w:ascii="Arial" w:eastAsia="Arial" w:hAnsi="Arial" w:cs="Arial"/>
-          <w:i/>
-          <w:iCs/>
-          <w:color w:val="000000"/>
-          <w:sz w:val="18"/>
-          <w:szCs w:val="18"/>
-        </w:rPr>
-        <w:t>Streamlit</w:t>
-      </w:r>
-      <w:proofErr w:type="spellEnd"/>
-      <w:r>
-        <w:rPr>
-          <w:rFonts w:ascii="Arial" w:eastAsia="Arial" w:hAnsi="Arial" w:cs="Arial"/>
-          <w:i/>
-          <w:iCs/>
-          <w:color w:val="000000"/>
-          <w:sz w:val="18"/>
-          <w:szCs w:val="18"/>
-        </w:rPr>
-        <w:t>, SQLite</w:t>
+        <w:t>Python, OpenCV, Face Recognition Library, Deep Learning (CNN), Streamlit, SQLite</w:t>
       </w:r>
     </w:p>
     <w:p>
@@ -2807,7 +2956,7 @@
         </w:rPr>
         <w:t xml:space="preserve">Live: </w:t>
       </w:r>
-      <w:hyperlink r:id="rId21" w:history="1">
+      <w:hyperlink r:id="rId27" w:history="1">
         <w:proofErr w:type="spellStart"/>
         <w:r>
           <w:rPr>
@@ -2907,31 +3056,7 @@
           <w:sz w:val="18"/>
           <w:szCs w:val="18"/>
         </w:rPr>
-        <w:t xml:space="preserve">YOLOv8, CNN, OpenCV, </w:t>
-      </w:r>
-      <w:proofErr w:type="spellStart"/>
-      <w:r>
-        <w:rPr>
-          <w:rFonts w:ascii="Arial" w:eastAsia="Arial" w:hAnsi="Arial" w:cs="Arial"/>
-          <w:i/>
-          <w:iCs/>
-          <w:color w:val="000000"/>
-          <w:sz w:val="18"/>
-          <w:szCs w:val="18"/>
-        </w:rPr>
-        <w:t>Streamlit</w:t>
-      </w:r>
-      <w:proofErr w:type="spellEnd"/>
-      <w:r>
-        <w:rPr>
-          <w:rFonts w:ascii="Arial" w:eastAsia="Arial" w:hAnsi="Arial" w:cs="Arial"/>
-          <w:i/>
-          <w:iCs/>
-          <w:color w:val="000000"/>
-          <w:sz w:val="18"/>
-          <w:szCs w:val="18"/>
-        </w:rPr>
-        <w:t>, Python</w:t>
+        <w:t>YOLOv8, CNN, OpenCV, Streamlit, Python</w:t>
       </w:r>
     </w:p>
     <w:p>
@@ -2950,7 +3075,7 @@
         </w:rPr>
         <w:t xml:space="preserve">Live: </w:t>
       </w:r>
-      <w:hyperlink r:id="rId22" w:history="1">
+      <w:hyperlink r:id="rId28" w:history="1">
         <w:proofErr w:type="spellStart"/>
         <w:r>
           <w:rPr>
@@ -3081,7 +3206,7 @@
         </w:rPr>
         <w:t xml:space="preserve">Live: </w:t>
       </w:r>
-      <w:hyperlink r:id="rId23" w:history="1">
+      <w:hyperlink r:id="rId29" w:history="1">
         <w:r>
           <w:rPr>
             <w:rFonts w:ascii="Arial" w:eastAsia="Arial" w:hAnsi="Arial" w:cs="Arial"/>
@@ -3159,31 +3284,7 @@
           <w:sz w:val="18"/>
           <w:szCs w:val="18"/>
         </w:rPr>
-        <w:t xml:space="preserve">Sentence Transformers, NLP, </w:t>
-      </w:r>
-      <w:proofErr w:type="spellStart"/>
-      <w:r>
-        <w:rPr>
-          <w:rFonts w:ascii="Arial" w:eastAsia="Arial" w:hAnsi="Arial" w:cs="Arial"/>
-          <w:i/>
-          <w:iCs/>
-          <w:color w:val="000000"/>
-          <w:sz w:val="18"/>
-          <w:szCs w:val="18"/>
-        </w:rPr>
-        <w:t>Gradio</w:t>
-      </w:r>
-      <w:proofErr w:type="spellEnd"/>
-      <w:r>
-        <w:rPr>
-          <w:rFonts w:ascii="Arial" w:eastAsia="Arial" w:hAnsi="Arial" w:cs="Arial"/>
-          <w:i/>
-          <w:iCs/>
-          <w:color w:val="000000"/>
-          <w:sz w:val="18"/>
-          <w:szCs w:val="18"/>
-        </w:rPr>
-        <w:t>, Python, Hugging Face Spaces</w:t>
+        <w:t>Sentence Transformers, NLP, Gradio, Python, Hugging Face Spaces</w:t>
       </w:r>
     </w:p>
     <w:p>
@@ -3202,7 +3303,7 @@
         </w:rPr>
         <w:t xml:space="preserve">Live: </w:t>
       </w:r>
-      <w:hyperlink r:id="rId24" w:history="1">
+      <w:hyperlink r:id="rId30" w:history="1">
         <w:proofErr w:type="spellStart"/>
         <w:r>
           <w:rPr>
@@ -3279,6 +3380,7 @@
           <w:sz w:val="18"/>
           <w:szCs w:val="18"/>
         </w:rPr>
+        <w:lastRenderedPageBreak/>
         <w:t xml:space="preserve">Problem Solved: </w:t>
       </w:r>
       <w:r>
@@ -3316,31 +3418,7 @@
           <w:sz w:val="18"/>
           <w:szCs w:val="18"/>
         </w:rPr>
-        <w:t xml:space="preserve">Scikit-Learn (Ensemble ML), </w:t>
-      </w:r>
-      <w:proofErr w:type="spellStart"/>
-      <w:r>
-        <w:rPr>
-          <w:rFonts w:ascii="Arial" w:eastAsia="Arial" w:hAnsi="Arial" w:cs="Arial"/>
-          <w:i/>
-          <w:iCs/>
-          <w:color w:val="000000"/>
-          <w:sz w:val="18"/>
-          <w:szCs w:val="18"/>
-        </w:rPr>
-        <w:t>Streamlit</w:t>
-      </w:r>
-      <w:proofErr w:type="spellEnd"/>
-      <w:r>
-        <w:rPr>
-          <w:rFonts w:ascii="Arial" w:eastAsia="Arial" w:hAnsi="Arial" w:cs="Arial"/>
-          <w:i/>
-          <w:iCs/>
-          <w:color w:val="000000"/>
-          <w:sz w:val="18"/>
-          <w:szCs w:val="18"/>
-        </w:rPr>
-        <w:t>, Pandas, Python, Hugging Face</w:t>
+        <w:t>Scikit-Learn (Ensemble ML), Streamlit, Pandas, Python, Hugging Face</w:t>
       </w:r>
     </w:p>
     <w:p>
@@ -3359,7 +3437,7 @@
         </w:rPr>
         <w:t xml:space="preserve">Live: </w:t>
       </w:r>
-      <w:hyperlink r:id="rId25" w:history="1">
+      <w:hyperlink r:id="rId31" w:history="1">
         <w:proofErr w:type="spellStart"/>
         <w:r>
           <w:rPr>
@@ -3397,7 +3475,6 @@
           <w:bCs/>
           <w:color w:val="1F3864"/>
         </w:rPr>
-        <w:lastRenderedPageBreak/>
         <w:t xml:space="preserve">8. NIELIT </w:t>
       </w:r>
       <w:proofErr w:type="spellStart"/>
@@ -3511,7 +3588,7 @@
         </w:rPr>
         <w:t xml:space="preserve">Live: </w:t>
       </w:r>
-      <w:hyperlink r:id="rId26" w:history="1">
+      <w:hyperlink r:id="rId32" w:history="1">
         <w:r>
           <w:rPr>
             <w:rFonts w:ascii="Arial" w:eastAsia="Arial" w:hAnsi="Arial" w:cs="Arial"/>
@@ -3632,7 +3709,7 @@
         </w:rPr>
         <w:t xml:space="preserve">Live: </w:t>
       </w:r>
-      <w:hyperlink r:id="rId27" w:history="1">
+      <w:hyperlink r:id="rId33" w:history="1">
         <w:r>
           <w:rPr>
             <w:rFonts w:ascii="Arial" w:eastAsia="Arial" w:hAnsi="Arial" w:cs="Arial"/>
@@ -3845,7 +3922,7 @@
         </w:rPr>
         <w:t xml:space="preserve">Live: </w:t>
       </w:r>
-      <w:hyperlink r:id="rId28" w:history="1">
+      <w:hyperlink r:id="rId34" w:history="1">
         <w:r>
           <w:rPr>
             <w:rFonts w:ascii="Arial" w:eastAsia="Arial" w:hAnsi="Arial" w:cs="Arial"/>
@@ -3929,27 +4006,7 @@
           <w:sz w:val="18"/>
           <w:szCs w:val="18"/>
         </w:rPr>
-        <w:t xml:space="preserve">Eliminated manual effort in issuing hundreds of unique certificates for government bootcamp participants (GOT-A, GOT-B &amp; Bootcamp tracks) under the </w:t>
-      </w:r>
-      <w:proofErr w:type="spellStart"/>
-      <w:r>
-        <w:rPr>
-          <w:rFonts w:ascii="Arial" w:eastAsia="Arial" w:hAnsi="Arial" w:cs="Arial"/>
-          <w:color w:val="000000"/>
-          <w:sz w:val="18"/>
-          <w:szCs w:val="18"/>
-        </w:rPr>
-        <w:t>MeitY</w:t>
-      </w:r>
-      <w:proofErr w:type="spellEnd"/>
-      <w:r>
-        <w:rPr>
-          <w:rFonts w:ascii="Arial" w:eastAsia="Arial" w:hAnsi="Arial" w:cs="Arial"/>
-          <w:color w:val="000000"/>
-          <w:sz w:val="18"/>
-          <w:szCs w:val="18"/>
-        </w:rPr>
-        <w:t xml:space="preserve"> Future Skills Prime initiative — reducing issuance time from days to minutes.</w:t>
+        <w:t>Eliminated manual effort in issuing hundreds of unique certificates for government bootcamp participants (GOT-A, GOT-B &amp; Bootcamp tracks) under the MeitY Future Skills Prime initiative — reducing issuance time from days to minutes.</w:t>
       </w:r>
     </w:p>
     <w:p>
@@ -4068,7 +4125,7 @@
         </w:rPr>
         <w:t xml:space="preserve">Live: </w:t>
       </w:r>
-      <w:hyperlink r:id="rId29" w:history="1">
+      <w:hyperlink r:id="rId35" w:history="1">
         <w:r>
           <w:rPr>
             <w:rFonts w:ascii="Arial" w:eastAsia="Arial" w:hAnsi="Arial" w:cs="Arial"/>
@@ -4105,6 +4162,85 @@
     </w:p>
     <w:p>
       <w:pPr>
+        <w:spacing w:before="10" w:after="30"/>
+        <w:ind w:left="200"/>
+      </w:pPr>
+    </w:p>
+    <w:p>
+      <w:pPr>
+        <w:ind w:left="360"/>
+        <w:rPr>
+          <w:rFonts w:ascii="Arial" w:eastAsia="Arial" w:hAnsi="Arial" w:cs="Arial"/>
+          <w:b/>
+          <w:bCs/>
+          <w:color w:val="595959"/>
+          <w:sz w:val="16"/>
+          <w:szCs w:val="16"/>
+        </w:rPr>
+      </w:pPr>
+    </w:p>
+    <w:p>
+      <w:pPr>
+        <w:pStyle w:val="ListParagraph"/>
+        <w:numPr>
+          <w:ilvl w:val="0"/>
+          <w:numId w:val="3"/>
+        </w:numPr>
+        <w:ind w:left="284" w:hanging="284"/>
+        <w:rPr>
+          <w:sz w:val="16"/>
+          <w:szCs w:val="16"/>
+        </w:rPr>
+      </w:pPr>
+      <w:r>
+        <w:rPr>
+          <w:rFonts w:ascii="Arial" w:eastAsia="Arial" w:hAnsi="Arial" w:cs="Arial"/>
+          <w:b/>
+          <w:bCs/>
+          <w:color w:val="595959"/>
+          <w:sz w:val="16"/>
+          <w:szCs w:val="16"/>
+        </w:rPr>
+        <w:t>For more projects visit</w:t>
+      </w:r>
+      <w:r>
+        <w:rPr>
+          <w:b/>
+          <w:bCs/>
+          <w:noProof/>
+          <w:sz w:val="16"/>
+          <w:szCs w:val="16"/>
+        </w:rPr>
+        <w:t>:</w:t>
+      </w:r>
+      <w:r>
+        <w:rPr>
+          <w:noProof/>
+          <w:sz w:val="16"/>
+          <w:szCs w:val="16"/>
+        </w:rPr>
+        <w:t xml:space="preserve"> </w:t>
+      </w:r>
+      <w:hyperlink r:id="rId36" w:history="1">
+        <w:r>
+          <w:rPr>
+            <w:rStyle w:val="Hyperlink"/>
+            <w:noProof/>
+            <w:sz w:val="16"/>
+            <w:szCs w:val="16"/>
+          </w:rPr>
+          <w:t>https://github.com/lovnishverma</w:t>
+        </w:r>
+      </w:hyperlink>
+    </w:p>
+    <w:p>
+      <w:pPr>
+        <w:spacing w:before="10" w:after="30"/>
+        <w:ind w:left="200"/>
+      </w:pPr>
+    </w:p>
+    <w:p>
+      <w:pPr>
         <w:pBdr>
           <w:bottom w:val="single" w:sz="6" w:space="2" w:color="2E75B6"/>
         </w:pBdr>
@@ -4202,17 +4338,15 @@
         </w:rPr>
         <w:t xml:space="preserve">Analytics &amp; Data Science: </w:t>
       </w:r>
-      <w:proofErr w:type="gramStart"/>
-      <w:r>
-        <w:rPr>
-          <w:rFonts w:ascii="Arial" w:eastAsia="Arial" w:hAnsi="Arial" w:cs="Arial"/>
-          <w:color w:val="000000"/>
-          <w:sz w:val="19"/>
-          <w:szCs w:val="19"/>
-        </w:rPr>
-        <w:t>Open Source</w:t>
-      </w:r>
-      <w:proofErr w:type="gramEnd"/>
+      <w:r>
+        <w:rPr>
+          <w:rFonts w:ascii="Arial" w:eastAsia="Arial" w:hAnsi="Arial" w:cs="Arial"/>
+          <w:color w:val="000000"/>
+          <w:sz w:val="19"/>
+          <w:szCs w:val="19"/>
+        </w:rPr>
+        <w:t>Open-Source</w:t>
+      </w:r>
       <w:r>
         <w:rPr>
           <w:rFonts w:ascii="Arial" w:eastAsia="Arial" w:hAnsi="Arial" w:cs="Arial"/>
@@ -4222,11 +4356,6 @@
         </w:rPr>
         <w:t xml:space="preserve"> Contributor, Data Analysis, ML/DL experiments, SEO Experimentation</w:t>
       </w:r>
-    </w:p>
-    <w:p>
-      <w:pPr>
-        <w:spacing w:before="20" w:after="20"/>
-      </w:pPr>
     </w:p>
     <w:p>
       <w:pPr>
@@ -4271,7 +4400,7 @@
                     <pic:cNvPicPr/>
                   </pic:nvPicPr>
                   <pic:blipFill>
-                    <a:blip r:embed="rId30">
+                    <a:blip r:embed="rId37">
                       <a:extLst>
                         <a:ext uri="{28A0092B-C50C-407E-A947-70E740481C1C}">
                           <a14:useLocalDpi xmlns:a14="http://schemas.microsoft.com/office/drawing/2010/main" val="0"/>
@@ -4334,7 +4463,7 @@
       </w:pPr>
     </w:p>
     <w:sectPr>
-      <w:footerReference w:type="default" r:id="rId31"/>
+      <w:footerReference w:type="default" r:id="rId38"/>
       <w:pgSz w:w="12240" w:h="15840"/>
       <w:pgMar w:top="864" w:right="864" w:bottom="864" w:left="864" w:header="708" w:footer="708" w:gutter="0"/>
       <w:cols w:space="720"/>
@@ -4500,6 +4629,119 @@
     </w:lvl>
   </w:abstractNum>
   <w:abstractNum w:abstractNumId="1" w15:restartNumberingAfterBreak="0">
+    <w:nsid w:val="55DA4632"/>
+    <w:multiLevelType w:val="hybridMultilevel"/>
+    <w:tmpl w:val="7CB0F43E"/>
+    <w:lvl w:ilvl="0" w:tplc="4009000B">
+      <w:start w:val="1"/>
+      <w:numFmt w:val="bullet"/>
+      <w:lvlText w:val=""/>
+      <w:lvlJc w:val="left"/>
+      <w:pPr>
+        <w:ind w:left="1080" w:hanging="360"/>
+      </w:pPr>
+      <w:rPr>
+        <w:rFonts w:ascii="Wingdings" w:hAnsi="Wingdings" w:hint="default"/>
+      </w:rPr>
+    </w:lvl>
+    <w:lvl w:ilvl="1" w:tplc="40090003" w:tentative="1">
+      <w:start w:val="1"/>
+      <w:numFmt w:val="bullet"/>
+      <w:lvlText w:val="o"/>
+      <w:lvlJc w:val="left"/>
+      <w:pPr>
+        <w:ind w:left="1800" w:hanging="360"/>
+      </w:pPr>
+      <w:rPr>
+        <w:rFonts w:ascii="Courier New" w:hAnsi="Courier New" w:cs="Courier New" w:hint="default"/>
+      </w:rPr>
+    </w:lvl>
+    <w:lvl w:ilvl="2" w:tplc="40090005" w:tentative="1">
+      <w:start w:val="1"/>
+      <w:numFmt w:val="bullet"/>
+      <w:lvlText w:val=""/>
+      <w:lvlJc w:val="left"/>
+      <w:pPr>
+        <w:ind w:left="2520" w:hanging="360"/>
+      </w:pPr>
+      <w:rPr>
+        <w:rFonts w:ascii="Wingdings" w:hAnsi="Wingdings" w:hint="default"/>
+      </w:rPr>
+    </w:lvl>
+    <w:lvl w:ilvl="3" w:tplc="40090001" w:tentative="1">
+      <w:start w:val="1"/>
+      <w:numFmt w:val="bullet"/>
+      <w:lvlText w:val=""/>
+      <w:lvlJc w:val="left"/>
+      <w:pPr>
+        <w:ind w:left="3240" w:hanging="360"/>
+      </w:pPr>
+      <w:rPr>
+        <w:rFonts w:ascii="Symbol" w:hAnsi="Symbol" w:hint="default"/>
+      </w:rPr>
+    </w:lvl>
+    <w:lvl w:ilvl="4" w:tplc="40090003" w:tentative="1">
+      <w:start w:val="1"/>
+      <w:numFmt w:val="bullet"/>
+      <w:lvlText w:val="o"/>
+      <w:lvlJc w:val="left"/>
+      <w:pPr>
+        <w:ind w:left="3960" w:hanging="360"/>
+      </w:pPr>
+      <w:rPr>
+        <w:rFonts w:ascii="Courier New" w:hAnsi="Courier New" w:cs="Courier New" w:hint="default"/>
+      </w:rPr>
+    </w:lvl>
+    <w:lvl w:ilvl="5" w:tplc="40090005" w:tentative="1">
+      <w:start w:val="1"/>
+      <w:numFmt w:val="bullet"/>
+      <w:lvlText w:val=""/>
+      <w:lvlJc w:val="left"/>
+      <w:pPr>
+        <w:ind w:left="4680" w:hanging="360"/>
+      </w:pPr>
+      <w:rPr>
+        <w:rFonts w:ascii="Wingdings" w:hAnsi="Wingdings" w:hint="default"/>
+      </w:rPr>
+    </w:lvl>
+    <w:lvl w:ilvl="6" w:tplc="40090001" w:tentative="1">
+      <w:start w:val="1"/>
+      <w:numFmt w:val="bullet"/>
+      <w:lvlText w:val=""/>
+      <w:lvlJc w:val="left"/>
+      <w:pPr>
+        <w:ind w:left="5400" w:hanging="360"/>
+      </w:pPr>
+      <w:rPr>
+        <w:rFonts w:ascii="Symbol" w:hAnsi="Symbol" w:hint="default"/>
+      </w:rPr>
+    </w:lvl>
+    <w:lvl w:ilvl="7" w:tplc="40090003" w:tentative="1">
+      <w:start w:val="1"/>
+      <w:numFmt w:val="bullet"/>
+      <w:lvlText w:val="o"/>
+      <w:lvlJc w:val="left"/>
+      <w:pPr>
+        <w:ind w:left="6120" w:hanging="360"/>
+      </w:pPr>
+      <w:rPr>
+        <w:rFonts w:ascii="Courier New" w:hAnsi="Courier New" w:cs="Courier New" w:hint="default"/>
+      </w:rPr>
+    </w:lvl>
+    <w:lvl w:ilvl="8" w:tplc="40090005" w:tentative="1">
+      <w:start w:val="1"/>
+      <w:numFmt w:val="bullet"/>
+      <w:lvlText w:val=""/>
+      <w:lvlJc w:val="left"/>
+      <w:pPr>
+        <w:ind w:left="6840" w:hanging="360"/>
+      </w:pPr>
+      <w:rPr>
+        <w:rFonts w:ascii="Wingdings" w:hAnsi="Wingdings" w:hint="default"/>
+      </w:rPr>
+    </w:lvl>
+  </w:abstractNum>
+  <w:abstractNum w:abstractNumId="2" w15:restartNumberingAfterBreak="0">
     <w:nsid w:val="6D5E78D0"/>
     <w:multiLevelType w:val="hybridMultilevel"/>
     <w:tmpl w:val="39E67FE6"/>
@@ -4586,7 +4828,7 @@
     </w:lvl>
   </w:abstractNum>
   <w:num w:numId="1" w16cid:durableId="1781606688">
-    <w:abstractNumId w:val="1"/>
+    <w:abstractNumId w:val="2"/>
     <w:lvlOverride w:ilvl="0">
       <w:startOverride w:val="1"/>
     </w:lvlOverride>
@@ -4596,6 +4838,9 @@
     <w:lvlOverride w:ilvl="0">
       <w:startOverride w:val="1"/>
     </w:lvlOverride>
+  </w:num>
+  <w:num w:numId="3" w16cid:durableId="717510016">
+    <w:abstractNumId w:val="1"/>
   </w:num>
 </w:numbering>
 </file>
@@ -5080,7 +5325,6 @@
   <w:style w:type="character" w:default="1" w:styleId="DefaultParagraphFont">
     <w:name w:val="Default Paragraph Font"/>
     <w:uiPriority w:val="1"/>
-    <w:semiHidden/>
     <w:unhideWhenUsed/>
   </w:style>
   <w:style w:type="table" w:default="1" w:styleId="TableNormal">

--- a/assets/Lovnish_Verma_Resume.docx
+++ b/assets/Lovnish_Verma_Resume.docx
@@ -83,7 +83,7 @@
           <w:sz w:val="48"/>
         </w:rPr>
         <w:drawing>
-          <wp:anchor distT="0" distB="0" distL="114300" distR="114300" simplePos="0" relativeHeight="251659264" behindDoc="0" locked="0" layoutInCell="1" allowOverlap="1" wp14:anchorId="7146BA08" wp14:editId="2ECAD5A2">
+          <wp:anchor distT="0" distB="0" distL="114300" distR="114300" simplePos="0" relativeHeight="251659264" behindDoc="0" locked="0" layoutInCell="1" allowOverlap="1" wp14:anchorId="7146BA08" wp14:editId="2488F81E">
             <wp:simplePos x="0" y="0"/>
             <wp:positionH relativeFrom="margin">
               <wp:align>left</wp:align>
@@ -234,7 +234,25 @@
           <w:sz w:val="18"/>
           <w:szCs w:val="18"/>
         </w:rPr>
-        <w:t>91-8894869371</w:t>
+        <w:t>91</w:t>
+      </w:r>
+      <w:r>
+        <w:rPr>
+          <w:rFonts w:ascii="Arial" w:eastAsia="Arial" w:hAnsi="Arial" w:cs="Arial"/>
+          <w:color w:val="595959"/>
+          <w:sz w:val="18"/>
+          <w:szCs w:val="18"/>
+        </w:rPr>
+        <w:t>-</w:t>
+      </w:r>
+      <w:r>
+        <w:rPr>
+          <w:rFonts w:ascii="Arial" w:eastAsia="Arial" w:hAnsi="Arial" w:cs="Arial"/>
+          <w:color w:val="595959"/>
+          <w:sz w:val="18"/>
+          <w:szCs w:val="18"/>
+        </w:rPr>
+        <w:t>8894869371</w:t>
       </w:r>
     </w:p>
     <w:p>
@@ -1431,8 +1449,6 @@
           <w:bottom w:val="single" w:sz="6" w:space="2" w:color="2E75B6"/>
         </w:pBdr>
         <w:spacing w:before="220" w:after="60"/>
-      </w:pPr>
-      <w:r>
         <w:rPr>
           <w:rFonts w:ascii="Arial" w:eastAsia="Arial" w:hAnsi="Arial" w:cs="Arial"/>
           <w:b/>
@@ -1441,6 +1457,25 @@
           <w:sz w:val="22"/>
           <w:szCs w:val="22"/>
         </w:rPr>
+      </w:pPr>
+    </w:p>
+    <w:p>
+      <w:pPr>
+        <w:pBdr>
+          <w:bottom w:val="single" w:sz="6" w:space="2" w:color="2E75B6"/>
+        </w:pBdr>
+        <w:spacing w:before="220" w:after="60"/>
+      </w:pPr>
+      <w:r>
+        <w:rPr>
+          <w:rFonts w:ascii="Arial" w:eastAsia="Arial" w:hAnsi="Arial" w:cs="Arial"/>
+          <w:b/>
+          <w:bCs/>
+          <w:color w:val="1F3864"/>
+          <w:sz w:val="22"/>
+          <w:szCs w:val="22"/>
+        </w:rPr>
+        <w:lastRenderedPageBreak/>
         <w:t>CERTIFICATIONS &amp; AWARDS</w:t>
       </w:r>
     </w:p>
@@ -1461,7 +1496,6 @@
           <w:sz w:val="19"/>
           <w:szCs w:val="19"/>
         </w:rPr>
-        <w:lastRenderedPageBreak/>
         <w:t>Evaluator – National Screening Round — Smart India Hackathon 2025 (Govt. of India &amp; AICTE)  |  Dec 2025</w:t>
       </w:r>
       <w:r>
@@ -2055,6 +2089,25 @@
           <w:sz w:val="18"/>
           <w:szCs w:val="18"/>
         </w:rPr>
+        <w:t xml:space="preserve">  | </w:t>
+      </w:r>
+    </w:p>
+    <w:p>
+      <w:pPr>
+        <w:spacing w:before="80" w:after="20"/>
+      </w:pPr>
+      <w:r>
+        <w:rPr>
+          <w:rFonts w:ascii="Arial" w:eastAsia="Arial" w:hAnsi="Arial" w:cs="Arial"/>
+          <w:b/>
+          <w:bCs/>
+          <w:color w:val="1F3864"/>
+          <w:sz w:val="19"/>
+          <w:szCs w:val="19"/>
+        </w:rPr>
+        <w:t>Explainable AI for Web and Text Mining</w:t>
+      </w:r>
+      <w:r>
         <w:t xml:space="preserve"> </w:t>
       </w:r>
       <w:r>
@@ -2066,7 +2119,40 @@
           <w:sz w:val="18"/>
           <w:szCs w:val="18"/>
         </w:rPr>
-        <w:t xml:space="preserve"> |</w:t>
+        <w:t xml:space="preserve">International Journal of Digital </w:t>
+      </w:r>
+      <w:r>
+        <w:rPr>
+          <w:rFonts w:ascii="Arial" w:eastAsia="Arial" w:hAnsi="Arial" w:cs="Arial"/>
+          <w:i/>
+          <w:iCs/>
+          <w:color w:val="595959"/>
+          <w:sz w:val="18"/>
+          <w:szCs w:val="18"/>
+        </w:rPr>
+        <w:t>Technologies</w:t>
+      </w:r>
+      <w:r>
+        <w:rPr>
+          <w:rFonts w:ascii="Arial" w:eastAsia="Arial" w:hAnsi="Arial" w:cs="Arial"/>
+          <w:i/>
+          <w:iCs/>
+          <w:color w:val="595959"/>
+          <w:sz w:val="18"/>
+          <w:szCs w:val="18"/>
+        </w:rPr>
+        <w:t xml:space="preserve"> (IJDT)</w:t>
+      </w:r>
+      <w:r>
+        <w:rPr>
+          <w:rFonts w:ascii="Arial" w:eastAsia="Arial" w:hAnsi="Arial" w:cs="Arial"/>
+          <w:i/>
+          <w:iCs/>
+          <w:color w:val="595959"/>
+          <w:sz w:val="18"/>
+          <w:szCs w:val="18"/>
+        </w:rPr>
+        <w:t xml:space="preserve"> | Jan</w:t>
       </w:r>
       <w:r>
         <w:rPr>
@@ -2079,6 +2165,28 @@
         </w:rPr>
         <w:t xml:space="preserve"> </w:t>
       </w:r>
+      <w:r>
+        <w:rPr>
+          <w:rFonts w:ascii="Arial" w:eastAsia="Arial" w:hAnsi="Arial" w:cs="Arial"/>
+          <w:i/>
+          <w:iCs/>
+          <w:color w:val="595959"/>
+          <w:sz w:val="18"/>
+          <w:szCs w:val="18"/>
+        </w:rPr>
+        <w:t>2026 | Lead</w:t>
+      </w:r>
+      <w:r>
+        <w:rPr>
+          <w:rFonts w:ascii="Arial" w:eastAsia="Arial" w:hAnsi="Arial" w:cs="Arial"/>
+          <w:i/>
+          <w:iCs/>
+          <w:color w:val="595959"/>
+          <w:sz w:val="18"/>
+          <w:szCs w:val="18"/>
+        </w:rPr>
+        <w:t xml:space="preserve"> Author</w:t>
+      </w:r>
     </w:p>
     <w:p>
       <w:pPr>
@@ -2093,7 +2201,7 @@
           <w:sz w:val="19"/>
           <w:szCs w:val="19"/>
         </w:rPr>
-        <w:t>Explainable AI for Web and Text Mining</w:t>
+        <w:t>Pioneering Advances in AI, Machine Learning, and Big Data Analytics</w:t>
       </w:r>
       <w:r>
         <w:t xml:space="preserve"> </w:t>
@@ -2107,6 +2215,80 @@
           <w:sz w:val="18"/>
           <w:szCs w:val="18"/>
         </w:rPr>
+        <w:t xml:space="preserve">Book </w:t>
+      </w:r>
+      <w:r>
+        <w:rPr>
+          <w:rFonts w:ascii="Arial" w:eastAsia="Arial" w:hAnsi="Arial" w:cs="Arial"/>
+          <w:i/>
+          <w:iCs/>
+          <w:color w:val="595959"/>
+          <w:sz w:val="18"/>
+          <w:szCs w:val="18"/>
+        </w:rPr>
+        <w:t>Chapter</w:t>
+      </w:r>
+      <w:r>
+        <w:rPr>
+          <w:rFonts w:ascii="Arial" w:eastAsia="Arial" w:hAnsi="Arial" w:cs="Arial"/>
+          <w:i/>
+          <w:iCs/>
+          <w:color w:val="595959"/>
+          <w:sz w:val="18"/>
+          <w:szCs w:val="18"/>
+        </w:rPr>
+        <w:t xml:space="preserve"> (Spinger) </w:t>
+      </w:r>
+      <w:r>
+        <w:rPr>
+          <w:rFonts w:ascii="Arial" w:eastAsia="Arial" w:hAnsi="Arial" w:cs="Arial"/>
+          <w:i/>
+          <w:iCs/>
+          <w:color w:val="595959"/>
+          <w:sz w:val="18"/>
+          <w:szCs w:val="18"/>
+        </w:rPr>
+        <w:t>| 2026 | Lead</w:t>
+      </w:r>
+      <w:r>
+        <w:rPr>
+          <w:rFonts w:ascii="Arial" w:eastAsia="Arial" w:hAnsi="Arial" w:cs="Arial"/>
+          <w:i/>
+          <w:iCs/>
+          <w:color w:val="595959"/>
+          <w:sz w:val="18"/>
+          <w:szCs w:val="18"/>
+        </w:rPr>
+        <w:t xml:space="preserve"> Author</w:t>
+      </w:r>
+    </w:p>
+    <w:p>
+      <w:pPr>
+        <w:spacing w:before="80" w:after="20"/>
+      </w:pPr>
+      <w:r>
+        <w:rPr>
+          <w:rFonts w:ascii="Arial" w:eastAsia="Arial" w:hAnsi="Arial" w:cs="Arial"/>
+          <w:b/>
+          <w:bCs/>
+          <w:color w:val="1F3864"/>
+          <w:sz w:val="19"/>
+          <w:szCs w:val="19"/>
+        </w:rPr>
+        <w:t>IoT-Based Remote Control and Monitoring of Electrical Appliances</w:t>
+      </w:r>
+      <w:r>
+        <w:t xml:space="preserve"> </w:t>
+      </w:r>
+      <w:r>
+        <w:rPr>
+          <w:rFonts w:ascii="Arial" w:eastAsia="Arial" w:hAnsi="Arial" w:cs="Arial"/>
+          <w:i/>
+          <w:iCs/>
+          <w:color w:val="595959"/>
+          <w:sz w:val="18"/>
+          <w:szCs w:val="18"/>
+        </w:rPr>
         <w:t xml:space="preserve">International Journal of Digital </w:t>
       </w:r>
       <w:r>
@@ -2140,17 +2322,44 @@
           <w:sz w:val="18"/>
           <w:szCs w:val="18"/>
         </w:rPr>
-        <w:t xml:space="preserve"> | Jan</w:t>
-      </w:r>
-      <w:r>
-        <w:rPr>
-          <w:rFonts w:ascii="Arial" w:eastAsia="Arial" w:hAnsi="Arial" w:cs="Arial"/>
-          <w:i/>
-          <w:iCs/>
-          <w:color w:val="595959"/>
-          <w:sz w:val="18"/>
-          <w:szCs w:val="18"/>
-        </w:rPr>
+        <w:t xml:space="preserve"> | 2025 | Lead</w:t>
+      </w:r>
+      <w:r>
+        <w:rPr>
+          <w:rFonts w:ascii="Arial" w:eastAsia="Arial" w:hAnsi="Arial" w:cs="Arial"/>
+          <w:i/>
+          <w:iCs/>
+          <w:color w:val="595959"/>
+          <w:sz w:val="18"/>
+          <w:szCs w:val="18"/>
+        </w:rPr>
+        <w:t xml:space="preserve"> Author</w:t>
+      </w:r>
+    </w:p>
+    <w:p>
+      <w:pPr>
+        <w:spacing w:before="80" w:after="20"/>
+        <w:rPr>
+          <w:rFonts w:ascii="Arial" w:eastAsia="Arial" w:hAnsi="Arial" w:cs="Arial"/>
+          <w:i/>
+          <w:iCs/>
+          <w:color w:val="595959"/>
+          <w:sz w:val="18"/>
+          <w:szCs w:val="18"/>
+        </w:rPr>
+      </w:pPr>
+      <w:r>
+        <w:rPr>
+          <w:rFonts w:ascii="Arial" w:eastAsia="Arial" w:hAnsi="Arial" w:cs="Arial"/>
+          <w:b/>
+          <w:bCs/>
+          <w:color w:val="1F3864"/>
+          <w:sz w:val="19"/>
+          <w:szCs w:val="19"/>
+        </w:rPr>
+        <w:t>Blockchain-Based Certificate Verification System</w:t>
+      </w:r>
+      <w:r>
         <w:t xml:space="preserve"> </w:t>
       </w:r>
       <w:r>
@@ -2162,7 +2371,62 @@
           <w:sz w:val="18"/>
           <w:szCs w:val="18"/>
         </w:rPr>
-        <w:t>2026 | Lead</w:t>
+        <w:t xml:space="preserve">Lecture Notes in Networks and </w:t>
+      </w:r>
+      <w:r>
+        <w:rPr>
+          <w:rFonts w:ascii="Arial" w:eastAsia="Arial" w:hAnsi="Arial" w:cs="Arial"/>
+          <w:i/>
+          <w:iCs/>
+          <w:color w:val="595959"/>
+          <w:sz w:val="18"/>
+          <w:szCs w:val="18"/>
+        </w:rPr>
+        <w:t>Systems</w:t>
+      </w:r>
+      <w:r>
+        <w:rPr>
+          <w:rFonts w:ascii="Arial" w:eastAsia="Arial" w:hAnsi="Arial" w:cs="Arial"/>
+          <w:i/>
+          <w:iCs/>
+          <w:color w:val="595959"/>
+          <w:sz w:val="18"/>
+          <w:szCs w:val="18"/>
+        </w:rPr>
+        <w:t xml:space="preserve"> (Spinger) |</w:t>
+      </w:r>
+      <w:r>
+        <w:rPr>
+          <w:rFonts w:ascii="Arial" w:eastAsia="Arial" w:hAnsi="Arial" w:cs="Arial"/>
+          <w:i/>
+          <w:iCs/>
+          <w:color w:val="595959"/>
+          <w:sz w:val="18"/>
+          <w:szCs w:val="18"/>
+        </w:rPr>
+        <w:t xml:space="preserve"> Jul</w:t>
+      </w:r>
+      <w:r>
+        <w:rPr>
+          <w:rFonts w:ascii="Arial" w:eastAsia="Arial" w:hAnsi="Arial" w:cs="Arial"/>
+          <w:i/>
+          <w:iCs/>
+          <w:color w:val="595959"/>
+          <w:sz w:val="18"/>
+          <w:szCs w:val="18"/>
+        </w:rPr>
+        <w:t xml:space="preserve"> </w:t>
+      </w:r>
+      <w:r>
+        <w:rPr>
+          <w:rFonts w:ascii="Arial" w:eastAsia="Arial" w:hAnsi="Arial" w:cs="Arial"/>
+          <w:i/>
+          <w:iCs/>
+          <w:color w:val="595959"/>
+          <w:sz w:val="18"/>
+          <w:szCs w:val="18"/>
+        </w:rPr>
+        <w:t>2024 | Lead</w:t>
       </w:r>
       <w:r>
         <w:rPr>
@@ -2178,9 +2442,7 @@
     </w:p>
     <w:p>
       <w:pPr>
-        <w:spacing w:before="80" w:after="20"/>
-      </w:pPr>
-      <w:r>
+        <w:spacing w:after="40"/>
         <w:rPr>
           <w:rFonts w:ascii="Arial" w:eastAsia="Arial" w:hAnsi="Arial" w:cs="Arial"/>
           <w:b/>
@@ -2189,9 +2451,27 @@
           <w:sz w:val="19"/>
           <w:szCs w:val="19"/>
         </w:rPr>
-        <w:t>Pioneering Advances in AI, Machine Learning, and Big Data Analytics</w:t>
-      </w:r>
-      <w:r>
+      </w:pPr>
+      <w:r>
+        <w:rPr>
+          <w:rFonts w:ascii="Arial" w:eastAsia="Arial" w:hAnsi="Arial" w:cs="Arial"/>
+          <w:b/>
+          <w:bCs/>
+          <w:color w:val="1F3864"/>
+          <w:sz w:val="19"/>
+          <w:szCs w:val="19"/>
+        </w:rPr>
+        <w:t>Design and Evaluation of a DID-Based Accountability Framework for Resource-Constrained IoT Devices</w:t>
+      </w:r>
+      <w:r>
+        <w:rPr>
+          <w:rFonts w:ascii="Arial" w:eastAsia="Arial" w:hAnsi="Arial" w:cs="Arial"/>
+          <w:b/>
+          <w:bCs/>
+          <w:color w:val="1F3864"/>
+          <w:sz w:val="19"/>
+          <w:szCs w:val="19"/>
+        </w:rPr>
         <w:t xml:space="preserve"> </w:t>
       </w:r>
       <w:r>
@@ -2203,173 +2483,6 @@
           <w:sz w:val="18"/>
           <w:szCs w:val="18"/>
         </w:rPr>
-        <w:t xml:space="preserve">Book </w:t>
-      </w:r>
-      <w:r>
-        <w:rPr>
-          <w:rFonts w:ascii="Arial" w:eastAsia="Arial" w:hAnsi="Arial" w:cs="Arial"/>
-          <w:i/>
-          <w:iCs/>
-          <w:color w:val="595959"/>
-          <w:sz w:val="18"/>
-          <w:szCs w:val="18"/>
-        </w:rPr>
-        <w:t>Chapter</w:t>
-      </w:r>
-      <w:r>
-        <w:rPr>
-          <w:rFonts w:ascii="Arial" w:eastAsia="Arial" w:hAnsi="Arial" w:cs="Arial"/>
-          <w:i/>
-          <w:iCs/>
-          <w:color w:val="595959"/>
-          <w:sz w:val="18"/>
-          <w:szCs w:val="18"/>
-        </w:rPr>
-        <w:t xml:space="preserve"> (Spinger) </w:t>
-      </w:r>
-      <w:r>
-        <w:rPr>
-          <w:rFonts w:ascii="Arial" w:eastAsia="Arial" w:hAnsi="Arial" w:cs="Arial"/>
-          <w:i/>
-          <w:iCs/>
-          <w:color w:val="595959"/>
-          <w:sz w:val="18"/>
-          <w:szCs w:val="18"/>
-        </w:rPr>
-        <w:t>| 2026 | Lead</w:t>
-      </w:r>
-      <w:r>
-        <w:rPr>
-          <w:rFonts w:ascii="Arial" w:eastAsia="Arial" w:hAnsi="Arial" w:cs="Arial"/>
-          <w:i/>
-          <w:iCs/>
-          <w:color w:val="595959"/>
-          <w:sz w:val="18"/>
-          <w:szCs w:val="18"/>
-        </w:rPr>
-        <w:t xml:space="preserve"> Author</w:t>
-      </w:r>
-    </w:p>
-    <w:p>
-      <w:pPr>
-        <w:spacing w:before="80" w:after="20"/>
-      </w:pPr>
-      <w:r>
-        <w:rPr>
-          <w:rFonts w:ascii="Arial" w:eastAsia="Arial" w:hAnsi="Arial" w:cs="Arial"/>
-          <w:b/>
-          <w:bCs/>
-          <w:color w:val="1F3864"/>
-          <w:sz w:val="19"/>
-          <w:szCs w:val="19"/>
-        </w:rPr>
-        <w:t>IoT-Based Remote Control and Monitoring of Electrical Appliances</w:t>
-      </w:r>
-      <w:r>
-        <w:t xml:space="preserve"> </w:t>
-      </w:r>
-      <w:r>
-        <w:rPr>
-          <w:rFonts w:ascii="Arial" w:eastAsia="Arial" w:hAnsi="Arial" w:cs="Arial"/>
-          <w:i/>
-          <w:iCs/>
-          <w:color w:val="595959"/>
-          <w:sz w:val="18"/>
-          <w:szCs w:val="18"/>
-        </w:rPr>
-        <w:t xml:space="preserve">International Journal of Digital </w:t>
-      </w:r>
-      <w:r>
-        <w:rPr>
-          <w:rFonts w:ascii="Arial" w:eastAsia="Arial" w:hAnsi="Arial" w:cs="Arial"/>
-          <w:i/>
-          <w:iCs/>
-          <w:color w:val="595959"/>
-          <w:sz w:val="18"/>
-          <w:szCs w:val="18"/>
-        </w:rPr>
-        <w:t>Technologies</w:t>
-      </w:r>
-      <w:r>
-        <w:rPr>
-          <w:rFonts w:ascii="Arial" w:eastAsia="Arial" w:hAnsi="Arial" w:cs="Arial"/>
-          <w:i/>
-          <w:iCs/>
-          <w:color w:val="595959"/>
-          <w:sz w:val="18"/>
-          <w:szCs w:val="18"/>
-        </w:rPr>
-        <w:t xml:space="preserve"> </w:t>
-      </w:r>
-      <w:r>
-        <w:rPr>
-          <w:rFonts w:ascii="Arial" w:eastAsia="Arial" w:hAnsi="Arial" w:cs="Arial"/>
-          <w:i/>
-          <w:iCs/>
-          <w:color w:val="595959"/>
-          <w:sz w:val="18"/>
-          <w:szCs w:val="18"/>
-        </w:rPr>
-        <w:t>(IJDT)</w:t>
-      </w:r>
-      <w:r>
-        <w:rPr>
-          <w:rFonts w:ascii="Arial" w:eastAsia="Arial" w:hAnsi="Arial" w:cs="Arial"/>
-          <w:i/>
-          <w:iCs/>
-          <w:color w:val="595959"/>
-          <w:sz w:val="18"/>
-          <w:szCs w:val="18"/>
-        </w:rPr>
-        <w:t xml:space="preserve"> | 2025 | Lead</w:t>
-      </w:r>
-      <w:r>
-        <w:rPr>
-          <w:rFonts w:ascii="Arial" w:eastAsia="Arial" w:hAnsi="Arial" w:cs="Arial"/>
-          <w:i/>
-          <w:iCs/>
-          <w:color w:val="595959"/>
-          <w:sz w:val="18"/>
-          <w:szCs w:val="18"/>
-        </w:rPr>
-        <w:t xml:space="preserve"> Author</w:t>
-      </w:r>
-    </w:p>
-    <w:p>
-      <w:pPr>
-        <w:spacing w:before="80" w:after="20"/>
-        <w:rPr>
-          <w:rFonts w:ascii="Arial" w:eastAsia="Arial" w:hAnsi="Arial" w:cs="Arial"/>
-          <w:i/>
-          <w:iCs/>
-          <w:color w:val="595959"/>
-          <w:sz w:val="18"/>
-          <w:szCs w:val="18"/>
-        </w:rPr>
-      </w:pPr>
-      <w:r>
-        <w:rPr>
-          <w:rFonts w:ascii="Arial" w:eastAsia="Arial" w:hAnsi="Arial" w:cs="Arial"/>
-          <w:b/>
-          <w:bCs/>
-          <w:color w:val="1F3864"/>
-          <w:sz w:val="19"/>
-          <w:szCs w:val="19"/>
-        </w:rPr>
-        <w:t>Blockchain-Based Certificate Verification System</w:t>
-      </w:r>
-      <w:r>
-        <w:t xml:space="preserve"> </w:t>
-      </w:r>
-      <w:r>
-        <w:rPr>
-          <w:rFonts w:ascii="Arial" w:eastAsia="Arial" w:hAnsi="Arial" w:cs="Arial"/>
-          <w:i/>
-          <w:iCs/>
-          <w:color w:val="595959"/>
-          <w:sz w:val="18"/>
-          <w:szCs w:val="18"/>
-        </w:rPr>
         <w:t xml:space="preserve">Lecture Notes in Networks and </w:t>
       </w:r>
       <w:r>
@@ -2381,140 +2494,6 @@
           <w:sz w:val="18"/>
           <w:szCs w:val="18"/>
         </w:rPr>
-        <w:t>Systems</w:t>
-      </w:r>
-      <w:r>
-        <w:rPr>
-          <w:rFonts w:ascii="Arial" w:eastAsia="Arial" w:hAnsi="Arial" w:cs="Arial"/>
-          <w:i/>
-          <w:iCs/>
-          <w:color w:val="595959"/>
-          <w:sz w:val="18"/>
-          <w:szCs w:val="18"/>
-        </w:rPr>
-        <w:t xml:space="preserve"> </w:t>
-      </w:r>
-      <w:r>
-        <w:rPr>
-          <w:rFonts w:ascii="Arial" w:eastAsia="Arial" w:hAnsi="Arial" w:cs="Arial"/>
-          <w:i/>
-          <w:iCs/>
-          <w:color w:val="595959"/>
-          <w:sz w:val="18"/>
-          <w:szCs w:val="18"/>
-        </w:rPr>
-        <w:t>(</w:t>
-      </w:r>
-      <w:r>
-        <w:rPr>
-          <w:rFonts w:ascii="Arial" w:eastAsia="Arial" w:hAnsi="Arial" w:cs="Arial"/>
-          <w:i/>
-          <w:iCs/>
-          <w:color w:val="595959"/>
-          <w:sz w:val="18"/>
-          <w:szCs w:val="18"/>
-        </w:rPr>
-        <w:t>Spinger) |</w:t>
-      </w:r>
-      <w:r>
-        <w:rPr>
-          <w:rFonts w:ascii="Arial" w:eastAsia="Arial" w:hAnsi="Arial" w:cs="Arial"/>
-          <w:i/>
-          <w:iCs/>
-          <w:color w:val="595959"/>
-          <w:sz w:val="18"/>
-          <w:szCs w:val="18"/>
-        </w:rPr>
-        <w:t xml:space="preserve"> Jul</w:t>
-      </w:r>
-      <w:r>
-        <w:rPr>
-          <w:rFonts w:ascii="Arial" w:eastAsia="Arial" w:hAnsi="Arial" w:cs="Arial"/>
-          <w:i/>
-          <w:iCs/>
-          <w:color w:val="595959"/>
-          <w:sz w:val="18"/>
-          <w:szCs w:val="18"/>
-        </w:rPr>
-        <w:t xml:space="preserve"> </w:t>
-      </w:r>
-      <w:r>
-        <w:rPr>
-          <w:rFonts w:ascii="Arial" w:eastAsia="Arial" w:hAnsi="Arial" w:cs="Arial"/>
-          <w:i/>
-          <w:iCs/>
-          <w:color w:val="595959"/>
-          <w:sz w:val="18"/>
-          <w:szCs w:val="18"/>
-        </w:rPr>
-        <w:t>2024 | Lead</w:t>
-      </w:r>
-      <w:r>
-        <w:rPr>
-          <w:rFonts w:ascii="Arial" w:eastAsia="Arial" w:hAnsi="Arial" w:cs="Arial"/>
-          <w:i/>
-          <w:iCs/>
-          <w:color w:val="595959"/>
-          <w:sz w:val="18"/>
-          <w:szCs w:val="18"/>
-        </w:rPr>
-        <w:t xml:space="preserve"> Author</w:t>
-      </w:r>
-    </w:p>
-    <w:p>
-      <w:pPr>
-        <w:spacing w:after="40"/>
-        <w:rPr>
-          <w:rFonts w:ascii="Arial" w:eastAsia="Arial" w:hAnsi="Arial" w:cs="Arial"/>
-          <w:b/>
-          <w:bCs/>
-          <w:color w:val="1F3864"/>
-          <w:sz w:val="19"/>
-          <w:szCs w:val="19"/>
-        </w:rPr>
-      </w:pPr>
-      <w:r>
-        <w:rPr>
-          <w:rFonts w:ascii="Arial" w:eastAsia="Arial" w:hAnsi="Arial" w:cs="Arial"/>
-          <w:b/>
-          <w:bCs/>
-          <w:color w:val="1F3864"/>
-          <w:sz w:val="19"/>
-          <w:szCs w:val="19"/>
-        </w:rPr>
-        <w:t>Design and Evaluation of a DID-Based Accountability Framework for Resource-Constrained IoT Devices</w:t>
-      </w:r>
-      <w:r>
-        <w:rPr>
-          <w:rFonts w:ascii="Arial" w:eastAsia="Arial" w:hAnsi="Arial" w:cs="Arial"/>
-          <w:b/>
-          <w:bCs/>
-          <w:color w:val="1F3864"/>
-          <w:sz w:val="19"/>
-          <w:szCs w:val="19"/>
-        </w:rPr>
-        <w:t xml:space="preserve"> </w:t>
-      </w:r>
-      <w:r>
-        <w:rPr>
-          <w:rFonts w:ascii="Arial" w:eastAsia="Arial" w:hAnsi="Arial" w:cs="Arial"/>
-          <w:i/>
-          <w:iCs/>
-          <w:color w:val="595959"/>
-          <w:sz w:val="18"/>
-          <w:szCs w:val="18"/>
-        </w:rPr>
-        <w:t xml:space="preserve">Lecture Notes in Networks and </w:t>
-      </w:r>
-      <w:r>
-        <w:rPr>
-          <w:rFonts w:ascii="Arial" w:eastAsia="Arial" w:hAnsi="Arial" w:cs="Arial"/>
-          <w:i/>
-          <w:iCs/>
-          <w:color w:val="595959"/>
-          <w:sz w:val="18"/>
-          <w:szCs w:val="18"/>
-        </w:rPr>
         <w:t xml:space="preserve">Systems </w:t>
       </w:r>
       <w:r>
@@ -2526,18 +2505,7 @@
           <w:sz w:val="18"/>
           <w:szCs w:val="18"/>
         </w:rPr>
-        <w:t>(</w:t>
-      </w:r>
-      <w:r>
-        <w:rPr>
-          <w:rFonts w:ascii="Arial" w:eastAsia="Arial" w:hAnsi="Arial" w:cs="Arial"/>
-          <w:i/>
-          <w:iCs/>
-          <w:color w:val="595959"/>
-          <w:sz w:val="18"/>
-          <w:szCs w:val="18"/>
-        </w:rPr>
-        <w:t xml:space="preserve">Spinger) </w:t>
+        <w:t xml:space="preserve">(Spinger) </w:t>
       </w:r>
       <w:r>
         <w:rPr>
@@ -3363,6 +3331,7 @@
           <w:bCs/>
           <w:color w:val="1F3864"/>
         </w:rPr>
+        <w:lastRenderedPageBreak/>
         <w:t>7. Diabetes Risk Predictor</w:t>
       </w:r>
     </w:p>
@@ -3380,7 +3349,6 @@
           <w:sz w:val="18"/>
           <w:szCs w:val="18"/>
         </w:rPr>
-        <w:lastRenderedPageBreak/>
         <w:t xml:space="preserve">Problem Solved: </w:t>
       </w:r>
       <w:r>
@@ -5325,6 +5293,7 @@
   <w:style w:type="character" w:default="1" w:styleId="DefaultParagraphFont">
     <w:name w:val="Default Paragraph Font"/>
     <w:uiPriority w:val="1"/>
+    <w:semiHidden/>
     <w:unhideWhenUsed/>
   </w:style>
   <w:style w:type="table" w:default="1" w:styleId="TableNormal">
